--- a/Assignments/Week2_Assignment.docx
+++ b/Assignments/Week2_Assignment.docx
@@ -42,56 +42,72 @@
           <w:sz w:val="22"/>
           <w:szCs w:val="22"/>
         </w:rPr>
-        <w:t xml:space="preserve">Assignment </w:t>
-      </w:r>
-      <w:r>
-        <w:rPr>
-          <w:b w:val="0"/>
-          <w:bCs w:val="0"/>
-          <w:i/>
-          <w:iCs/>
-          <w:color w:val="000000" w:themeColor="text1"/>
+        <w:t>Assignment 2</w:t>
+      </w:r>
+      <w:r>
+        <w:rPr>
+          <w:sz w:val="32"/>
+          <w:szCs w:val="32"/>
+        </w:rPr>
+        <w:br/>
+        <w:t>Tree-Models and XGBoost: Range Rover Algorithmic Pricing</w:t>
+      </w:r>
+    </w:p>
+    <w:p>
+      <w:pPr>
+        <w:spacing w:after="0"/>
+        <w:rPr>
           <w:sz w:val="22"/>
           <w:szCs w:val="22"/>
         </w:rPr>
-        <w:t>2</w:t>
-      </w:r>
-      <w:r>
-        <w:rPr>
-          <w:sz w:val="32"/>
-          <w:szCs w:val="32"/>
-        </w:rPr>
-        <w:br/>
-      </w:r>
-      <w:r>
-        <w:rPr>
-          <w:sz w:val="32"/>
-          <w:szCs w:val="32"/>
-        </w:rPr>
-        <w:t xml:space="preserve">Tree-Models and </w:t>
-      </w:r>
-      <w:proofErr w:type="spellStart"/>
-      <w:r>
-        <w:rPr>
-          <w:sz w:val="32"/>
-          <w:szCs w:val="32"/>
-        </w:rPr>
-        <w:t>XGBoost</w:t>
-      </w:r>
-      <w:proofErr w:type="spellEnd"/>
-      <w:r>
-        <w:rPr>
-          <w:sz w:val="32"/>
-          <w:szCs w:val="32"/>
-        </w:rPr>
-        <w:t xml:space="preserve">: </w:t>
-      </w:r>
-      <w:r>
-        <w:rPr>
-          <w:sz w:val="32"/>
-          <w:szCs w:val="32"/>
-        </w:rPr>
-        <w:t>Range Rover Algorithmic Pricing</w:t>
+      </w:pPr>
+    </w:p>
+    <w:p>
+      <w:pPr>
+        <w:pStyle w:val="Heading3"/>
+        <w:rPr>
+          <w:sz w:val="20"/>
+          <w:szCs w:val="20"/>
+        </w:rPr>
+      </w:pPr>
+      <w:r>
+        <w:rPr>
+          <w:sz w:val="20"/>
+          <w:szCs w:val="20"/>
+        </w:rPr>
+        <w:t xml:space="preserve">Instructions. </w:t>
+      </w:r>
+      <w:r>
+        <w:rPr>
+          <w:b w:val="0"/>
+          <w:bCs w:val="0"/>
+          <w:color w:val="000000" w:themeColor="text1"/>
+          <w:sz w:val="20"/>
+          <w:szCs w:val="20"/>
+        </w:rPr>
+        <w:t xml:space="preserve">This assignment focuses on predicting selling prices for used Range Rovers using tree-based machine learning models. Explore the </w:t>
+      </w:r>
+      <w:hyperlink r:id="rId5" w:history="1">
+        <w:r>
+          <w:rPr>
+            <w:rStyle w:val="Hyperlink"/>
+            <w:b w:val="0"/>
+            <w:bCs w:val="0"/>
+            <w:sz w:val="20"/>
+            <w:szCs w:val="20"/>
+          </w:rPr>
+          <w:t>Week 2 web app</w:t>
+        </w:r>
+      </w:hyperlink>
+      <w:r>
+        <w:rPr>
+          <w:b w:val="0"/>
+          <w:bCs w:val="0"/>
+          <w:color w:val="000000" w:themeColor="text1"/>
+          <w:sz w:val="20"/>
+          <w:szCs w:val="20"/>
+        </w:rPr>
+        <w:t xml:space="preserve"> and answer the questions below. Stick to 2–3 sentences maximum per question. Upload your responses to BruinLearn as a PDF by the end of the day. Grading will be primarily based on completion.</w:t>
       </w:r>
     </w:p>
     <w:p>
@@ -105,28 +121,80 @@
     </w:p>
     <w:p>
       <w:pPr>
+        <w:spacing w:after="0"/>
+        <w:rPr>
+          <w:sz w:val="20"/>
+          <w:szCs w:val="20"/>
+        </w:rPr>
+      </w:pPr>
+    </w:p>
+    <w:p>
+      <w:pPr>
         <w:pStyle w:val="Heading3"/>
         <w:rPr>
-          <w:sz w:val="20"/>
-          <w:szCs w:val="20"/>
-        </w:rPr>
-      </w:pPr>
-      <w:r>
-        <w:rPr>
-          <w:sz w:val="20"/>
-          <w:szCs w:val="20"/>
-        </w:rPr>
-        <w:t xml:space="preserve">Instructions. </w:t>
-      </w:r>
-      <w:r>
-        <w:rPr>
-          <w:b w:val="0"/>
-          <w:bCs w:val="0"/>
-          <w:color w:val="000000" w:themeColor="text1"/>
-          <w:sz w:val="20"/>
-          <w:szCs w:val="20"/>
-        </w:rPr>
-        <w:t xml:space="preserve">This assignment focuses on predicting selling prices for used Range Rovers using tree-based machine learning models. Explore the Week 2 web app and answer the questions below. Stick to 2–3 sentences maximum per question. Upload your responses to </w:t>
+          <w:b w:val="0"/>
+          <w:bCs w:val="0"/>
+          <w:color w:val="000000" w:themeColor="text1"/>
+          <w:sz w:val="20"/>
+          <w:szCs w:val="20"/>
+        </w:rPr>
+      </w:pPr>
+      <w:r>
+        <w:rPr>
+          <w:sz w:val="20"/>
+          <w:szCs w:val="20"/>
+        </w:rPr>
+        <w:t xml:space="preserve">Question 1. </w:t>
+      </w:r>
+      <w:r>
+        <w:rPr>
+          <w:b w:val="0"/>
+          <w:bCs w:val="0"/>
+          <w:color w:val="000000" w:themeColor="text1"/>
+          <w:sz w:val="20"/>
+          <w:szCs w:val="20"/>
+        </w:rPr>
+        <w:t xml:space="preserve">Train a single </w:t>
+      </w:r>
+      <w:r>
+        <w:rPr>
+          <w:b w:val="0"/>
+          <w:bCs w:val="0"/>
+          <w:color w:val="000000" w:themeColor="text1"/>
+          <w:sz w:val="20"/>
+          <w:szCs w:val="20"/>
+        </w:rPr>
+        <w:t>d</w:t>
+      </w:r>
+      <w:r>
+        <w:rPr>
+          <w:b w:val="0"/>
+          <w:bCs w:val="0"/>
+          <w:color w:val="000000" w:themeColor="text1"/>
+          <w:sz w:val="20"/>
+          <w:szCs w:val="20"/>
+        </w:rPr>
+        <w:t xml:space="preserve">ecision </w:t>
+      </w:r>
+      <w:r>
+        <w:rPr>
+          <w:b w:val="0"/>
+          <w:bCs w:val="0"/>
+          <w:color w:val="000000" w:themeColor="text1"/>
+          <w:sz w:val="20"/>
+          <w:szCs w:val="20"/>
+        </w:rPr>
+        <w:t>t</w:t>
+      </w:r>
+      <w:r>
+        <w:rPr>
+          <w:b w:val="0"/>
+          <w:bCs w:val="0"/>
+          <w:color w:val="000000" w:themeColor="text1"/>
+          <w:sz w:val="20"/>
+          <w:szCs w:val="20"/>
+        </w:rPr>
+        <w:t xml:space="preserve">ree at three different depths: </w:t>
       </w:r>
       <w:proofErr w:type="spellStart"/>
       <w:r>
@@ -137,7 +205,7 @@
           <w:sz w:val="20"/>
           <w:szCs w:val="20"/>
         </w:rPr>
-        <w:t>BruinLearn</w:t>
+        <w:t>max_depth</w:t>
       </w:r>
       <w:proofErr w:type="spellEnd"/>
       <w:r>
@@ -148,167 +216,237 @@
           <w:sz w:val="20"/>
           <w:szCs w:val="20"/>
         </w:rPr>
-        <w:t xml:space="preserve"> as a PDF by the end of the day. Grading will be primarily based on completion.</w:t>
-      </w:r>
-    </w:p>
-    <w:p/>
+        <w:t xml:space="preserve">=3, </w:t>
+      </w:r>
+      <w:proofErr w:type="spellStart"/>
+      <w:r>
+        <w:rPr>
+          <w:b w:val="0"/>
+          <w:bCs w:val="0"/>
+          <w:color w:val="000000" w:themeColor="text1"/>
+          <w:sz w:val="20"/>
+          <w:szCs w:val="20"/>
+        </w:rPr>
+        <w:t>max_depth</w:t>
+      </w:r>
+      <w:proofErr w:type="spellEnd"/>
+      <w:r>
+        <w:rPr>
+          <w:b w:val="0"/>
+          <w:bCs w:val="0"/>
+          <w:color w:val="000000" w:themeColor="text1"/>
+          <w:sz w:val="20"/>
+          <w:szCs w:val="20"/>
+        </w:rPr>
+        <w:t>=</w:t>
+      </w:r>
+      <w:r>
+        <w:rPr>
+          <w:b w:val="0"/>
+          <w:bCs w:val="0"/>
+          <w:color w:val="000000" w:themeColor="text1"/>
+          <w:sz w:val="20"/>
+          <w:szCs w:val="20"/>
+        </w:rPr>
+        <w:t>6</w:t>
+      </w:r>
+      <w:r>
+        <w:rPr>
+          <w:b w:val="0"/>
+          <w:bCs w:val="0"/>
+          <w:color w:val="000000" w:themeColor="text1"/>
+          <w:sz w:val="20"/>
+          <w:szCs w:val="20"/>
+        </w:rPr>
+        <w:t xml:space="preserve">, and </w:t>
+      </w:r>
+      <w:proofErr w:type="spellStart"/>
+      <w:r>
+        <w:rPr>
+          <w:b w:val="0"/>
+          <w:bCs w:val="0"/>
+          <w:color w:val="000000" w:themeColor="text1"/>
+          <w:sz w:val="20"/>
+          <w:szCs w:val="20"/>
+        </w:rPr>
+        <w:t>max_depth</w:t>
+      </w:r>
+      <w:proofErr w:type="spellEnd"/>
+      <w:r>
+        <w:rPr>
+          <w:b w:val="0"/>
+          <w:bCs w:val="0"/>
+          <w:color w:val="000000" w:themeColor="text1"/>
+          <w:sz w:val="20"/>
+          <w:szCs w:val="20"/>
+        </w:rPr>
+        <w:t>=</w:t>
+      </w:r>
+      <w:r>
+        <w:rPr>
+          <w:b w:val="0"/>
+          <w:bCs w:val="0"/>
+          <w:color w:val="000000" w:themeColor="text1"/>
+          <w:sz w:val="20"/>
+          <w:szCs w:val="20"/>
+        </w:rPr>
+        <w:t>10</w:t>
+      </w:r>
+      <w:r>
+        <w:rPr>
+          <w:b w:val="0"/>
+          <w:bCs w:val="0"/>
+          <w:color w:val="000000" w:themeColor="text1"/>
+          <w:sz w:val="20"/>
+          <w:szCs w:val="20"/>
+        </w:rPr>
+        <w:t>. Report the train MAE and test MAE for each. What happens to the gap between train and test error as depth increases? Why does a</w:t>
+      </w:r>
+      <w:r>
+        <w:rPr>
+          <w:b w:val="0"/>
+          <w:bCs w:val="0"/>
+          <w:color w:val="000000" w:themeColor="text1"/>
+          <w:sz w:val="20"/>
+          <w:szCs w:val="20"/>
+        </w:rPr>
+        <w:t xml:space="preserve"> deep </w:t>
+      </w:r>
+      <w:r>
+        <w:rPr>
+          <w:b w:val="0"/>
+          <w:bCs w:val="0"/>
+          <w:color w:val="000000" w:themeColor="text1"/>
+          <w:sz w:val="20"/>
+          <w:szCs w:val="20"/>
+        </w:rPr>
+        <w:t>tree perform well on training data but poorly on test data?</w:t>
+      </w:r>
+    </w:p>
+    <w:p>
+      <w:pPr>
+        <w:rPr>
+          <w:sz w:val="20"/>
+          <w:szCs w:val="20"/>
+        </w:rPr>
+      </w:pPr>
+    </w:p>
+    <w:p>
+      <w:pPr>
+        <w:rPr>
+          <w:sz w:val="20"/>
+          <w:szCs w:val="20"/>
+        </w:rPr>
+      </w:pPr>
+    </w:p>
+    <w:p>
+      <w:pPr>
+        <w:rPr>
+          <w:sz w:val="20"/>
+          <w:szCs w:val="20"/>
+        </w:rPr>
+      </w:pPr>
+    </w:p>
+    <w:p>
+      <w:pPr>
+        <w:rPr>
+          <w:sz w:val="20"/>
+          <w:szCs w:val="20"/>
+        </w:rPr>
+      </w:pPr>
+    </w:p>
+    <w:p>
+      <w:pPr>
+        <w:rPr>
+          <w:sz w:val="20"/>
+          <w:szCs w:val="20"/>
+        </w:rPr>
+      </w:pPr>
+    </w:p>
     <w:p>
       <w:pPr>
         <w:pStyle w:val="Heading3"/>
         <w:rPr>
-          <w:sz w:val="20"/>
-          <w:szCs w:val="20"/>
-        </w:rPr>
-      </w:pPr>
-      <w:r>
-        <w:rPr>
-          <w:sz w:val="20"/>
-          <w:szCs w:val="20"/>
-        </w:rPr>
-        <w:t xml:space="preserve">Question 1. </w:t>
-      </w:r>
-      <w:r>
-        <w:rPr>
-          <w:b w:val="0"/>
-          <w:bCs w:val="0"/>
-          <w:color w:val="000000" w:themeColor="text1"/>
-          <w:sz w:val="20"/>
-          <w:szCs w:val="20"/>
-        </w:rPr>
-        <w:t xml:space="preserve">Train an </w:t>
-      </w:r>
-      <w:proofErr w:type="spellStart"/>
-      <w:r>
-        <w:rPr>
-          <w:b w:val="0"/>
-          <w:bCs w:val="0"/>
-          <w:color w:val="000000" w:themeColor="text1"/>
-          <w:sz w:val="20"/>
-          <w:szCs w:val="20"/>
-        </w:rPr>
-        <w:t>XGBoost</w:t>
-      </w:r>
-      <w:proofErr w:type="spellEnd"/>
-      <w:r>
-        <w:rPr>
-          <w:b w:val="0"/>
-          <w:bCs w:val="0"/>
-          <w:color w:val="000000" w:themeColor="text1"/>
-          <w:sz w:val="20"/>
-          <w:szCs w:val="20"/>
-        </w:rPr>
-        <w:t xml:space="preserve"> model with </w:t>
-      </w:r>
-      <w:proofErr w:type="spellStart"/>
-      <w:r>
-        <w:rPr>
-          <w:b w:val="0"/>
-          <w:bCs w:val="0"/>
-          <w:color w:val="000000" w:themeColor="text1"/>
-          <w:sz w:val="20"/>
-          <w:szCs w:val="20"/>
-        </w:rPr>
-        <w:t>max_depth</w:t>
-      </w:r>
-      <w:proofErr w:type="spellEnd"/>
-      <w:r>
-        <w:rPr>
-          <w:b w:val="0"/>
-          <w:bCs w:val="0"/>
-          <w:color w:val="000000" w:themeColor="text1"/>
-          <w:sz w:val="20"/>
-          <w:szCs w:val="20"/>
-        </w:rPr>
-        <w:t xml:space="preserve">=6 and compare two learning rates. First, set </w:t>
-      </w:r>
-      <w:proofErr w:type="spellStart"/>
-      <w:r>
-        <w:rPr>
-          <w:b w:val="0"/>
-          <w:bCs w:val="0"/>
-          <w:color w:val="000000" w:themeColor="text1"/>
-          <w:sz w:val="20"/>
-          <w:szCs w:val="20"/>
-        </w:rPr>
-        <w:t>learning_rate</w:t>
-      </w:r>
-      <w:proofErr w:type="spellEnd"/>
-      <w:r>
-        <w:rPr>
-          <w:b w:val="0"/>
-          <w:bCs w:val="0"/>
-          <w:color w:val="000000" w:themeColor="text1"/>
-          <w:sz w:val="20"/>
-          <w:szCs w:val="20"/>
-        </w:rPr>
-        <w:t xml:space="preserve">=0.01 and train with </w:t>
-      </w:r>
-      <w:proofErr w:type="spellStart"/>
-      <w:r>
-        <w:rPr>
-          <w:b w:val="0"/>
-          <w:bCs w:val="0"/>
-          <w:color w:val="000000" w:themeColor="text1"/>
-          <w:sz w:val="20"/>
-          <w:szCs w:val="20"/>
-        </w:rPr>
-        <w:t>n_estimators</w:t>
-      </w:r>
-      <w:proofErr w:type="spellEnd"/>
-      <w:r>
-        <w:rPr>
-          <w:b w:val="0"/>
-          <w:bCs w:val="0"/>
-          <w:color w:val="000000" w:themeColor="text1"/>
-          <w:sz w:val="20"/>
-          <w:szCs w:val="20"/>
-        </w:rPr>
-        <w:t xml:space="preserve">=100, then with </w:t>
-      </w:r>
-      <w:proofErr w:type="spellStart"/>
-      <w:r>
-        <w:rPr>
-          <w:b w:val="0"/>
-          <w:bCs w:val="0"/>
-          <w:color w:val="000000" w:themeColor="text1"/>
-          <w:sz w:val="20"/>
-          <w:szCs w:val="20"/>
-        </w:rPr>
-        <w:t>n_estimators</w:t>
-      </w:r>
-      <w:proofErr w:type="spellEnd"/>
-      <w:r>
-        <w:rPr>
-          <w:b w:val="0"/>
-          <w:bCs w:val="0"/>
-          <w:color w:val="000000" w:themeColor="text1"/>
-          <w:sz w:val="20"/>
-          <w:szCs w:val="20"/>
-        </w:rPr>
-        <w:t xml:space="preserve">=300. Repeat for </w:t>
-      </w:r>
-      <w:proofErr w:type="spellStart"/>
-      <w:r>
-        <w:rPr>
-          <w:b w:val="0"/>
-          <w:bCs w:val="0"/>
-          <w:color w:val="000000" w:themeColor="text1"/>
-          <w:sz w:val="20"/>
-          <w:szCs w:val="20"/>
-        </w:rPr>
-        <w:t>learning_rate</w:t>
-      </w:r>
-      <w:proofErr w:type="spellEnd"/>
-      <w:r>
-        <w:rPr>
-          <w:b w:val="0"/>
-          <w:bCs w:val="0"/>
-          <w:color w:val="000000" w:themeColor="text1"/>
-          <w:sz w:val="20"/>
-          <w:szCs w:val="20"/>
-        </w:rPr>
-        <w:t>=0.3. Report the test MAE for all four configurations. How does the learning rate affect how many trees the model needs? Look at the boosting residual diagram—what does it show you about why this happens?</w:t>
-      </w:r>
+          <w:b w:val="0"/>
+          <w:bCs w:val="0"/>
+          <w:color w:val="000000" w:themeColor="text1"/>
+          <w:sz w:val="20"/>
+          <w:szCs w:val="20"/>
+        </w:rPr>
+      </w:pPr>
+      <w:r>
+        <w:rPr>
+          <w:sz w:val="20"/>
+          <w:szCs w:val="20"/>
+        </w:rPr>
+        <w:t xml:space="preserve">Question 2. </w:t>
+      </w:r>
+      <w:r>
+        <w:rPr>
+          <w:b w:val="0"/>
+          <w:bCs w:val="0"/>
+          <w:color w:val="000000" w:themeColor="text1"/>
+          <w:sz w:val="20"/>
+          <w:szCs w:val="20"/>
+        </w:rPr>
+        <w:t>Train a Random Forest with n_estimators=100 and max_depth=6. Look at the feature importance chart. Which feature dominates, and why does that make intuitive sense for Range Rover pricing? Are there any features that barely matter—and what does that tell you about the data?</w:t>
+      </w:r>
+    </w:p>
+    <w:p>
+      <w:pPr>
+        <w:rPr>
+          <w:sz w:val="20"/>
+          <w:szCs w:val="20"/>
+        </w:rPr>
+      </w:pPr>
+    </w:p>
+    <w:p>
+      <w:pPr>
+        <w:rPr>
+          <w:sz w:val="20"/>
+          <w:szCs w:val="20"/>
+        </w:rPr>
+      </w:pPr>
+    </w:p>
+    <w:p>
+      <w:pPr>
+        <w:rPr>
+          <w:sz w:val="20"/>
+          <w:szCs w:val="20"/>
+        </w:rPr>
+      </w:pPr>
+    </w:p>
+    <w:p>
+      <w:pPr>
+        <w:rPr>
+          <w:sz w:val="20"/>
+          <w:szCs w:val="20"/>
+        </w:rPr>
+      </w:pPr>
+    </w:p>
+    <w:p>
+      <w:pPr>
+        <w:rPr>
+          <w:sz w:val="20"/>
+          <w:szCs w:val="20"/>
+        </w:rPr>
+      </w:pPr>
+    </w:p>
+    <w:p>
+      <w:pPr>
+        <w:rPr>
+          <w:sz w:val="20"/>
+          <w:szCs w:val="20"/>
+        </w:rPr>
+      </w:pPr>
+    </w:p>
+    <w:p>
+      <w:pPr>
+        <w:rPr>
+          <w:sz w:val="20"/>
+          <w:szCs w:val="20"/>
+        </w:rPr>
+      </w:pPr>
     </w:p>
     <w:p>
       <w:pPr>
@@ -318,31 +456,120 @@
           <w:szCs w:val="20"/>
         </w:rPr>
       </w:pPr>
+      <w:r>
+        <w:rPr>
+          <w:sz w:val="20"/>
+          <w:szCs w:val="20"/>
+        </w:rPr>
+        <w:t xml:space="preserve">Question 3. </w:t>
+      </w:r>
+      <w:r>
+        <w:rPr>
+          <w:b w:val="0"/>
+          <w:bCs w:val="0"/>
+          <w:color w:val="000000" w:themeColor="text1"/>
+          <w:sz w:val="20"/>
+          <w:szCs w:val="20"/>
+        </w:rPr>
+        <w:t>Set max_depth=10 and train a Random Forest with n_estimators=50, then n_estimators=200. Note the train MAE and test MAE for each. Now do the same for XGBoost (learning_rate=0.1). As you add more trees, what happens to the gap between train and test error for each method? Why is Random Forest resistant to overfitting from additional trees while XGBoost is not?</w:t>
+      </w:r>
+    </w:p>
+    <w:p>
+      <w:pPr>
+        <w:rPr>
+          <w:sz w:val="20"/>
+          <w:szCs w:val="20"/>
+        </w:rPr>
+      </w:pPr>
+    </w:p>
+    <w:p>
+      <w:pPr>
+        <w:rPr>
+          <w:sz w:val="20"/>
+          <w:szCs w:val="20"/>
+        </w:rPr>
+      </w:pPr>
+    </w:p>
+    <w:p>
+      <w:pPr>
+        <w:rPr>
+          <w:sz w:val="20"/>
+          <w:szCs w:val="20"/>
+        </w:rPr>
+      </w:pPr>
+    </w:p>
+    <w:p>
+      <w:pPr>
+        <w:rPr>
+          <w:sz w:val="20"/>
+          <w:szCs w:val="20"/>
+        </w:rPr>
+      </w:pPr>
+    </w:p>
+    <w:p>
+      <w:pPr>
+        <w:rPr>
+          <w:sz w:val="20"/>
+          <w:szCs w:val="20"/>
+        </w:rPr>
+      </w:pPr>
+    </w:p>
+    <w:p>
+      <w:pPr>
+        <w:rPr>
+          <w:sz w:val="20"/>
+          <w:szCs w:val="20"/>
+        </w:rPr>
+      </w:pPr>
     </w:p>
     <w:p>
       <w:pPr>
         <w:pStyle w:val="Heading3"/>
         <w:rPr>
-          <w:sz w:val="20"/>
-          <w:szCs w:val="20"/>
-        </w:rPr>
-      </w:pPr>
+          <w:b w:val="0"/>
+          <w:bCs w:val="0"/>
+          <w:color w:val="000000" w:themeColor="text1"/>
+          <w:sz w:val="20"/>
+          <w:szCs w:val="20"/>
+        </w:rPr>
+      </w:pPr>
+      <w:r>
+        <w:rPr>
+          <w:sz w:val="20"/>
+          <w:szCs w:val="20"/>
+        </w:rPr>
+        <w:t xml:space="preserve">Question 4. </w:t>
+      </w:r>
+      <w:r>
+        <w:rPr>
+          <w:b w:val="0"/>
+          <w:bCs w:val="0"/>
+          <w:color w:val="000000" w:themeColor="text1"/>
+          <w:sz w:val="20"/>
+          <w:szCs w:val="20"/>
+        </w:rPr>
+        <w:t>Train an XGBoost model with max_depth=6 and compare two learning rates: First, set learning_rate=0.01 and train with n_estimators=100, then with n_estimators=300. Repeat for learning_rate=0.3. Report the test MAE for all four configurations. How does the learning rate affect how many trees the model needs? Look at the boosting residual diagram—what does it show you about why this happens?</w:t>
+      </w:r>
     </w:p>
     <w:p>
       <w:pPr>
         <w:pStyle w:val="Heading3"/>
         <w:rPr>
-          <w:sz w:val="20"/>
-          <w:szCs w:val="20"/>
-        </w:rPr>
-      </w:pPr>
-    </w:p>
-    <w:p/>
-    <w:p/>
+          <w:b w:val="0"/>
+          <w:bCs w:val="0"/>
+          <w:color w:val="000000" w:themeColor="text1"/>
+          <w:sz w:val="20"/>
+          <w:szCs w:val="20"/>
+        </w:rPr>
+      </w:pPr>
+    </w:p>
     <w:p>
       <w:pPr>
         <w:pStyle w:val="Heading3"/>
         <w:rPr>
+          <w:b w:val="0"/>
+          <w:bCs w:val="0"/>
+          <w:color w:val="000000" w:themeColor="text1"/>
           <w:sz w:val="20"/>
           <w:szCs w:val="20"/>
         </w:rPr>
@@ -352,76 +579,21 @@
       <w:pPr>
         <w:pStyle w:val="Heading3"/>
         <w:rPr>
-          <w:sz w:val="20"/>
-          <w:szCs w:val="20"/>
-        </w:rPr>
-      </w:pPr>
-      <w:r>
-        <w:rPr>
-          <w:sz w:val="20"/>
-          <w:szCs w:val="20"/>
-        </w:rPr>
-        <w:t xml:space="preserve">Question 2. </w:t>
-      </w:r>
-      <w:r>
-        <w:rPr>
-          <w:b w:val="0"/>
-          <w:bCs w:val="0"/>
-          <w:color w:val="000000" w:themeColor="text1"/>
-          <w:sz w:val="20"/>
-          <w:szCs w:val="20"/>
-        </w:rPr>
-        <w:t xml:space="preserve">Train a Random Forest with </w:t>
-      </w:r>
-      <w:proofErr w:type="spellStart"/>
-      <w:r>
-        <w:rPr>
-          <w:b w:val="0"/>
-          <w:bCs w:val="0"/>
-          <w:color w:val="000000" w:themeColor="text1"/>
-          <w:sz w:val="20"/>
-          <w:szCs w:val="20"/>
-        </w:rPr>
-        <w:t>n_estimators</w:t>
-      </w:r>
-      <w:proofErr w:type="spellEnd"/>
-      <w:r>
-        <w:rPr>
-          <w:b w:val="0"/>
-          <w:bCs w:val="0"/>
-          <w:color w:val="000000" w:themeColor="text1"/>
-          <w:sz w:val="20"/>
-          <w:szCs w:val="20"/>
-        </w:rPr>
-        <w:t xml:space="preserve">=100 and </w:t>
-      </w:r>
-      <w:proofErr w:type="spellStart"/>
-      <w:r>
-        <w:rPr>
-          <w:b w:val="0"/>
-          <w:bCs w:val="0"/>
-          <w:color w:val="000000" w:themeColor="text1"/>
-          <w:sz w:val="20"/>
-          <w:szCs w:val="20"/>
-        </w:rPr>
-        <w:t>max_depth</w:t>
-      </w:r>
-      <w:proofErr w:type="spellEnd"/>
-      <w:r>
-        <w:rPr>
-          <w:b w:val="0"/>
-          <w:bCs w:val="0"/>
-          <w:color w:val="000000" w:themeColor="text1"/>
-          <w:sz w:val="20"/>
-          <w:szCs w:val="20"/>
-        </w:rPr>
-        <w:t>=6. Look at the feature importance chart. Which feature dominates, and why does that make intuitive sense for Range Rover pricing? Are there any features that barely matter—and what does that tell you about the data?</w:t>
-      </w:r>
+          <w:b w:val="0"/>
+          <w:bCs w:val="0"/>
+          <w:color w:val="000000" w:themeColor="text1"/>
+          <w:sz w:val="20"/>
+          <w:szCs w:val="20"/>
+        </w:rPr>
+      </w:pPr>
     </w:p>
     <w:p>
       <w:pPr>
         <w:pStyle w:val="Heading3"/>
         <w:rPr>
+          <w:b w:val="0"/>
+          <w:bCs w:val="0"/>
+          <w:color w:val="000000" w:themeColor="text1"/>
           <w:sz w:val="20"/>
           <w:szCs w:val="20"/>
         </w:rPr>
@@ -435,273 +607,42 @@
           <w:szCs w:val="20"/>
         </w:rPr>
       </w:pPr>
-    </w:p>
-    <w:p>
-      <w:pPr>
-        <w:pStyle w:val="Heading3"/>
-        <w:rPr>
-          <w:sz w:val="20"/>
-          <w:szCs w:val="20"/>
-        </w:rPr>
-      </w:pPr>
-    </w:p>
-    <w:p>
-      <w:pPr>
-        <w:pStyle w:val="Heading3"/>
-        <w:rPr>
-          <w:sz w:val="20"/>
-          <w:szCs w:val="20"/>
-        </w:rPr>
-      </w:pPr>
-    </w:p>
-    <w:p/>
-    <w:p/>
-    <w:p>
-      <w:pPr>
-        <w:pStyle w:val="Heading3"/>
-        <w:rPr>
-          <w:sz w:val="20"/>
-          <w:szCs w:val="20"/>
-        </w:rPr>
-      </w:pPr>
-    </w:p>
-    <w:p>
-      <w:pPr>
-        <w:pStyle w:val="Heading3"/>
-        <w:rPr>
-          <w:sz w:val="20"/>
-          <w:szCs w:val="20"/>
-        </w:rPr>
-      </w:pPr>
-      <w:r>
-        <w:rPr>
-          <w:sz w:val="20"/>
-          <w:szCs w:val="20"/>
-        </w:rPr>
-        <w:lastRenderedPageBreak/>
-        <w:t xml:space="preserve">Question 3. </w:t>
-      </w:r>
-      <w:r>
-        <w:rPr>
-          <w:b w:val="0"/>
-          <w:bCs w:val="0"/>
-          <w:color w:val="000000" w:themeColor="text1"/>
-          <w:sz w:val="20"/>
-          <w:szCs w:val="20"/>
-        </w:rPr>
-        <w:t xml:space="preserve">Set </w:t>
-      </w:r>
-      <w:proofErr w:type="spellStart"/>
-      <w:r>
-        <w:rPr>
-          <w:b w:val="0"/>
-          <w:bCs w:val="0"/>
-          <w:color w:val="000000" w:themeColor="text1"/>
-          <w:sz w:val="20"/>
-          <w:szCs w:val="20"/>
-        </w:rPr>
-        <w:t>max_depth</w:t>
-      </w:r>
-      <w:proofErr w:type="spellEnd"/>
-      <w:r>
-        <w:rPr>
-          <w:b w:val="0"/>
-          <w:bCs w:val="0"/>
-          <w:color w:val="000000" w:themeColor="text1"/>
-          <w:sz w:val="20"/>
-          <w:szCs w:val="20"/>
-        </w:rPr>
-        <w:t xml:space="preserve">=10 and train a Random Forest with </w:t>
-      </w:r>
-      <w:proofErr w:type="spellStart"/>
-      <w:r>
-        <w:rPr>
-          <w:b w:val="0"/>
-          <w:bCs w:val="0"/>
-          <w:color w:val="000000" w:themeColor="text1"/>
-          <w:sz w:val="20"/>
-          <w:szCs w:val="20"/>
-        </w:rPr>
-        <w:t>n_estimators</w:t>
-      </w:r>
-      <w:proofErr w:type="spellEnd"/>
-      <w:r>
-        <w:rPr>
-          <w:b w:val="0"/>
-          <w:bCs w:val="0"/>
-          <w:color w:val="000000" w:themeColor="text1"/>
-          <w:sz w:val="20"/>
-          <w:szCs w:val="20"/>
-        </w:rPr>
-        <w:t xml:space="preserve">=50, then </w:t>
-      </w:r>
-      <w:proofErr w:type="spellStart"/>
-      <w:r>
-        <w:rPr>
-          <w:b w:val="0"/>
-          <w:bCs w:val="0"/>
-          <w:color w:val="000000" w:themeColor="text1"/>
-          <w:sz w:val="20"/>
-          <w:szCs w:val="20"/>
-        </w:rPr>
-        <w:t>n_estimators</w:t>
-      </w:r>
-      <w:proofErr w:type="spellEnd"/>
-      <w:r>
-        <w:rPr>
-          <w:b w:val="0"/>
-          <w:bCs w:val="0"/>
-          <w:color w:val="000000" w:themeColor="text1"/>
-          <w:sz w:val="20"/>
-          <w:szCs w:val="20"/>
-        </w:rPr>
-        <w:t xml:space="preserve">=200. Note the train MAE and test MAE for each. Now do the same for </w:t>
-      </w:r>
-      <w:proofErr w:type="spellStart"/>
-      <w:r>
-        <w:rPr>
-          <w:b w:val="0"/>
-          <w:bCs w:val="0"/>
-          <w:color w:val="000000" w:themeColor="text1"/>
-          <w:sz w:val="20"/>
-          <w:szCs w:val="20"/>
-        </w:rPr>
-        <w:t>XGBoost</w:t>
-      </w:r>
-      <w:proofErr w:type="spellEnd"/>
-      <w:r>
-        <w:rPr>
-          <w:b w:val="0"/>
-          <w:bCs w:val="0"/>
-          <w:color w:val="000000" w:themeColor="text1"/>
-          <w:sz w:val="20"/>
-          <w:szCs w:val="20"/>
-        </w:rPr>
-        <w:t xml:space="preserve"> (</w:t>
-      </w:r>
-      <w:proofErr w:type="spellStart"/>
-      <w:r>
-        <w:rPr>
-          <w:b w:val="0"/>
-          <w:bCs w:val="0"/>
-          <w:color w:val="000000" w:themeColor="text1"/>
-          <w:sz w:val="20"/>
-          <w:szCs w:val="20"/>
-        </w:rPr>
-        <w:t>learning_rate</w:t>
-      </w:r>
-      <w:proofErr w:type="spellEnd"/>
-      <w:r>
-        <w:rPr>
-          <w:b w:val="0"/>
-          <w:bCs w:val="0"/>
-          <w:color w:val="000000" w:themeColor="text1"/>
-          <w:sz w:val="20"/>
-          <w:szCs w:val="20"/>
-        </w:rPr>
-        <w:t xml:space="preserve">=0.1). As you add more trees, what happens to the gap between train and test error for each method? Why is Random Forest resistant to overfitting from additional trees while </w:t>
-      </w:r>
-      <w:proofErr w:type="spellStart"/>
-      <w:r>
-        <w:rPr>
-          <w:b w:val="0"/>
-          <w:bCs w:val="0"/>
-          <w:color w:val="000000" w:themeColor="text1"/>
-          <w:sz w:val="20"/>
-          <w:szCs w:val="20"/>
-        </w:rPr>
-        <w:t>XGBoost</w:t>
-      </w:r>
-      <w:proofErr w:type="spellEnd"/>
-      <w:r>
-        <w:rPr>
-          <w:b w:val="0"/>
-          <w:bCs w:val="0"/>
-          <w:color w:val="000000" w:themeColor="text1"/>
-          <w:sz w:val="20"/>
-          <w:szCs w:val="20"/>
-        </w:rPr>
-        <w:t xml:space="preserve"> is not?</w:t>
-      </w:r>
-    </w:p>
-    <w:p>
-      <w:pPr>
-        <w:pStyle w:val="Heading3"/>
-        <w:rPr>
-          <w:sz w:val="20"/>
-          <w:szCs w:val="20"/>
-        </w:rPr>
-      </w:pPr>
-    </w:p>
-    <w:p>
-      <w:pPr>
-        <w:pStyle w:val="Heading3"/>
-        <w:rPr>
-          <w:sz w:val="20"/>
-          <w:szCs w:val="20"/>
-        </w:rPr>
-      </w:pPr>
-    </w:p>
-    <w:p>
-      <w:pPr>
-        <w:pStyle w:val="Heading3"/>
-        <w:rPr>
-          <w:sz w:val="20"/>
-          <w:szCs w:val="20"/>
-        </w:rPr>
-      </w:pPr>
-    </w:p>
-    <w:p>
-      <w:pPr>
-        <w:pStyle w:val="Heading3"/>
-        <w:rPr>
-          <w:sz w:val="20"/>
-          <w:szCs w:val="20"/>
-        </w:rPr>
-      </w:pPr>
-    </w:p>
-    <w:p>
-      <w:pPr>
-        <w:pStyle w:val="Heading3"/>
-        <w:rPr>
-          <w:sz w:val="20"/>
-          <w:szCs w:val="20"/>
-        </w:rPr>
-      </w:pPr>
-    </w:p>
-    <w:p>
-      <w:pPr>
-        <w:pStyle w:val="Heading3"/>
-        <w:rPr>
-          <w:sz w:val="20"/>
-          <w:szCs w:val="20"/>
-        </w:rPr>
-      </w:pPr>
-    </w:p>
-    <w:p>
-      <w:pPr>
-        <w:pStyle w:val="Heading3"/>
-        <w:rPr>
-          <w:sz w:val="20"/>
-          <w:szCs w:val="20"/>
-        </w:rPr>
-      </w:pPr>
-      <w:r>
-        <w:rPr>
-          <w:sz w:val="20"/>
-          <w:szCs w:val="20"/>
-        </w:rPr>
-        <w:t xml:space="preserve">Question 4. </w:t>
-      </w:r>
-      <w:r>
-        <w:rPr>
-          <w:b w:val="0"/>
-          <w:bCs w:val="0"/>
-          <w:color w:val="000000" w:themeColor="text1"/>
-          <w:sz w:val="20"/>
-          <w:szCs w:val="20"/>
-        </w:rPr>
-        <w:t>Carvana wants to use your best model to set listing prices for incoming Range Rover inventory. Looking at the data, prices range from $200 to $135,000—but most cars cluster in the $20K–$50K range. For which types of vehicles would you trust the model’s predictions most, and for which would you flag them for human review? Consider how a $3,000 error means something very different on a $2,000 car vs. a $100,000 car. For the segments where the model is weakest, what additional features would you want to collect to improve predictions?</w:t>
+      <w:r>
+        <w:rPr>
+          <w:b w:val="0"/>
+          <w:bCs w:val="0"/>
+          <w:color w:val="000000" w:themeColor="text1"/>
+          <w:sz w:val="20"/>
+          <w:szCs w:val="20"/>
+        </w:rPr>
+        <w:br/>
+      </w:r>
+      <w:r>
+        <w:rPr>
+          <w:b w:val="0"/>
+          <w:bCs w:val="0"/>
+          <w:color w:val="000000" w:themeColor="text1"/>
+          <w:sz w:val="20"/>
+          <w:szCs w:val="20"/>
+        </w:rPr>
+        <w:br/>
+      </w:r>
+      <w:r>
+        <w:rPr>
+          <w:sz w:val="20"/>
+          <w:szCs w:val="20"/>
+        </w:rPr>
+        <w:t xml:space="preserve">Question 5. </w:t>
+      </w:r>
+      <w:r>
+        <w:rPr>
+          <w:b w:val="0"/>
+          <w:bCs w:val="0"/>
+          <w:color w:val="000000" w:themeColor="text1"/>
+          <w:sz w:val="20"/>
+          <w:szCs w:val="20"/>
+        </w:rPr>
+        <w:t>Carvana wants to use your best model to set listing prices for incoming Range Rover inventory. Looking at the data, prices range from $200 to $135,000—but most cars cluster in the $20K–$50K range. For which types of vehicles would you trust the model’s predictions most, and for which would you flag them for human review? For the segments where the model is weakest, what additional features would you want to collect to improve predictions?</w:t>
       </w:r>
     </w:p>
     <w:sectPr>
@@ -1424,6 +1365,18 @@
       <w:shd w:val="clear" w:color="auto" w:fill="E1DFDD"/>
     </w:rPr>
   </w:style>
+  <w:style w:type="character" w:styleId="FollowedHyperlink">
+    <w:name w:val="FollowedHyperlink"/>
+    <w:basedOn w:val="DefaultParagraphFont"/>
+    <w:uiPriority w:val="99"/>
+    <w:semiHidden/>
+    <w:unhideWhenUsed/>
+    <w:rsid w:val="00CC0335"/>
+    <w:rPr>
+      <w:color w:val="96607D" w:themeColor="followedHyperlink"/>
+      <w:u w:val="single"/>
+    </w:rPr>
+  </w:style>
 </w:styles>
 </file>
 

--- a/Assignments/Week2_Assignment.docx
+++ b/Assignments/Week2_Assignment.docx
@@ -300,27 +300,7 @@
           <w:sz w:val="20"/>
           <w:szCs w:val="20"/>
         </w:rPr>
-        <w:t>. Report the train MAE and test MAE for each. What happens to the gap between train and test error as depth increases? Why does a</w:t>
-      </w:r>
-      <w:r>
-        <w:rPr>
-          <w:b w:val="0"/>
-          <w:bCs w:val="0"/>
-          <w:color w:val="000000" w:themeColor="text1"/>
-          <w:sz w:val="20"/>
-          <w:szCs w:val="20"/>
-        </w:rPr>
-        <w:t xml:space="preserve"> deep </w:t>
-      </w:r>
-      <w:r>
-        <w:rPr>
-          <w:b w:val="0"/>
-          <w:bCs w:val="0"/>
-          <w:color w:val="000000" w:themeColor="text1"/>
-          <w:sz w:val="20"/>
-          <w:szCs w:val="20"/>
-        </w:rPr>
-        <w:t>tree perform well on training data but poorly on test data?</w:t>
+        <w:t xml:space="preserve">. Report the train MAE and test MAE for each. What happens to the gap between train and test error as depth increases? </w:t>
       </w:r>
     </w:p>
     <w:p>
@@ -450,6 +430,22 @@
     </w:p>
     <w:p>
       <w:pPr>
+        <w:rPr>
+          <w:sz w:val="20"/>
+          <w:szCs w:val="20"/>
+        </w:rPr>
+      </w:pPr>
+    </w:p>
+    <w:p>
+      <w:pPr>
+        <w:rPr>
+          <w:sz w:val="20"/>
+          <w:szCs w:val="20"/>
+        </w:rPr>
+      </w:pPr>
+    </w:p>
+    <w:p>
+      <w:pPr>
         <w:pStyle w:val="Heading3"/>
         <w:rPr>
           <w:sz w:val="20"/>
@@ -461,6 +457,7 @@
           <w:sz w:val="20"/>
           <w:szCs w:val="20"/>
         </w:rPr>
+        <w:lastRenderedPageBreak/>
         <w:t xml:space="preserve">Question 3. </w:t>
       </w:r>
       <w:r>
@@ -476,52 +473,34 @@
     </w:p>
     <w:p>
       <w:pPr>
-        <w:rPr>
-          <w:sz w:val="20"/>
-          <w:szCs w:val="20"/>
-        </w:rPr>
-      </w:pPr>
-    </w:p>
-    <w:p>
-      <w:pPr>
-        <w:rPr>
-          <w:sz w:val="20"/>
-          <w:szCs w:val="20"/>
-        </w:rPr>
-      </w:pPr>
-    </w:p>
-    <w:p>
-      <w:pPr>
-        <w:rPr>
-          <w:sz w:val="20"/>
-          <w:szCs w:val="20"/>
-        </w:rPr>
-      </w:pPr>
-    </w:p>
-    <w:p>
-      <w:pPr>
-        <w:rPr>
-          <w:sz w:val="20"/>
-          <w:szCs w:val="20"/>
-        </w:rPr>
-      </w:pPr>
-    </w:p>
-    <w:p>
-      <w:pPr>
-        <w:rPr>
-          <w:sz w:val="20"/>
-          <w:szCs w:val="20"/>
-        </w:rPr>
-      </w:pPr>
-    </w:p>
-    <w:p>
-      <w:pPr>
-        <w:rPr>
-          <w:sz w:val="20"/>
-          <w:szCs w:val="20"/>
-        </w:rPr>
-      </w:pPr>
-    </w:p>
+        <w:pStyle w:val="Heading3"/>
+        <w:rPr>
+          <w:sz w:val="20"/>
+          <w:szCs w:val="20"/>
+        </w:rPr>
+      </w:pPr>
+    </w:p>
+    <w:p>
+      <w:pPr>
+        <w:pStyle w:val="Heading3"/>
+        <w:rPr>
+          <w:sz w:val="20"/>
+          <w:szCs w:val="20"/>
+        </w:rPr>
+      </w:pPr>
+    </w:p>
+    <w:p>
+      <w:pPr>
+        <w:pStyle w:val="Heading3"/>
+        <w:rPr>
+          <w:sz w:val="20"/>
+          <w:szCs w:val="20"/>
+        </w:rPr>
+      </w:pPr>
+    </w:p>
+    <w:p/>
+    <w:p/>
+    <w:p/>
     <w:p>
       <w:pPr>
         <w:pStyle w:val="Heading3"/>

--- a/Assignments/Week2_Assignment.docx
+++ b/Assignments/Week2_Assignment.docx
@@ -107,7 +107,7 @@
           <w:sz w:val="20"/>
           <w:szCs w:val="20"/>
         </w:rPr>
-        <w:t xml:space="preserve"> and answer the questions below. Stick to 2–3 sentences maximum per question. Upload your responses to BruinLearn as a PDF by the end of the day. Grading will be primarily based on completion.</w:t>
+        <w:t xml:space="preserve"> and answer the questions below. Stick to 3 sentences maximum per question. Upload your responses to BruinLearn as a PDF by the end of the day. Grading will be primarily based on completion.</w:t>
       </w:r>
     </w:p>
     <w:p>
@@ -164,17 +164,17 @@
           <w:sz w:val="20"/>
           <w:szCs w:val="20"/>
         </w:rPr>
-        <w:t>d</w:t>
-      </w:r>
-      <w:r>
-        <w:rPr>
-          <w:b w:val="0"/>
-          <w:bCs w:val="0"/>
-          <w:color w:val="000000" w:themeColor="text1"/>
-          <w:sz w:val="20"/>
-          <w:szCs w:val="20"/>
-        </w:rPr>
-        <w:t xml:space="preserve">ecision </w:t>
+        <w:t>regression</w:t>
+      </w:r>
+      <w:r>
+        <w:rPr>
+          <w:b w:val="0"/>
+          <w:bCs w:val="0"/>
+          <w:color w:val="000000" w:themeColor="text1"/>
+          <w:sz w:val="20"/>
+          <w:szCs w:val="20"/>
+        </w:rPr>
+        <w:t xml:space="preserve"> </w:t>
       </w:r>
       <w:r>
         <w:rPr>
@@ -300,7 +300,27 @@
           <w:sz w:val="20"/>
           <w:szCs w:val="20"/>
         </w:rPr>
-        <w:t xml:space="preserve">. Report the train MAE and test MAE for each. What happens to the gap between train and test error as depth increases? </w:t>
+        <w:t>. Report the train MAE and test MAE for each. What happens to the gap between train and test error as depth increases?</w:t>
+      </w:r>
+      <w:r>
+        <w:rPr>
+          <w:b w:val="0"/>
+          <w:bCs w:val="0"/>
+          <w:color w:val="000000" w:themeColor="text1"/>
+          <w:sz w:val="20"/>
+          <w:szCs w:val="20"/>
+        </w:rPr>
+        <w:t xml:space="preserve"> What pattern do you observe and what might explain it?</w:t>
+      </w:r>
+      <w:r>
+        <w:rPr>
+          <w:b w:val="0"/>
+          <w:bCs w:val="0"/>
+          <w:color w:val="000000" w:themeColor="text1"/>
+          <w:sz w:val="20"/>
+          <w:szCs w:val="20"/>
+        </w:rPr>
+        <w:t xml:space="preserve"> </w:t>
       </w:r>
     </w:p>
     <w:p>
@@ -369,7 +389,27 @@
           <w:sz w:val="20"/>
           <w:szCs w:val="20"/>
         </w:rPr>
-        <w:t>Train a Random Forest with n_estimators=100 and max_depth=6. Look at the feature importance chart. Which feature dominates, and why does that make intuitive sense for Range Rover pricing? Are there any features that barely matter—and what does that tell you about the data?</w:t>
+        <w:t>Train a Random Forest with n_estimators=100 and max_depth=6. Look at the feature importance chart. Which feature dominates, and why does that make intuitive sense for Range Rover pricing? Are there any features that barely matter</w:t>
+      </w:r>
+      <w:r>
+        <w:rPr>
+          <w:b w:val="0"/>
+          <w:bCs w:val="0"/>
+          <w:color w:val="000000" w:themeColor="text1"/>
+          <w:sz w:val="20"/>
+          <w:szCs w:val="20"/>
+        </w:rPr>
+        <w:t>? W</w:t>
+      </w:r>
+      <w:r>
+        <w:rPr>
+          <w:b w:val="0"/>
+          <w:bCs w:val="0"/>
+          <w:color w:val="000000" w:themeColor="text1"/>
+          <w:sz w:val="20"/>
+          <w:szCs w:val="20"/>
+        </w:rPr>
+        <w:t>hat does that tell you about the data?</w:t>
       </w:r>
     </w:p>
     <w:p>

--- a/Assignments/Week2_Assignment.docx
+++ b/Assignments/Week2_Assignment.docx
@@ -194,123 +194,77 @@
           <w:sz w:val="20"/>
           <w:szCs w:val="20"/>
         </w:rPr>
-        <w:t xml:space="preserve">ree at three different depths: </w:t>
-      </w:r>
-      <w:proofErr w:type="spellStart"/>
-      <w:r>
-        <w:rPr>
-          <w:b w:val="0"/>
-          <w:bCs w:val="0"/>
-          <w:color w:val="000000" w:themeColor="text1"/>
-          <w:sz w:val="20"/>
-          <w:szCs w:val="20"/>
-        </w:rPr>
-        <w:t>max_depth</w:t>
-      </w:r>
-      <w:proofErr w:type="spellEnd"/>
-      <w:r>
-        <w:rPr>
-          <w:b w:val="0"/>
-          <w:bCs w:val="0"/>
-          <w:color w:val="000000" w:themeColor="text1"/>
-          <w:sz w:val="20"/>
-          <w:szCs w:val="20"/>
-        </w:rPr>
-        <w:t xml:space="preserve">=3, </w:t>
-      </w:r>
-      <w:proofErr w:type="spellStart"/>
-      <w:r>
-        <w:rPr>
-          <w:b w:val="0"/>
-          <w:bCs w:val="0"/>
-          <w:color w:val="000000" w:themeColor="text1"/>
-          <w:sz w:val="20"/>
-          <w:szCs w:val="20"/>
-        </w:rPr>
-        <w:t>max_depth</w:t>
-      </w:r>
-      <w:proofErr w:type="spellEnd"/>
-      <w:r>
-        <w:rPr>
-          <w:b w:val="0"/>
-          <w:bCs w:val="0"/>
-          <w:color w:val="000000" w:themeColor="text1"/>
-          <w:sz w:val="20"/>
-          <w:szCs w:val="20"/>
-        </w:rPr>
-        <w:t>=</w:t>
-      </w:r>
-      <w:r>
-        <w:rPr>
-          <w:b w:val="0"/>
-          <w:bCs w:val="0"/>
-          <w:color w:val="000000" w:themeColor="text1"/>
-          <w:sz w:val="20"/>
-          <w:szCs w:val="20"/>
-        </w:rPr>
-        <w:t>6</w:t>
-      </w:r>
-      <w:r>
-        <w:rPr>
-          <w:b w:val="0"/>
-          <w:bCs w:val="0"/>
-          <w:color w:val="000000" w:themeColor="text1"/>
-          <w:sz w:val="20"/>
-          <w:szCs w:val="20"/>
-        </w:rPr>
-        <w:t xml:space="preserve">, and </w:t>
-      </w:r>
-      <w:proofErr w:type="spellStart"/>
-      <w:r>
-        <w:rPr>
-          <w:b w:val="0"/>
-          <w:bCs w:val="0"/>
-          <w:color w:val="000000" w:themeColor="text1"/>
-          <w:sz w:val="20"/>
-          <w:szCs w:val="20"/>
-        </w:rPr>
-        <w:t>max_depth</w:t>
-      </w:r>
-      <w:proofErr w:type="spellEnd"/>
-      <w:r>
-        <w:rPr>
-          <w:b w:val="0"/>
-          <w:bCs w:val="0"/>
-          <w:color w:val="000000" w:themeColor="text1"/>
-          <w:sz w:val="20"/>
-          <w:szCs w:val="20"/>
-        </w:rPr>
-        <w:t>=</w:t>
-      </w:r>
-      <w:r>
-        <w:rPr>
-          <w:b w:val="0"/>
-          <w:bCs w:val="0"/>
-          <w:color w:val="000000" w:themeColor="text1"/>
-          <w:sz w:val="20"/>
-          <w:szCs w:val="20"/>
-        </w:rPr>
-        <w:t>10</w:t>
-      </w:r>
-      <w:r>
-        <w:rPr>
-          <w:b w:val="0"/>
-          <w:bCs w:val="0"/>
-          <w:color w:val="000000" w:themeColor="text1"/>
-          <w:sz w:val="20"/>
-          <w:szCs w:val="20"/>
-        </w:rPr>
-        <w:t>. Report the train MAE and test MAE for each. What happens to the gap between train and test error as depth increases?</w:t>
-      </w:r>
-      <w:r>
-        <w:rPr>
-          <w:b w:val="0"/>
-          <w:bCs w:val="0"/>
-          <w:color w:val="000000" w:themeColor="text1"/>
-          <w:sz w:val="20"/>
-          <w:szCs w:val="20"/>
-        </w:rPr>
-        <w:t xml:space="preserve"> What pattern do you observe and what might explain it?</w:t>
+        <w:t>ree at three different depths: max_depth=3, max_depth=</w:t>
+      </w:r>
+      <w:r>
+        <w:rPr>
+          <w:b w:val="0"/>
+          <w:bCs w:val="0"/>
+          <w:color w:val="000000" w:themeColor="text1"/>
+          <w:sz w:val="20"/>
+          <w:szCs w:val="20"/>
+        </w:rPr>
+        <w:t>5</w:t>
+      </w:r>
+      <w:r>
+        <w:rPr>
+          <w:b w:val="0"/>
+          <w:bCs w:val="0"/>
+          <w:color w:val="000000" w:themeColor="text1"/>
+          <w:sz w:val="20"/>
+          <w:szCs w:val="20"/>
+        </w:rPr>
+        <w:t>, and max_depth=</w:t>
+      </w:r>
+      <w:r>
+        <w:rPr>
+          <w:b w:val="0"/>
+          <w:bCs w:val="0"/>
+          <w:color w:val="000000" w:themeColor="text1"/>
+          <w:sz w:val="20"/>
+          <w:szCs w:val="20"/>
+        </w:rPr>
+        <w:t>7</w:t>
+      </w:r>
+      <w:r>
+        <w:rPr>
+          <w:b w:val="0"/>
+          <w:bCs w:val="0"/>
+          <w:color w:val="000000" w:themeColor="text1"/>
+          <w:sz w:val="20"/>
+          <w:szCs w:val="20"/>
+        </w:rPr>
+        <w:t xml:space="preserve">. Report the train MAE and test MAE for each. What happens </w:t>
+      </w:r>
+      <w:r>
+        <w:rPr>
+          <w:b w:val="0"/>
+          <w:bCs w:val="0"/>
+          <w:color w:val="000000" w:themeColor="text1"/>
+          <w:sz w:val="20"/>
+          <w:szCs w:val="20"/>
+        </w:rPr>
+        <w:t>to train error as the depth increases</w:t>
+      </w:r>
+      <w:r>
+        <w:rPr>
+          <w:b w:val="0"/>
+          <w:bCs w:val="0"/>
+          <w:color w:val="000000" w:themeColor="text1"/>
+          <w:sz w:val="20"/>
+          <w:szCs w:val="20"/>
+        </w:rPr>
+        <w:t>?</w:t>
+      </w:r>
+      <w:r>
+        <w:rPr>
+          <w:b w:val="0"/>
+          <w:bCs w:val="0"/>
+          <w:color w:val="000000" w:themeColor="text1"/>
+          <w:sz w:val="20"/>
+          <w:szCs w:val="20"/>
+        </w:rPr>
+        <w:t xml:space="preserve"> What about test error?</w:t>
       </w:r>
       <w:r>
         <w:rPr>
@@ -322,6 +276,26 @@
         </w:rPr>
         <w:t xml:space="preserve"> </w:t>
       </w:r>
+      <w:r>
+        <w:rPr>
+          <w:b w:val="0"/>
+          <w:bCs w:val="0"/>
+          <w:color w:val="000000" w:themeColor="text1"/>
+          <w:sz w:val="20"/>
+          <w:szCs w:val="20"/>
+        </w:rPr>
+        <w:t xml:space="preserve">Briefly explain the reason for the pattern you observe. </w:t>
+      </w:r>
+      <w:r>
+        <w:rPr>
+          <w:b w:val="0"/>
+          <w:bCs w:val="0"/>
+          <w:color w:val="000000" w:themeColor="text1"/>
+          <w:sz w:val="20"/>
+          <w:szCs w:val="20"/>
+        </w:rPr>
+        <w:t xml:space="preserve"> </w:t>
+      </w:r>
     </w:p>
     <w:p>
       <w:pPr>
@@ -389,27 +363,37 @@
           <w:sz w:val="20"/>
           <w:szCs w:val="20"/>
         </w:rPr>
-        <w:t>Train a Random Forest with n_estimators=100 and max_depth=6. Look at the feature importance chart. Which feature dominates, and why does that make intuitive sense for Range Rover pricing? Are there any features that barely matter</w:t>
-      </w:r>
-      <w:r>
-        <w:rPr>
-          <w:b w:val="0"/>
-          <w:bCs w:val="0"/>
-          <w:color w:val="000000" w:themeColor="text1"/>
-          <w:sz w:val="20"/>
-          <w:szCs w:val="20"/>
-        </w:rPr>
-        <w:t>? W</w:t>
-      </w:r>
-      <w:r>
-        <w:rPr>
-          <w:b w:val="0"/>
-          <w:bCs w:val="0"/>
-          <w:color w:val="000000" w:themeColor="text1"/>
-          <w:sz w:val="20"/>
-          <w:szCs w:val="20"/>
-        </w:rPr>
-        <w:t>hat does that tell you about the data?</w:t>
+        <w:t xml:space="preserve">Train a Random Forest with n_estimators=100 and max_depth=6. Look at the feature importance chart. </w:t>
+      </w:r>
+      <w:r>
+        <w:rPr>
+          <w:b w:val="0"/>
+          <w:bCs w:val="0"/>
+          <w:color w:val="000000" w:themeColor="text1"/>
+          <w:sz w:val="20"/>
+          <w:szCs w:val="20"/>
+        </w:rPr>
+        <w:t>Which are the three most important features</w:t>
+      </w:r>
+      <w:r>
+        <w:rPr>
+          <w:b w:val="0"/>
+          <w:bCs w:val="0"/>
+          <w:color w:val="000000" w:themeColor="text1"/>
+          <w:sz w:val="20"/>
+          <w:szCs w:val="20"/>
+        </w:rPr>
+        <w:t>? Are there any features that barely matter</w:t>
+      </w:r>
+      <w:r>
+        <w:rPr>
+          <w:b w:val="0"/>
+          <w:bCs w:val="0"/>
+          <w:color w:val="000000" w:themeColor="text1"/>
+          <w:sz w:val="20"/>
+          <w:szCs w:val="20"/>
+        </w:rPr>
+        <w:t xml:space="preserve">? </w:t>
       </w:r>
     </w:p>
     <w:p>
@@ -508,7 +492,117 @@
           <w:sz w:val="20"/>
           <w:szCs w:val="20"/>
         </w:rPr>
-        <w:t>Set max_depth=10 and train a Random Forest with n_estimators=50, then n_estimators=200. Note the train MAE and test MAE for each. Now do the same for XGBoost (learning_rate=0.1). As you add more trees, what happens to the gap between train and test error for each method? Why is Random Forest resistant to overfitting from additional trees while XGBoost is not?</w:t>
+        <w:t>Set max_depth=</w:t>
+      </w:r>
+      <w:r>
+        <w:rPr>
+          <w:b w:val="0"/>
+          <w:bCs w:val="0"/>
+          <w:color w:val="000000" w:themeColor="text1"/>
+          <w:sz w:val="20"/>
+          <w:szCs w:val="20"/>
+        </w:rPr>
+        <w:t xml:space="preserve">5 </w:t>
+      </w:r>
+      <w:r>
+        <w:rPr>
+          <w:b w:val="0"/>
+          <w:bCs w:val="0"/>
+          <w:color w:val="000000" w:themeColor="text1"/>
+          <w:sz w:val="20"/>
+          <w:szCs w:val="20"/>
+        </w:rPr>
+        <w:t>and train a Random Forest with n_estimators=</w:t>
+      </w:r>
+      <w:r>
+        <w:rPr>
+          <w:b w:val="0"/>
+          <w:bCs w:val="0"/>
+          <w:color w:val="000000" w:themeColor="text1"/>
+          <w:sz w:val="20"/>
+          <w:szCs w:val="20"/>
+        </w:rPr>
+        <w:t>10</w:t>
+      </w:r>
+      <w:r>
+        <w:rPr>
+          <w:b w:val="0"/>
+          <w:bCs w:val="0"/>
+          <w:color w:val="000000" w:themeColor="text1"/>
+          <w:sz w:val="20"/>
+          <w:szCs w:val="20"/>
+        </w:rPr>
+        <w:t xml:space="preserve"> followed by</w:t>
+      </w:r>
+      <w:r>
+        <w:rPr>
+          <w:b w:val="0"/>
+          <w:bCs w:val="0"/>
+          <w:color w:val="000000" w:themeColor="text1"/>
+          <w:sz w:val="20"/>
+          <w:szCs w:val="20"/>
+        </w:rPr>
+        <w:t xml:space="preserve"> n_estimators=</w:t>
+      </w:r>
+      <w:r>
+        <w:rPr>
+          <w:b w:val="0"/>
+          <w:bCs w:val="0"/>
+          <w:color w:val="000000" w:themeColor="text1"/>
+          <w:sz w:val="20"/>
+          <w:szCs w:val="20"/>
+        </w:rPr>
+        <w:t>5</w:t>
+      </w:r>
+      <w:r>
+        <w:rPr>
+          <w:b w:val="0"/>
+          <w:bCs w:val="0"/>
+          <w:color w:val="000000" w:themeColor="text1"/>
+          <w:sz w:val="20"/>
+          <w:szCs w:val="20"/>
+        </w:rPr>
+        <w:t>0. Note the train MAE and test MAE for each. Now do the same for XGBoost</w:t>
+      </w:r>
+      <w:r>
+        <w:rPr>
+          <w:b w:val="0"/>
+          <w:bCs w:val="0"/>
+          <w:color w:val="000000" w:themeColor="text1"/>
+          <w:sz w:val="20"/>
+          <w:szCs w:val="20"/>
+        </w:rPr>
+        <w:t xml:space="preserve"> with </w:t>
+      </w:r>
+      <w:r>
+        <w:rPr>
+          <w:b w:val="0"/>
+          <w:bCs w:val="0"/>
+          <w:color w:val="000000" w:themeColor="text1"/>
+          <w:sz w:val="20"/>
+          <w:szCs w:val="20"/>
+        </w:rPr>
+        <w:t>learning_rate=0.1. As you add more trees, what happens to the gap between train and test error for each method? Why is Random Forest resistant to overfitting from additional trees</w:t>
+      </w:r>
+      <w:r>
+        <w:rPr>
+          <w:b w:val="0"/>
+          <w:bCs w:val="0"/>
+          <w:color w:val="000000" w:themeColor="text1"/>
+          <w:sz w:val="20"/>
+          <w:szCs w:val="20"/>
+        </w:rPr>
+        <w:t>,</w:t>
+      </w:r>
+      <w:r>
+        <w:rPr>
+          <w:b w:val="0"/>
+          <w:bCs w:val="0"/>
+          <w:color w:val="000000" w:themeColor="text1"/>
+          <w:sz w:val="20"/>
+          <w:szCs w:val="20"/>
+        </w:rPr>
+        <w:t xml:space="preserve"> while XGBoost is not?</w:t>
       </w:r>
     </w:p>
     <w:p>

--- a/Assignments/Week2_Assignment.docx
+++ b/Assignments/Week2_Assignment.docx
@@ -194,7 +194,51 @@
           <w:sz w:val="20"/>
           <w:szCs w:val="20"/>
         </w:rPr>
-        <w:t>ree at three different depths: max_depth=3, max_depth=</w:t>
+        <w:t xml:space="preserve">ree at three different depths: </w:t>
+      </w:r>
+      <w:proofErr w:type="spellStart"/>
+      <w:r>
+        <w:rPr>
+          <w:b w:val="0"/>
+          <w:bCs w:val="0"/>
+          <w:color w:val="000000" w:themeColor="text1"/>
+          <w:sz w:val="20"/>
+          <w:szCs w:val="20"/>
+        </w:rPr>
+        <w:t>max_depth</w:t>
+      </w:r>
+      <w:proofErr w:type="spellEnd"/>
+      <w:r>
+        <w:rPr>
+          <w:b w:val="0"/>
+          <w:bCs w:val="0"/>
+          <w:color w:val="000000" w:themeColor="text1"/>
+          <w:sz w:val="20"/>
+          <w:szCs w:val="20"/>
+        </w:rPr>
+        <w:t xml:space="preserve">=3, </w:t>
+      </w:r>
+      <w:proofErr w:type="spellStart"/>
+      <w:r>
+        <w:rPr>
+          <w:b w:val="0"/>
+          <w:bCs w:val="0"/>
+          <w:color w:val="000000" w:themeColor="text1"/>
+          <w:sz w:val="20"/>
+          <w:szCs w:val="20"/>
+        </w:rPr>
+        <w:t>max_depth</w:t>
+      </w:r>
+      <w:proofErr w:type="spellEnd"/>
+      <w:r>
+        <w:rPr>
+          <w:b w:val="0"/>
+          <w:bCs w:val="0"/>
+          <w:color w:val="000000" w:themeColor="text1"/>
+          <w:sz w:val="20"/>
+          <w:szCs w:val="20"/>
+        </w:rPr>
+        <w:t>=</w:t>
       </w:r>
       <w:r>
         <w:rPr>
@@ -214,7 +258,29 @@
           <w:sz w:val="20"/>
           <w:szCs w:val="20"/>
         </w:rPr>
-        <w:t>, and max_depth=</w:t>
+        <w:t xml:space="preserve">, and </w:t>
+      </w:r>
+      <w:proofErr w:type="spellStart"/>
+      <w:r>
+        <w:rPr>
+          <w:b w:val="0"/>
+          <w:bCs w:val="0"/>
+          <w:color w:val="000000" w:themeColor="text1"/>
+          <w:sz w:val="20"/>
+          <w:szCs w:val="20"/>
+        </w:rPr>
+        <w:t>max_depth</w:t>
+      </w:r>
+      <w:proofErr w:type="spellEnd"/>
+      <w:r>
+        <w:rPr>
+          <w:b w:val="0"/>
+          <w:bCs w:val="0"/>
+          <w:color w:val="000000" w:themeColor="text1"/>
+          <w:sz w:val="20"/>
+          <w:szCs w:val="20"/>
+        </w:rPr>
+        <w:t>=</w:t>
       </w:r>
       <w:r>
         <w:rPr>
@@ -492,7 +558,29 @@
           <w:sz w:val="20"/>
           <w:szCs w:val="20"/>
         </w:rPr>
-        <w:t>Set max_depth=</w:t>
+        <w:t xml:space="preserve">Set </w:t>
+      </w:r>
+      <w:proofErr w:type="spellStart"/>
+      <w:r>
+        <w:rPr>
+          <w:b w:val="0"/>
+          <w:bCs w:val="0"/>
+          <w:color w:val="000000" w:themeColor="text1"/>
+          <w:sz w:val="20"/>
+          <w:szCs w:val="20"/>
+        </w:rPr>
+        <w:t>max_depth</w:t>
+      </w:r>
+      <w:proofErr w:type="spellEnd"/>
+      <w:r>
+        <w:rPr>
+          <w:b w:val="0"/>
+          <w:bCs w:val="0"/>
+          <w:color w:val="000000" w:themeColor="text1"/>
+          <w:sz w:val="20"/>
+          <w:szCs w:val="20"/>
+        </w:rPr>
+        <w:t>=</w:t>
       </w:r>
       <w:r>
         <w:rPr>
@@ -512,58 +600,122 @@
           <w:sz w:val="20"/>
           <w:szCs w:val="20"/>
         </w:rPr>
-        <w:t>and train a Random Forest with n_estimators=</w:t>
-      </w:r>
-      <w:r>
-        <w:rPr>
-          <w:b w:val="0"/>
-          <w:bCs w:val="0"/>
-          <w:color w:val="000000" w:themeColor="text1"/>
-          <w:sz w:val="20"/>
-          <w:szCs w:val="20"/>
-        </w:rPr>
-        <w:t>10</w:t>
-      </w:r>
-      <w:r>
-        <w:rPr>
-          <w:b w:val="0"/>
-          <w:bCs w:val="0"/>
-          <w:color w:val="000000" w:themeColor="text1"/>
-          <w:sz w:val="20"/>
-          <w:szCs w:val="20"/>
-        </w:rPr>
-        <w:t xml:space="preserve"> followed by</w:t>
-      </w:r>
-      <w:r>
-        <w:rPr>
-          <w:b w:val="0"/>
-          <w:bCs w:val="0"/>
-          <w:color w:val="000000" w:themeColor="text1"/>
-          <w:sz w:val="20"/>
-          <w:szCs w:val="20"/>
-        </w:rPr>
-        <w:t xml:space="preserve"> n_estimators=</w:t>
-      </w:r>
-      <w:r>
-        <w:rPr>
-          <w:b w:val="0"/>
-          <w:bCs w:val="0"/>
-          <w:color w:val="000000" w:themeColor="text1"/>
-          <w:sz w:val="20"/>
-          <w:szCs w:val="20"/>
-        </w:rPr>
-        <w:t>5</w:t>
-      </w:r>
-      <w:r>
-        <w:rPr>
-          <w:b w:val="0"/>
-          <w:bCs w:val="0"/>
-          <w:color w:val="000000" w:themeColor="text1"/>
-          <w:sz w:val="20"/>
-          <w:szCs w:val="20"/>
-        </w:rPr>
-        <w:t>0. Note the train MAE and test MAE for each. Now do the same for XGBoost</w:t>
-      </w:r>
+        <w:t xml:space="preserve">and train a </w:t>
+      </w:r>
+      <w:r>
+        <w:rPr>
+          <w:b w:val="0"/>
+          <w:bCs w:val="0"/>
+          <w:color w:val="000000" w:themeColor="text1"/>
+          <w:sz w:val="20"/>
+          <w:szCs w:val="20"/>
+        </w:rPr>
+        <w:t>r</w:t>
+      </w:r>
+      <w:r>
+        <w:rPr>
+          <w:b w:val="0"/>
+          <w:bCs w:val="0"/>
+          <w:color w:val="000000" w:themeColor="text1"/>
+          <w:sz w:val="20"/>
+          <w:szCs w:val="20"/>
+        </w:rPr>
+        <w:t xml:space="preserve">andom </w:t>
+      </w:r>
+      <w:r>
+        <w:rPr>
+          <w:b w:val="0"/>
+          <w:bCs w:val="0"/>
+          <w:color w:val="000000" w:themeColor="text1"/>
+          <w:sz w:val="20"/>
+          <w:szCs w:val="20"/>
+        </w:rPr>
+        <w:t>f</w:t>
+      </w:r>
+      <w:r>
+        <w:rPr>
+          <w:b w:val="0"/>
+          <w:bCs w:val="0"/>
+          <w:color w:val="000000" w:themeColor="text1"/>
+          <w:sz w:val="20"/>
+          <w:szCs w:val="20"/>
+        </w:rPr>
+        <w:t xml:space="preserve">orest with </w:t>
+      </w:r>
+      <w:proofErr w:type="spellStart"/>
+      <w:r>
+        <w:rPr>
+          <w:b w:val="0"/>
+          <w:bCs w:val="0"/>
+          <w:color w:val="000000" w:themeColor="text1"/>
+          <w:sz w:val="20"/>
+          <w:szCs w:val="20"/>
+        </w:rPr>
+        <w:t>n_estimators</w:t>
+      </w:r>
+      <w:proofErr w:type="spellEnd"/>
+      <w:r>
+        <w:rPr>
+          <w:b w:val="0"/>
+          <w:bCs w:val="0"/>
+          <w:color w:val="000000" w:themeColor="text1"/>
+          <w:sz w:val="20"/>
+          <w:szCs w:val="20"/>
+        </w:rPr>
+        <w:t>=</w:t>
+      </w:r>
+      <w:r>
+        <w:rPr>
+          <w:b w:val="0"/>
+          <w:bCs w:val="0"/>
+          <w:color w:val="000000" w:themeColor="text1"/>
+          <w:sz w:val="20"/>
+          <w:szCs w:val="20"/>
+        </w:rPr>
+        <w:t>20</w:t>
+      </w:r>
+      <w:r>
+        <w:rPr>
+          <w:b w:val="0"/>
+          <w:bCs w:val="0"/>
+          <w:color w:val="000000" w:themeColor="text1"/>
+          <w:sz w:val="20"/>
+          <w:szCs w:val="20"/>
+        </w:rPr>
+        <w:t xml:space="preserve">0. Note the train MAE and test MAE </w:t>
+      </w:r>
+      <w:r>
+        <w:rPr>
+          <w:b w:val="0"/>
+          <w:bCs w:val="0"/>
+          <w:color w:val="000000" w:themeColor="text1"/>
+          <w:sz w:val="20"/>
+          <w:szCs w:val="20"/>
+        </w:rPr>
+        <w:t>curves</w:t>
+      </w:r>
+      <w:r>
+        <w:rPr>
+          <w:b w:val="0"/>
+          <w:bCs w:val="0"/>
+          <w:color w:val="000000" w:themeColor="text1"/>
+          <w:sz w:val="20"/>
+          <w:szCs w:val="20"/>
+        </w:rPr>
+        <w:t xml:space="preserve">. Now do the same for </w:t>
+      </w:r>
+      <w:proofErr w:type="spellStart"/>
+      <w:r>
+        <w:rPr>
+          <w:b w:val="0"/>
+          <w:bCs w:val="0"/>
+          <w:color w:val="000000" w:themeColor="text1"/>
+          <w:sz w:val="20"/>
+          <w:szCs w:val="20"/>
+        </w:rPr>
+        <w:t>XGBoost</w:t>
+      </w:r>
+      <w:proofErr w:type="spellEnd"/>
       <w:r>
         <w:rPr>
           <w:b w:val="0"/>
@@ -574,35 +726,57 @@
         </w:rPr>
         <w:t xml:space="preserve"> with </w:t>
       </w:r>
-      <w:r>
-        <w:rPr>
-          <w:b w:val="0"/>
-          <w:bCs w:val="0"/>
-          <w:color w:val="000000" w:themeColor="text1"/>
-          <w:sz w:val="20"/>
-          <w:szCs w:val="20"/>
-        </w:rPr>
-        <w:t>learning_rate=0.1. As you add more trees, what happens to the gap between train and test error for each method? Why is Random Forest resistant to overfitting from additional trees</w:t>
-      </w:r>
-      <w:r>
-        <w:rPr>
-          <w:b w:val="0"/>
-          <w:bCs w:val="0"/>
-          <w:color w:val="000000" w:themeColor="text1"/>
-          <w:sz w:val="20"/>
-          <w:szCs w:val="20"/>
-        </w:rPr>
-        <w:t>,</w:t>
-      </w:r>
-      <w:r>
-        <w:rPr>
-          <w:b w:val="0"/>
-          <w:bCs w:val="0"/>
-          <w:color w:val="000000" w:themeColor="text1"/>
-          <w:sz w:val="20"/>
-          <w:szCs w:val="20"/>
-        </w:rPr>
-        <w:t xml:space="preserve"> while XGBoost is not?</w:t>
+      <w:proofErr w:type="spellStart"/>
+      <w:r>
+        <w:rPr>
+          <w:b w:val="0"/>
+          <w:bCs w:val="0"/>
+          <w:color w:val="000000" w:themeColor="text1"/>
+          <w:sz w:val="20"/>
+          <w:szCs w:val="20"/>
+        </w:rPr>
+        <w:t>learning_rate</w:t>
+      </w:r>
+      <w:proofErr w:type="spellEnd"/>
+      <w:r>
+        <w:rPr>
+          <w:b w:val="0"/>
+          <w:bCs w:val="0"/>
+          <w:color w:val="000000" w:themeColor="text1"/>
+          <w:sz w:val="20"/>
+          <w:szCs w:val="20"/>
+        </w:rPr>
+        <w:t xml:space="preserve">=0.1. As you add more trees, what happens to </w:t>
+      </w:r>
+      <w:r>
+        <w:rPr>
+          <w:b w:val="0"/>
+          <w:bCs w:val="0"/>
+          <w:color w:val="000000" w:themeColor="text1"/>
+          <w:sz w:val="20"/>
+          <w:szCs w:val="20"/>
+        </w:rPr>
+        <w:t>the</w:t>
+      </w:r>
+      <w:r>
+        <w:rPr>
+          <w:b w:val="0"/>
+          <w:bCs w:val="0"/>
+          <w:color w:val="000000" w:themeColor="text1"/>
+          <w:sz w:val="20"/>
+          <w:szCs w:val="20"/>
+        </w:rPr>
+        <w:t xml:space="preserve"> test error for each method? </w:t>
+      </w:r>
+      <w:r>
+        <w:rPr>
+          <w:b w:val="0"/>
+          <w:bCs w:val="0"/>
+          <w:color w:val="000000" w:themeColor="text1"/>
+          <w:sz w:val="20"/>
+          <w:szCs w:val="20"/>
+        </w:rPr>
+        <w:t xml:space="preserve">Provide a concise and intuitive explanation for the difference in behavior. </w:t>
       </w:r>
     </w:p>
     <w:p>
@@ -661,7 +835,417 @@
           <w:sz w:val="20"/>
           <w:szCs w:val="20"/>
         </w:rPr>
-        <w:t>Train an XGBoost model with max_depth=6 and compare two learning rates: First, set learning_rate=0.01 and train with n_estimators=100, then with n_estimators=300. Repeat for learning_rate=0.3. Report the test MAE for all four configurations. How does the learning rate affect how many trees the model needs? Look at the boosting residual diagram—what does it show you about why this happens?</w:t>
+        <w:t xml:space="preserve">Train an </w:t>
+      </w:r>
+      <w:proofErr w:type="spellStart"/>
+      <w:r>
+        <w:rPr>
+          <w:b w:val="0"/>
+          <w:bCs w:val="0"/>
+          <w:color w:val="000000" w:themeColor="text1"/>
+          <w:sz w:val="20"/>
+          <w:szCs w:val="20"/>
+        </w:rPr>
+        <w:t>XGBoost</w:t>
+      </w:r>
+      <w:proofErr w:type="spellEnd"/>
+      <w:r>
+        <w:rPr>
+          <w:b w:val="0"/>
+          <w:bCs w:val="0"/>
+          <w:color w:val="000000" w:themeColor="text1"/>
+          <w:sz w:val="20"/>
+          <w:szCs w:val="20"/>
+        </w:rPr>
+        <w:t xml:space="preserve"> model with </w:t>
+      </w:r>
+      <w:proofErr w:type="spellStart"/>
+      <w:r>
+        <w:rPr>
+          <w:b w:val="0"/>
+          <w:bCs w:val="0"/>
+          <w:color w:val="000000" w:themeColor="text1"/>
+          <w:sz w:val="20"/>
+          <w:szCs w:val="20"/>
+        </w:rPr>
+        <w:t>max_depth</w:t>
+      </w:r>
+      <w:proofErr w:type="spellEnd"/>
+      <w:r>
+        <w:rPr>
+          <w:b w:val="0"/>
+          <w:bCs w:val="0"/>
+          <w:color w:val="000000" w:themeColor="text1"/>
+          <w:sz w:val="20"/>
+          <w:szCs w:val="20"/>
+        </w:rPr>
+        <w:t xml:space="preserve">=6 </w:t>
+      </w:r>
+      <w:r>
+        <w:rPr>
+          <w:b w:val="0"/>
+          <w:bCs w:val="0"/>
+          <w:color w:val="000000" w:themeColor="text1"/>
+          <w:sz w:val="20"/>
+          <w:szCs w:val="20"/>
+        </w:rPr>
+        <w:t>and the following four parameter combinations:</w:t>
+      </w:r>
+      <w:r>
+        <w:rPr>
+          <w:b w:val="0"/>
+          <w:bCs w:val="0"/>
+          <w:color w:val="000000" w:themeColor="text1"/>
+          <w:sz w:val="20"/>
+          <w:szCs w:val="20"/>
+        </w:rPr>
+        <w:br/>
+      </w:r>
+      <w:r>
+        <w:rPr>
+          <w:b w:val="0"/>
+          <w:bCs w:val="0"/>
+          <w:color w:val="000000" w:themeColor="text1"/>
+          <w:sz w:val="20"/>
+          <w:szCs w:val="20"/>
+        </w:rPr>
+        <w:br/>
+      </w:r>
+      <w:proofErr w:type="spellStart"/>
+      <w:r>
+        <w:rPr>
+          <w:b w:val="0"/>
+          <w:bCs w:val="0"/>
+          <w:color w:val="000000" w:themeColor="text1"/>
+          <w:sz w:val="20"/>
+          <w:szCs w:val="20"/>
+        </w:rPr>
+        <w:t>learning_rate</w:t>
+      </w:r>
+      <w:proofErr w:type="spellEnd"/>
+      <w:r>
+        <w:rPr>
+          <w:b w:val="0"/>
+          <w:bCs w:val="0"/>
+          <w:color w:val="000000" w:themeColor="text1"/>
+          <w:sz w:val="20"/>
+          <w:szCs w:val="20"/>
+        </w:rPr>
+        <w:t>=0.01</w:t>
+      </w:r>
+      <w:r>
+        <w:rPr>
+          <w:b w:val="0"/>
+          <w:bCs w:val="0"/>
+          <w:color w:val="000000" w:themeColor="text1"/>
+          <w:sz w:val="20"/>
+          <w:szCs w:val="20"/>
+        </w:rPr>
+        <w:t xml:space="preserve">, </w:t>
+      </w:r>
+      <w:proofErr w:type="spellStart"/>
+      <w:r>
+        <w:rPr>
+          <w:b w:val="0"/>
+          <w:bCs w:val="0"/>
+          <w:color w:val="000000" w:themeColor="text1"/>
+          <w:sz w:val="20"/>
+          <w:szCs w:val="20"/>
+        </w:rPr>
+        <w:t>n_estimators</w:t>
+      </w:r>
+      <w:proofErr w:type="spellEnd"/>
+      <w:r>
+        <w:rPr>
+          <w:b w:val="0"/>
+          <w:bCs w:val="0"/>
+          <w:color w:val="000000" w:themeColor="text1"/>
+          <w:sz w:val="20"/>
+          <w:szCs w:val="20"/>
+        </w:rPr>
+        <w:t>=100</w:t>
+      </w:r>
+      <w:r>
+        <w:rPr>
+          <w:b w:val="0"/>
+          <w:bCs w:val="0"/>
+          <w:color w:val="000000" w:themeColor="text1"/>
+          <w:sz w:val="20"/>
+          <w:szCs w:val="20"/>
+        </w:rPr>
+        <w:br/>
+      </w:r>
+      <w:proofErr w:type="spellStart"/>
+      <w:r>
+        <w:rPr>
+          <w:b w:val="0"/>
+          <w:bCs w:val="0"/>
+          <w:color w:val="000000" w:themeColor="text1"/>
+          <w:sz w:val="20"/>
+          <w:szCs w:val="20"/>
+        </w:rPr>
+        <w:t>learning_rate</w:t>
+      </w:r>
+      <w:proofErr w:type="spellEnd"/>
+      <w:r>
+        <w:rPr>
+          <w:b w:val="0"/>
+          <w:bCs w:val="0"/>
+          <w:color w:val="000000" w:themeColor="text1"/>
+          <w:sz w:val="20"/>
+          <w:szCs w:val="20"/>
+        </w:rPr>
+        <w:t>=0.</w:t>
+      </w:r>
+      <w:r>
+        <w:rPr>
+          <w:b w:val="0"/>
+          <w:bCs w:val="0"/>
+          <w:color w:val="000000" w:themeColor="text1"/>
+          <w:sz w:val="20"/>
+          <w:szCs w:val="20"/>
+        </w:rPr>
+        <w:t>3</w:t>
+      </w:r>
+      <w:r>
+        <w:rPr>
+          <w:b w:val="0"/>
+          <w:bCs w:val="0"/>
+          <w:color w:val="000000" w:themeColor="text1"/>
+          <w:sz w:val="20"/>
+          <w:szCs w:val="20"/>
+        </w:rPr>
+        <w:t xml:space="preserve">, </w:t>
+      </w:r>
+      <w:proofErr w:type="spellStart"/>
+      <w:r>
+        <w:rPr>
+          <w:b w:val="0"/>
+          <w:bCs w:val="0"/>
+          <w:color w:val="000000" w:themeColor="text1"/>
+          <w:sz w:val="20"/>
+          <w:szCs w:val="20"/>
+        </w:rPr>
+        <w:t>n_estimators</w:t>
+      </w:r>
+      <w:proofErr w:type="spellEnd"/>
+      <w:r>
+        <w:rPr>
+          <w:b w:val="0"/>
+          <w:bCs w:val="0"/>
+          <w:color w:val="000000" w:themeColor="text1"/>
+          <w:sz w:val="20"/>
+          <w:szCs w:val="20"/>
+        </w:rPr>
+        <w:t>=100</w:t>
+      </w:r>
+      <w:r>
+        <w:rPr>
+          <w:b w:val="0"/>
+          <w:bCs w:val="0"/>
+          <w:color w:val="000000" w:themeColor="text1"/>
+          <w:sz w:val="20"/>
+          <w:szCs w:val="20"/>
+        </w:rPr>
+        <w:br/>
+      </w:r>
+      <w:proofErr w:type="spellStart"/>
+      <w:r>
+        <w:rPr>
+          <w:b w:val="0"/>
+          <w:bCs w:val="0"/>
+          <w:color w:val="000000" w:themeColor="text1"/>
+          <w:sz w:val="20"/>
+          <w:szCs w:val="20"/>
+        </w:rPr>
+        <w:t>learning_rate</w:t>
+      </w:r>
+      <w:proofErr w:type="spellEnd"/>
+      <w:r>
+        <w:rPr>
+          <w:b w:val="0"/>
+          <w:bCs w:val="0"/>
+          <w:color w:val="000000" w:themeColor="text1"/>
+          <w:sz w:val="20"/>
+          <w:szCs w:val="20"/>
+        </w:rPr>
+        <w:t xml:space="preserve">=0.01, </w:t>
+      </w:r>
+      <w:proofErr w:type="spellStart"/>
+      <w:r>
+        <w:rPr>
+          <w:b w:val="0"/>
+          <w:bCs w:val="0"/>
+          <w:color w:val="000000" w:themeColor="text1"/>
+          <w:sz w:val="20"/>
+          <w:szCs w:val="20"/>
+        </w:rPr>
+        <w:t>n_estimators</w:t>
+      </w:r>
+      <w:proofErr w:type="spellEnd"/>
+      <w:r>
+        <w:rPr>
+          <w:b w:val="0"/>
+          <w:bCs w:val="0"/>
+          <w:color w:val="000000" w:themeColor="text1"/>
+          <w:sz w:val="20"/>
+          <w:szCs w:val="20"/>
+        </w:rPr>
+        <w:t>=</w:t>
+      </w:r>
+      <w:r>
+        <w:rPr>
+          <w:b w:val="0"/>
+          <w:bCs w:val="0"/>
+          <w:color w:val="000000" w:themeColor="text1"/>
+          <w:sz w:val="20"/>
+          <w:szCs w:val="20"/>
+        </w:rPr>
+        <w:t>300</w:t>
+      </w:r>
+      <w:r>
+        <w:rPr>
+          <w:b w:val="0"/>
+          <w:bCs w:val="0"/>
+          <w:color w:val="000000" w:themeColor="text1"/>
+          <w:sz w:val="20"/>
+          <w:szCs w:val="20"/>
+        </w:rPr>
+        <w:br/>
+      </w:r>
+      <w:proofErr w:type="spellStart"/>
+      <w:r>
+        <w:rPr>
+          <w:b w:val="0"/>
+          <w:bCs w:val="0"/>
+          <w:color w:val="000000" w:themeColor="text1"/>
+          <w:sz w:val="20"/>
+          <w:szCs w:val="20"/>
+        </w:rPr>
+        <w:t>learning_rate</w:t>
+      </w:r>
+      <w:proofErr w:type="spellEnd"/>
+      <w:r>
+        <w:rPr>
+          <w:b w:val="0"/>
+          <w:bCs w:val="0"/>
+          <w:color w:val="000000" w:themeColor="text1"/>
+          <w:sz w:val="20"/>
+          <w:szCs w:val="20"/>
+        </w:rPr>
+        <w:t>=0.</w:t>
+      </w:r>
+      <w:r>
+        <w:rPr>
+          <w:b w:val="0"/>
+          <w:bCs w:val="0"/>
+          <w:color w:val="000000" w:themeColor="text1"/>
+          <w:sz w:val="20"/>
+          <w:szCs w:val="20"/>
+        </w:rPr>
+        <w:t>3</w:t>
+      </w:r>
+      <w:r>
+        <w:rPr>
+          <w:b w:val="0"/>
+          <w:bCs w:val="0"/>
+          <w:color w:val="000000" w:themeColor="text1"/>
+          <w:sz w:val="20"/>
+          <w:szCs w:val="20"/>
+        </w:rPr>
+        <w:t xml:space="preserve">, </w:t>
+      </w:r>
+      <w:proofErr w:type="spellStart"/>
+      <w:r>
+        <w:rPr>
+          <w:b w:val="0"/>
+          <w:bCs w:val="0"/>
+          <w:color w:val="000000" w:themeColor="text1"/>
+          <w:sz w:val="20"/>
+          <w:szCs w:val="20"/>
+        </w:rPr>
+        <w:t>n_estimators</w:t>
+      </w:r>
+      <w:proofErr w:type="spellEnd"/>
+      <w:r>
+        <w:rPr>
+          <w:b w:val="0"/>
+          <w:bCs w:val="0"/>
+          <w:color w:val="000000" w:themeColor="text1"/>
+          <w:sz w:val="20"/>
+          <w:szCs w:val="20"/>
+        </w:rPr>
+        <w:t>=</w:t>
+      </w:r>
+      <w:r>
+        <w:rPr>
+          <w:b w:val="0"/>
+          <w:bCs w:val="0"/>
+          <w:color w:val="000000" w:themeColor="text1"/>
+          <w:sz w:val="20"/>
+          <w:szCs w:val="20"/>
+        </w:rPr>
+        <w:t>300</w:t>
+      </w:r>
+      <w:r>
+        <w:rPr>
+          <w:b w:val="0"/>
+          <w:bCs w:val="0"/>
+          <w:color w:val="000000" w:themeColor="text1"/>
+          <w:sz w:val="20"/>
+          <w:szCs w:val="20"/>
+        </w:rPr>
+        <w:br/>
+      </w:r>
+      <w:r>
+        <w:rPr>
+          <w:b w:val="0"/>
+          <w:bCs w:val="0"/>
+          <w:color w:val="000000" w:themeColor="text1"/>
+          <w:sz w:val="20"/>
+          <w:szCs w:val="20"/>
+        </w:rPr>
+        <w:br/>
+      </w:r>
+      <w:r>
+        <w:rPr>
+          <w:b w:val="0"/>
+          <w:bCs w:val="0"/>
+          <w:color w:val="000000" w:themeColor="text1"/>
+          <w:sz w:val="20"/>
+          <w:szCs w:val="20"/>
+        </w:rPr>
+        <w:t>Report the test MAE for all four configurations. How does the learning rate affect how many trees the model needs</w:t>
+      </w:r>
+      <w:r>
+        <w:rPr>
+          <w:b w:val="0"/>
+          <w:bCs w:val="0"/>
+          <w:color w:val="000000" w:themeColor="text1"/>
+          <w:sz w:val="20"/>
+          <w:szCs w:val="20"/>
+        </w:rPr>
+        <w:t xml:space="preserve"> for MAE to stabilize</w:t>
+      </w:r>
+      <w:r>
+        <w:rPr>
+          <w:b w:val="0"/>
+          <w:bCs w:val="0"/>
+          <w:color w:val="000000" w:themeColor="text1"/>
+          <w:sz w:val="20"/>
+          <w:szCs w:val="20"/>
+        </w:rPr>
+        <w:t xml:space="preserve">? </w:t>
+      </w:r>
+      <w:r>
+        <w:rPr>
+          <w:b w:val="0"/>
+          <w:bCs w:val="0"/>
+          <w:color w:val="000000" w:themeColor="text1"/>
+          <w:sz w:val="20"/>
+          <w:szCs w:val="20"/>
+        </w:rPr>
+        <w:t>Provide a short intuitive explanation for why this happens.</w:t>
       </w:r>
     </w:p>
     <w:p>
@@ -755,7 +1339,47 @@
           <w:sz w:val="20"/>
           <w:szCs w:val="20"/>
         </w:rPr>
-        <w:t>Carvana wants to use your best model to set listing prices for incoming Range Rover inventory. Looking at the data, prices range from $200 to $135,000—but most cars cluster in the $20K–$50K range. For which types of vehicles would you trust the model’s predictions most, and for which would you flag them for human review? For the segments where the model is weakest, what additional features would you want to collect to improve predictions?</w:t>
+        <w:t>Carvana wants to use your best model to set listing prices for incoming Range Rover inventory. Looking at the data, prices range from $</w:t>
+      </w:r>
+      <w:r>
+        <w:rPr>
+          <w:b w:val="0"/>
+          <w:bCs w:val="0"/>
+          <w:color w:val="000000" w:themeColor="text1"/>
+          <w:sz w:val="20"/>
+          <w:szCs w:val="20"/>
+        </w:rPr>
+        <w:t>1000</w:t>
+      </w:r>
+      <w:r>
+        <w:rPr>
+          <w:b w:val="0"/>
+          <w:bCs w:val="0"/>
+          <w:color w:val="000000" w:themeColor="text1"/>
+          <w:sz w:val="20"/>
+          <w:szCs w:val="20"/>
+        </w:rPr>
+        <w:t xml:space="preserve"> to $135,000</w:t>
+      </w:r>
+      <w:r>
+        <w:rPr>
+          <w:b w:val="0"/>
+          <w:bCs w:val="0"/>
+          <w:color w:val="000000" w:themeColor="text1"/>
+          <w:sz w:val="20"/>
+          <w:szCs w:val="20"/>
+        </w:rPr>
+        <w:t xml:space="preserve">, </w:t>
+      </w:r>
+      <w:r>
+        <w:rPr>
+          <w:b w:val="0"/>
+          <w:bCs w:val="0"/>
+          <w:color w:val="000000" w:themeColor="text1"/>
+          <w:sz w:val="20"/>
+          <w:szCs w:val="20"/>
+        </w:rPr>
+        <w:t>but most cars cluster in the $20K–$50K range. For which types of vehicles would you trust the model’s predictions most, and for which would you flag them for human review? For the segments where the model is weakest, what additional features would you want to collect to improve predictions?</w:t>
       </w:r>
     </w:p>
     <w:sectPr>

--- a/Assignments/Week2_Assignment.docx
+++ b/Assignments/Week2_Assignment.docx
@@ -963,7 +963,17 @@
           <w:sz w:val="20"/>
           <w:szCs w:val="20"/>
         </w:rPr>
-        <w:t>=100</w:t>
+        <w:t>=</w:t>
+      </w:r>
+      <w:r>
+        <w:rPr>
+          <w:b w:val="0"/>
+          <w:bCs w:val="0"/>
+          <w:color w:val="000000" w:themeColor="text1"/>
+          <w:sz w:val="20"/>
+          <w:szCs w:val="20"/>
+        </w:rPr>
+        <w:t xml:space="preserve"> 50</w:t>
       </w:r>
       <w:r>
         <w:rPr>
@@ -1037,7 +1047,17 @@
           <w:sz w:val="20"/>
           <w:szCs w:val="20"/>
         </w:rPr>
-        <w:t>=100</w:t>
+        <w:t>=</w:t>
+      </w:r>
+      <w:r>
+        <w:rPr>
+          <w:b w:val="0"/>
+          <w:bCs w:val="0"/>
+          <w:color w:val="000000" w:themeColor="text1"/>
+          <w:sz w:val="20"/>
+          <w:szCs w:val="20"/>
+        </w:rPr>
+        <w:t xml:space="preserve"> 50</w:t>
       </w:r>
       <w:r>
         <w:rPr>
@@ -1101,7 +1121,7 @@
           <w:sz w:val="20"/>
           <w:szCs w:val="20"/>
         </w:rPr>
-        <w:t>300</w:t>
+        <w:t xml:space="preserve"> 200</w:t>
       </w:r>
       <w:r>
         <w:rPr>
@@ -1185,7 +1205,7 @@
           <w:sz w:val="20"/>
           <w:szCs w:val="20"/>
         </w:rPr>
-        <w:t>300</w:t>
+        <w:t>200</w:t>
       </w:r>
       <w:r>
         <w:rPr>
@@ -1225,7 +1245,27 @@
           <w:sz w:val="20"/>
           <w:szCs w:val="20"/>
         </w:rPr>
-        <w:t xml:space="preserve"> for MAE to stabilize</w:t>
+        <w:t xml:space="preserve"> for </w:t>
+      </w:r>
+      <w:r>
+        <w:rPr>
+          <w:b w:val="0"/>
+          <w:bCs w:val="0"/>
+          <w:color w:val="000000" w:themeColor="text1"/>
+          <w:sz w:val="20"/>
+          <w:szCs w:val="20"/>
+        </w:rPr>
+        <w:t xml:space="preserve">test </w:t>
+      </w:r>
+      <w:r>
+        <w:rPr>
+          <w:b w:val="0"/>
+          <w:bCs w:val="0"/>
+          <w:color w:val="000000" w:themeColor="text1"/>
+          <w:sz w:val="20"/>
+          <w:szCs w:val="20"/>
+        </w:rPr>
+        <w:t>MAE to stabilize</w:t>
       </w:r>
       <w:r>
         <w:rPr>
@@ -1245,7 +1285,27 @@
           <w:sz w:val="20"/>
           <w:szCs w:val="20"/>
         </w:rPr>
-        <w:t>Provide a short intuitive explanation for why this happens.</w:t>
+        <w:t>Provide a short</w:t>
+      </w:r>
+      <w:r>
+        <w:rPr>
+          <w:b w:val="0"/>
+          <w:bCs w:val="0"/>
+          <w:color w:val="000000" w:themeColor="text1"/>
+          <w:sz w:val="20"/>
+          <w:szCs w:val="20"/>
+        </w:rPr>
+        <w:t xml:space="preserve"> intuitive</w:t>
+      </w:r>
+      <w:r>
+        <w:rPr>
+          <w:b w:val="0"/>
+          <w:bCs w:val="0"/>
+          <w:color w:val="000000" w:themeColor="text1"/>
+          <w:sz w:val="20"/>
+          <w:szCs w:val="20"/>
+        </w:rPr>
+        <w:t xml:space="preserve"> explanation for why this happens.</w:t>
       </w:r>
     </w:p>
     <w:p>

--- a/Assignments/Week2_Assignment.docx
+++ b/Assignments/Week2_Assignment.docx
@@ -194,51 +194,7 @@
           <w:sz w:val="20"/>
           <w:szCs w:val="20"/>
         </w:rPr>
-        <w:t xml:space="preserve">ree at three different depths: </w:t>
-      </w:r>
-      <w:proofErr w:type="spellStart"/>
-      <w:r>
-        <w:rPr>
-          <w:b w:val="0"/>
-          <w:bCs w:val="0"/>
-          <w:color w:val="000000" w:themeColor="text1"/>
-          <w:sz w:val="20"/>
-          <w:szCs w:val="20"/>
-        </w:rPr>
-        <w:t>max_depth</w:t>
-      </w:r>
-      <w:proofErr w:type="spellEnd"/>
-      <w:r>
-        <w:rPr>
-          <w:b w:val="0"/>
-          <w:bCs w:val="0"/>
-          <w:color w:val="000000" w:themeColor="text1"/>
-          <w:sz w:val="20"/>
-          <w:szCs w:val="20"/>
-        </w:rPr>
-        <w:t xml:space="preserve">=3, </w:t>
-      </w:r>
-      <w:proofErr w:type="spellStart"/>
-      <w:r>
-        <w:rPr>
-          <w:b w:val="0"/>
-          <w:bCs w:val="0"/>
-          <w:color w:val="000000" w:themeColor="text1"/>
-          <w:sz w:val="20"/>
-          <w:szCs w:val="20"/>
-        </w:rPr>
-        <w:t>max_depth</w:t>
-      </w:r>
-      <w:proofErr w:type="spellEnd"/>
-      <w:r>
-        <w:rPr>
-          <w:b w:val="0"/>
-          <w:bCs w:val="0"/>
-          <w:color w:val="000000" w:themeColor="text1"/>
-          <w:sz w:val="20"/>
-          <w:szCs w:val="20"/>
-        </w:rPr>
-        <w:t>=</w:t>
+        <w:t>ree at three different depths: max_depth=3, max_depth=</w:t>
       </w:r>
       <w:r>
         <w:rPr>
@@ -258,29 +214,7 @@
           <w:sz w:val="20"/>
           <w:szCs w:val="20"/>
         </w:rPr>
-        <w:t xml:space="preserve">, and </w:t>
-      </w:r>
-      <w:proofErr w:type="spellStart"/>
-      <w:r>
-        <w:rPr>
-          <w:b w:val="0"/>
-          <w:bCs w:val="0"/>
-          <w:color w:val="000000" w:themeColor="text1"/>
-          <w:sz w:val="20"/>
-          <w:szCs w:val="20"/>
-        </w:rPr>
-        <w:t>max_depth</w:t>
-      </w:r>
-      <w:proofErr w:type="spellEnd"/>
-      <w:r>
-        <w:rPr>
-          <w:b w:val="0"/>
-          <w:bCs w:val="0"/>
-          <w:color w:val="000000" w:themeColor="text1"/>
-          <w:sz w:val="20"/>
-          <w:szCs w:val="20"/>
-        </w:rPr>
-        <w:t>=</w:t>
+        <w:t>, and max_depth=</w:t>
       </w:r>
       <w:r>
         <w:rPr>
@@ -558,29 +492,7 @@
           <w:sz w:val="20"/>
           <w:szCs w:val="20"/>
         </w:rPr>
-        <w:t xml:space="preserve">Set </w:t>
-      </w:r>
-      <w:proofErr w:type="spellStart"/>
-      <w:r>
-        <w:rPr>
-          <w:b w:val="0"/>
-          <w:bCs w:val="0"/>
-          <w:color w:val="000000" w:themeColor="text1"/>
-          <w:sz w:val="20"/>
-          <w:szCs w:val="20"/>
-        </w:rPr>
-        <w:t>max_depth</w:t>
-      </w:r>
-      <w:proofErr w:type="spellEnd"/>
-      <w:r>
-        <w:rPr>
-          <w:b w:val="0"/>
-          <w:bCs w:val="0"/>
-          <w:color w:val="000000" w:themeColor="text1"/>
-          <w:sz w:val="20"/>
-          <w:szCs w:val="20"/>
-        </w:rPr>
-        <w:t>=</w:t>
+        <w:t>Set max_depth=</w:t>
       </w:r>
       <w:r>
         <w:rPr>
@@ -640,29 +552,7 @@
           <w:sz w:val="20"/>
           <w:szCs w:val="20"/>
         </w:rPr>
-        <w:t xml:space="preserve">orest with </w:t>
-      </w:r>
-      <w:proofErr w:type="spellStart"/>
-      <w:r>
-        <w:rPr>
-          <w:b w:val="0"/>
-          <w:bCs w:val="0"/>
-          <w:color w:val="000000" w:themeColor="text1"/>
-          <w:sz w:val="20"/>
-          <w:szCs w:val="20"/>
-        </w:rPr>
-        <w:t>n_estimators</w:t>
-      </w:r>
-      <w:proofErr w:type="spellEnd"/>
-      <w:r>
-        <w:rPr>
-          <w:b w:val="0"/>
-          <w:bCs w:val="0"/>
-          <w:color w:val="000000" w:themeColor="text1"/>
-          <w:sz w:val="20"/>
-          <w:szCs w:val="20"/>
-        </w:rPr>
-        <w:t>=</w:t>
+        <w:t>orest with n_estimators=</w:t>
       </w:r>
       <w:r>
         <w:rPr>
@@ -702,20 +592,8 @@
           <w:sz w:val="20"/>
           <w:szCs w:val="20"/>
         </w:rPr>
-        <w:t xml:space="preserve">. Now do the same for </w:t>
-      </w:r>
-      <w:proofErr w:type="spellStart"/>
-      <w:r>
-        <w:rPr>
-          <w:b w:val="0"/>
-          <w:bCs w:val="0"/>
-          <w:color w:val="000000" w:themeColor="text1"/>
-          <w:sz w:val="20"/>
-          <w:szCs w:val="20"/>
-        </w:rPr>
-        <w:t>XGBoost</w:t>
-      </w:r>
-      <w:proofErr w:type="spellEnd"/>
+        <w:t>. Now do the same for XGBoost</w:t>
+      </w:r>
       <w:r>
         <w:rPr>
           <w:b w:val="0"/>
@@ -726,27 +604,15 @@
         </w:rPr>
         <w:t xml:space="preserve"> with </w:t>
       </w:r>
-      <w:proofErr w:type="spellStart"/>
-      <w:r>
-        <w:rPr>
-          <w:b w:val="0"/>
-          <w:bCs w:val="0"/>
-          <w:color w:val="000000" w:themeColor="text1"/>
-          <w:sz w:val="20"/>
-          <w:szCs w:val="20"/>
-        </w:rPr>
-        <w:t>learning_rate</w:t>
-      </w:r>
-      <w:proofErr w:type="spellEnd"/>
-      <w:r>
-        <w:rPr>
-          <w:b w:val="0"/>
-          <w:bCs w:val="0"/>
-          <w:color w:val="000000" w:themeColor="text1"/>
-          <w:sz w:val="20"/>
-          <w:szCs w:val="20"/>
-        </w:rPr>
-        <w:t xml:space="preserve">=0.1. As you add more trees, what happens to </w:t>
+      <w:r>
+        <w:rPr>
+          <w:b w:val="0"/>
+          <w:bCs w:val="0"/>
+          <w:color w:val="000000" w:themeColor="text1"/>
+          <w:sz w:val="20"/>
+          <w:szCs w:val="20"/>
+        </w:rPr>
+        <w:t xml:space="preserve">learning_rate=0.1. As you add more trees, what happens to </w:t>
       </w:r>
       <w:r>
         <w:rPr>
@@ -776,7 +642,27 @@
           <w:sz w:val="20"/>
           <w:szCs w:val="20"/>
         </w:rPr>
-        <w:t xml:space="preserve">Provide a concise and intuitive explanation for the difference in behavior. </w:t>
+        <w:t xml:space="preserve">Provide a </w:t>
+      </w:r>
+      <w:r>
+        <w:rPr>
+          <w:b w:val="0"/>
+          <w:bCs w:val="0"/>
+          <w:color w:val="000000" w:themeColor="text1"/>
+          <w:sz w:val="20"/>
+          <w:szCs w:val="20"/>
+        </w:rPr>
+        <w:t>short</w:t>
+      </w:r>
+      <w:r>
+        <w:rPr>
+          <w:b w:val="0"/>
+          <w:bCs w:val="0"/>
+          <w:color w:val="000000" w:themeColor="text1"/>
+          <w:sz w:val="20"/>
+          <w:szCs w:val="20"/>
+        </w:rPr>
+        <w:t xml:space="preserve"> explanation for the difference in behavior. </w:t>
       </w:r>
     </w:p>
     <w:p>
@@ -835,51 +721,7 @@
           <w:sz w:val="20"/>
           <w:szCs w:val="20"/>
         </w:rPr>
-        <w:t xml:space="preserve">Train an </w:t>
-      </w:r>
-      <w:proofErr w:type="spellStart"/>
-      <w:r>
-        <w:rPr>
-          <w:b w:val="0"/>
-          <w:bCs w:val="0"/>
-          <w:color w:val="000000" w:themeColor="text1"/>
-          <w:sz w:val="20"/>
-          <w:szCs w:val="20"/>
-        </w:rPr>
-        <w:t>XGBoost</w:t>
-      </w:r>
-      <w:proofErr w:type="spellEnd"/>
-      <w:r>
-        <w:rPr>
-          <w:b w:val="0"/>
-          <w:bCs w:val="0"/>
-          <w:color w:val="000000" w:themeColor="text1"/>
-          <w:sz w:val="20"/>
-          <w:szCs w:val="20"/>
-        </w:rPr>
-        <w:t xml:space="preserve"> model with </w:t>
-      </w:r>
-      <w:proofErr w:type="spellStart"/>
-      <w:r>
-        <w:rPr>
-          <w:b w:val="0"/>
-          <w:bCs w:val="0"/>
-          <w:color w:val="000000" w:themeColor="text1"/>
-          <w:sz w:val="20"/>
-          <w:szCs w:val="20"/>
-        </w:rPr>
-        <w:t>max_depth</w:t>
-      </w:r>
-      <w:proofErr w:type="spellEnd"/>
-      <w:r>
-        <w:rPr>
-          <w:b w:val="0"/>
-          <w:bCs w:val="0"/>
-          <w:color w:val="000000" w:themeColor="text1"/>
-          <w:sz w:val="20"/>
-          <w:szCs w:val="20"/>
-        </w:rPr>
-        <w:t xml:space="preserve">=6 </w:t>
+        <w:t xml:space="preserve">Train an XGBoost model with max_depth=6 </w:t>
       </w:r>
       <w:r>
         <w:rPr>
@@ -911,27 +753,15 @@
         </w:rPr>
         <w:br/>
       </w:r>
-      <w:proofErr w:type="spellStart"/>
-      <w:r>
-        <w:rPr>
-          <w:b w:val="0"/>
-          <w:bCs w:val="0"/>
-          <w:color w:val="000000" w:themeColor="text1"/>
-          <w:sz w:val="20"/>
-          <w:szCs w:val="20"/>
-        </w:rPr>
-        <w:t>learning_rate</w:t>
-      </w:r>
-      <w:proofErr w:type="spellEnd"/>
-      <w:r>
-        <w:rPr>
-          <w:b w:val="0"/>
-          <w:bCs w:val="0"/>
-          <w:color w:val="000000" w:themeColor="text1"/>
-          <w:sz w:val="20"/>
-          <w:szCs w:val="20"/>
-        </w:rPr>
-        <w:t>=0.01</w:t>
+      <w:r>
+        <w:rPr>
+          <w:b w:val="0"/>
+          <w:bCs w:val="0"/>
+          <w:color w:val="000000" w:themeColor="text1"/>
+          <w:sz w:val="20"/>
+          <w:szCs w:val="20"/>
+        </w:rPr>
+        <w:t>learning_rate=0.01</w:t>
       </w:r>
       <w:r>
         <w:rPr>
@@ -943,27 +773,15 @@
         </w:rPr>
         <w:t xml:space="preserve">, </w:t>
       </w:r>
-      <w:proofErr w:type="spellStart"/>
-      <w:r>
-        <w:rPr>
-          <w:b w:val="0"/>
-          <w:bCs w:val="0"/>
-          <w:color w:val="000000" w:themeColor="text1"/>
-          <w:sz w:val="20"/>
-          <w:szCs w:val="20"/>
-        </w:rPr>
-        <w:t>n_estimators</w:t>
-      </w:r>
-      <w:proofErr w:type="spellEnd"/>
-      <w:r>
-        <w:rPr>
-          <w:b w:val="0"/>
-          <w:bCs w:val="0"/>
-          <w:color w:val="000000" w:themeColor="text1"/>
-          <w:sz w:val="20"/>
-          <w:szCs w:val="20"/>
-        </w:rPr>
-        <w:t>=</w:t>
+      <w:r>
+        <w:rPr>
+          <w:b w:val="0"/>
+          <w:bCs w:val="0"/>
+          <w:color w:val="000000" w:themeColor="text1"/>
+          <w:sz w:val="20"/>
+          <w:szCs w:val="20"/>
+        </w:rPr>
+        <w:t>n_estimators=</w:t>
       </w:r>
       <w:r>
         <w:rPr>
@@ -985,27 +803,15 @@
         </w:rPr>
         <w:br/>
       </w:r>
-      <w:proofErr w:type="spellStart"/>
-      <w:r>
-        <w:rPr>
-          <w:b w:val="0"/>
-          <w:bCs w:val="0"/>
-          <w:color w:val="000000" w:themeColor="text1"/>
-          <w:sz w:val="20"/>
-          <w:szCs w:val="20"/>
-        </w:rPr>
-        <w:t>learning_rate</w:t>
-      </w:r>
-      <w:proofErr w:type="spellEnd"/>
-      <w:r>
-        <w:rPr>
-          <w:b w:val="0"/>
-          <w:bCs w:val="0"/>
-          <w:color w:val="000000" w:themeColor="text1"/>
-          <w:sz w:val="20"/>
-          <w:szCs w:val="20"/>
-        </w:rPr>
-        <w:t>=0.</w:t>
+      <w:r>
+        <w:rPr>
+          <w:b w:val="0"/>
+          <w:bCs w:val="0"/>
+          <w:color w:val="000000" w:themeColor="text1"/>
+          <w:sz w:val="20"/>
+          <w:szCs w:val="20"/>
+        </w:rPr>
+        <w:t>learning_rate=0.</w:t>
       </w:r>
       <w:r>
         <w:rPr>
@@ -1025,29 +831,7 @@
           <w:sz w:val="20"/>
           <w:szCs w:val="20"/>
         </w:rPr>
-        <w:t xml:space="preserve">, </w:t>
-      </w:r>
-      <w:proofErr w:type="spellStart"/>
-      <w:r>
-        <w:rPr>
-          <w:b w:val="0"/>
-          <w:bCs w:val="0"/>
-          <w:color w:val="000000" w:themeColor="text1"/>
-          <w:sz w:val="20"/>
-          <w:szCs w:val="20"/>
-        </w:rPr>
-        <w:t>n_estimators</w:t>
-      </w:r>
-      <w:proofErr w:type="spellEnd"/>
-      <w:r>
-        <w:rPr>
-          <w:b w:val="0"/>
-          <w:bCs w:val="0"/>
-          <w:color w:val="000000" w:themeColor="text1"/>
-          <w:sz w:val="20"/>
-          <w:szCs w:val="20"/>
-        </w:rPr>
-        <w:t>=</w:t>
+        <w:t>, n_estimators=</w:t>
       </w:r>
       <w:r>
         <w:rPr>
@@ -1069,49 +853,15 @@
         </w:rPr>
         <w:br/>
       </w:r>
-      <w:proofErr w:type="spellStart"/>
-      <w:r>
-        <w:rPr>
-          <w:b w:val="0"/>
-          <w:bCs w:val="0"/>
-          <w:color w:val="000000" w:themeColor="text1"/>
-          <w:sz w:val="20"/>
-          <w:szCs w:val="20"/>
-        </w:rPr>
-        <w:t>learning_rate</w:t>
-      </w:r>
-      <w:proofErr w:type="spellEnd"/>
-      <w:r>
-        <w:rPr>
-          <w:b w:val="0"/>
-          <w:bCs w:val="0"/>
-          <w:color w:val="000000" w:themeColor="text1"/>
-          <w:sz w:val="20"/>
-          <w:szCs w:val="20"/>
-        </w:rPr>
-        <w:t xml:space="preserve">=0.01, </w:t>
-      </w:r>
-      <w:proofErr w:type="spellStart"/>
-      <w:r>
-        <w:rPr>
-          <w:b w:val="0"/>
-          <w:bCs w:val="0"/>
-          <w:color w:val="000000" w:themeColor="text1"/>
-          <w:sz w:val="20"/>
-          <w:szCs w:val="20"/>
-        </w:rPr>
-        <w:t>n_estimators</w:t>
-      </w:r>
-      <w:proofErr w:type="spellEnd"/>
-      <w:r>
-        <w:rPr>
-          <w:b w:val="0"/>
-          <w:bCs w:val="0"/>
-          <w:color w:val="000000" w:themeColor="text1"/>
-          <w:sz w:val="20"/>
-          <w:szCs w:val="20"/>
-        </w:rPr>
-        <w:t>=</w:t>
+      <w:r>
+        <w:rPr>
+          <w:b w:val="0"/>
+          <w:bCs w:val="0"/>
+          <w:color w:val="000000" w:themeColor="text1"/>
+          <w:sz w:val="20"/>
+          <w:szCs w:val="20"/>
+        </w:rPr>
+        <w:t>learning_rate=0.01, n_estimators=</w:t>
       </w:r>
       <w:r>
         <w:rPr>
@@ -1133,27 +883,15 @@
         </w:rPr>
         <w:br/>
       </w:r>
-      <w:proofErr w:type="spellStart"/>
-      <w:r>
-        <w:rPr>
-          <w:b w:val="0"/>
-          <w:bCs w:val="0"/>
-          <w:color w:val="000000" w:themeColor="text1"/>
-          <w:sz w:val="20"/>
-          <w:szCs w:val="20"/>
-        </w:rPr>
-        <w:t>learning_rate</w:t>
-      </w:r>
-      <w:proofErr w:type="spellEnd"/>
-      <w:r>
-        <w:rPr>
-          <w:b w:val="0"/>
-          <w:bCs w:val="0"/>
-          <w:color w:val="000000" w:themeColor="text1"/>
-          <w:sz w:val="20"/>
-          <w:szCs w:val="20"/>
-        </w:rPr>
-        <w:t>=0.</w:t>
+      <w:r>
+        <w:rPr>
+          <w:b w:val="0"/>
+          <w:bCs w:val="0"/>
+          <w:color w:val="000000" w:themeColor="text1"/>
+          <w:sz w:val="20"/>
+          <w:szCs w:val="20"/>
+        </w:rPr>
+        <w:t>learning_rate=0.</w:t>
       </w:r>
       <w:r>
         <w:rPr>
@@ -1173,29 +911,7 @@
           <w:sz w:val="20"/>
           <w:szCs w:val="20"/>
         </w:rPr>
-        <w:t xml:space="preserve">, </w:t>
-      </w:r>
-      <w:proofErr w:type="spellStart"/>
-      <w:r>
-        <w:rPr>
-          <w:b w:val="0"/>
-          <w:bCs w:val="0"/>
-          <w:color w:val="000000" w:themeColor="text1"/>
-          <w:sz w:val="20"/>
-          <w:szCs w:val="20"/>
-        </w:rPr>
-        <w:t>n_estimators</w:t>
-      </w:r>
-      <w:proofErr w:type="spellEnd"/>
-      <w:r>
-        <w:rPr>
-          <w:b w:val="0"/>
-          <w:bCs w:val="0"/>
-          <w:color w:val="000000" w:themeColor="text1"/>
-          <w:sz w:val="20"/>
-          <w:szCs w:val="20"/>
-        </w:rPr>
-        <w:t>=</w:t>
+        <w:t>, n_estimators=</w:t>
       </w:r>
       <w:r>
         <w:rPr>

--- a/Assignments/Week2_Assignment.docx
+++ b/Assignments/Week2_Assignment.docx
@@ -50,7 +50,23 @@
           <w:szCs w:val="32"/>
         </w:rPr>
         <w:br/>
-        <w:t>Tree-Models and XGBoost: Range Rover Algorithmic Pricing</w:t>
+        <w:t xml:space="preserve">Tree-Models and </w:t>
+      </w:r>
+      <w:proofErr w:type="spellStart"/>
+      <w:r>
+        <w:rPr>
+          <w:sz w:val="32"/>
+          <w:szCs w:val="32"/>
+        </w:rPr>
+        <w:t>XGBoost</w:t>
+      </w:r>
+      <w:proofErr w:type="spellEnd"/>
+      <w:r>
+        <w:rPr>
+          <w:sz w:val="32"/>
+          <w:szCs w:val="32"/>
+        </w:rPr>
+        <w:t>: Range Rover Algorithmic Pricing</w:t>
       </w:r>
     </w:p>
     <w:p>
@@ -107,7 +123,49 @@
           <w:sz w:val="20"/>
           <w:szCs w:val="20"/>
         </w:rPr>
-        <w:t xml:space="preserve"> and answer the questions below. Stick to 3 sentences maximum per question. Upload your responses to BruinLearn as a PDF by the end of the day. Grading will be primarily based on completion.</w:t>
+        <w:t xml:space="preserve"> and answer the questions below. Stick to 3 sentences maximum per question. Upload your responses to </w:t>
+      </w:r>
+      <w:proofErr w:type="spellStart"/>
+      <w:r>
+        <w:rPr>
+          <w:b w:val="0"/>
+          <w:bCs w:val="0"/>
+          <w:color w:val="000000" w:themeColor="text1"/>
+          <w:sz w:val="20"/>
+          <w:szCs w:val="20"/>
+        </w:rPr>
+        <w:t>BruinLearn</w:t>
+      </w:r>
+      <w:proofErr w:type="spellEnd"/>
+      <w:r>
+        <w:rPr>
+          <w:b w:val="0"/>
+          <w:bCs w:val="0"/>
+          <w:color w:val="000000" w:themeColor="text1"/>
+          <w:sz w:val="20"/>
+          <w:szCs w:val="20"/>
+        </w:rPr>
+        <w:t xml:space="preserve"> as a PDF by the end of the day</w:t>
+      </w:r>
+      <w:r>
+        <w:rPr>
+          <w:b w:val="0"/>
+          <w:bCs w:val="0"/>
+          <w:color w:val="000000" w:themeColor="text1"/>
+          <w:sz w:val="20"/>
+          <w:szCs w:val="20"/>
+        </w:rPr>
+        <w:t xml:space="preserve"> (11:59pm PT)</w:t>
+      </w:r>
+      <w:r>
+        <w:rPr>
+          <w:b w:val="0"/>
+          <w:bCs w:val="0"/>
+          <w:color w:val="000000" w:themeColor="text1"/>
+          <w:sz w:val="20"/>
+          <w:szCs w:val="20"/>
+        </w:rPr>
+        <w:t xml:space="preserve">. </w:t>
       </w:r>
     </w:p>
     <w:p>
@@ -194,7 +252,51 @@
           <w:sz w:val="20"/>
           <w:szCs w:val="20"/>
         </w:rPr>
-        <w:t>ree at three different depths: max_depth=3, max_depth=</w:t>
+        <w:t xml:space="preserve">ree at three different depths: </w:t>
+      </w:r>
+      <w:proofErr w:type="spellStart"/>
+      <w:r>
+        <w:rPr>
+          <w:b w:val="0"/>
+          <w:bCs w:val="0"/>
+          <w:color w:val="000000" w:themeColor="text1"/>
+          <w:sz w:val="20"/>
+          <w:szCs w:val="20"/>
+        </w:rPr>
+        <w:t>max_depth</w:t>
+      </w:r>
+      <w:proofErr w:type="spellEnd"/>
+      <w:r>
+        <w:rPr>
+          <w:b w:val="0"/>
+          <w:bCs w:val="0"/>
+          <w:color w:val="000000" w:themeColor="text1"/>
+          <w:sz w:val="20"/>
+          <w:szCs w:val="20"/>
+        </w:rPr>
+        <w:t xml:space="preserve">=3, </w:t>
+      </w:r>
+      <w:proofErr w:type="spellStart"/>
+      <w:r>
+        <w:rPr>
+          <w:b w:val="0"/>
+          <w:bCs w:val="0"/>
+          <w:color w:val="000000" w:themeColor="text1"/>
+          <w:sz w:val="20"/>
+          <w:szCs w:val="20"/>
+        </w:rPr>
+        <w:t>max_depth</w:t>
+      </w:r>
+      <w:proofErr w:type="spellEnd"/>
+      <w:r>
+        <w:rPr>
+          <w:b w:val="0"/>
+          <w:bCs w:val="0"/>
+          <w:color w:val="000000" w:themeColor="text1"/>
+          <w:sz w:val="20"/>
+          <w:szCs w:val="20"/>
+        </w:rPr>
+        <w:t>=</w:t>
       </w:r>
       <w:r>
         <w:rPr>
@@ -214,7 +316,29 @@
           <w:sz w:val="20"/>
           <w:szCs w:val="20"/>
         </w:rPr>
-        <w:t>, and max_depth=</w:t>
+        <w:t xml:space="preserve">, and </w:t>
+      </w:r>
+      <w:proofErr w:type="spellStart"/>
+      <w:r>
+        <w:rPr>
+          <w:b w:val="0"/>
+          <w:bCs w:val="0"/>
+          <w:color w:val="000000" w:themeColor="text1"/>
+          <w:sz w:val="20"/>
+          <w:szCs w:val="20"/>
+        </w:rPr>
+        <w:t>max_depth</w:t>
+      </w:r>
+      <w:proofErr w:type="spellEnd"/>
+      <w:r>
+        <w:rPr>
+          <w:b w:val="0"/>
+          <w:bCs w:val="0"/>
+          <w:color w:val="000000" w:themeColor="text1"/>
+          <w:sz w:val="20"/>
+          <w:szCs w:val="20"/>
+        </w:rPr>
+        <w:t>=</w:t>
       </w:r>
       <w:r>
         <w:rPr>
@@ -363,7 +487,71 @@
           <w:sz w:val="20"/>
           <w:szCs w:val="20"/>
         </w:rPr>
-        <w:t xml:space="preserve">Train a Random Forest with n_estimators=100 and max_depth=6. Look at the feature importance chart. </w:t>
+        <w:t xml:space="preserve">Train a Random Forest with </w:t>
+      </w:r>
+      <w:proofErr w:type="spellStart"/>
+      <w:r>
+        <w:rPr>
+          <w:b w:val="0"/>
+          <w:bCs w:val="0"/>
+          <w:color w:val="000000" w:themeColor="text1"/>
+          <w:sz w:val="20"/>
+          <w:szCs w:val="20"/>
+        </w:rPr>
+        <w:t>n_estimators</w:t>
+      </w:r>
+      <w:proofErr w:type="spellEnd"/>
+      <w:r>
+        <w:rPr>
+          <w:b w:val="0"/>
+          <w:bCs w:val="0"/>
+          <w:color w:val="000000" w:themeColor="text1"/>
+          <w:sz w:val="20"/>
+          <w:szCs w:val="20"/>
+        </w:rPr>
+        <w:t xml:space="preserve">=100 and </w:t>
+      </w:r>
+      <w:proofErr w:type="spellStart"/>
+      <w:r>
+        <w:rPr>
+          <w:b w:val="0"/>
+          <w:bCs w:val="0"/>
+          <w:color w:val="000000" w:themeColor="text1"/>
+          <w:sz w:val="20"/>
+          <w:szCs w:val="20"/>
+        </w:rPr>
+        <w:t>max_depth</w:t>
+      </w:r>
+      <w:proofErr w:type="spellEnd"/>
+      <w:r>
+        <w:rPr>
+          <w:b w:val="0"/>
+          <w:bCs w:val="0"/>
+          <w:color w:val="000000" w:themeColor="text1"/>
+          <w:sz w:val="20"/>
+          <w:szCs w:val="20"/>
+        </w:rPr>
+        <w:t>=</w:t>
+      </w:r>
+      <w:r>
+        <w:rPr>
+          <w:b w:val="0"/>
+          <w:bCs w:val="0"/>
+          <w:color w:val="000000" w:themeColor="text1"/>
+          <w:sz w:val="20"/>
+          <w:szCs w:val="20"/>
+        </w:rPr>
+        <w:t>8</w:t>
+      </w:r>
+      <w:r>
+        <w:rPr>
+          <w:b w:val="0"/>
+          <w:bCs w:val="0"/>
+          <w:color w:val="000000" w:themeColor="text1"/>
+          <w:sz w:val="20"/>
+          <w:szCs w:val="20"/>
+        </w:rPr>
+        <w:t xml:space="preserve">. Look at the feature importance chart. </w:t>
       </w:r>
       <w:r>
         <w:rPr>
@@ -492,17 +680,49 @@
           <w:sz w:val="20"/>
           <w:szCs w:val="20"/>
         </w:rPr>
-        <w:t>Set max_depth=</w:t>
-      </w:r>
-      <w:r>
-        <w:rPr>
-          <w:b w:val="0"/>
-          <w:bCs w:val="0"/>
-          <w:color w:val="000000" w:themeColor="text1"/>
-          <w:sz w:val="20"/>
-          <w:szCs w:val="20"/>
-        </w:rPr>
-        <w:t xml:space="preserve">5 </w:t>
+        <w:t xml:space="preserve">Set </w:t>
+      </w:r>
+      <w:proofErr w:type="spellStart"/>
+      <w:r>
+        <w:rPr>
+          <w:b w:val="0"/>
+          <w:bCs w:val="0"/>
+          <w:color w:val="000000" w:themeColor="text1"/>
+          <w:sz w:val="20"/>
+          <w:szCs w:val="20"/>
+        </w:rPr>
+        <w:t>max_depth</w:t>
+      </w:r>
+      <w:proofErr w:type="spellEnd"/>
+      <w:r>
+        <w:rPr>
+          <w:b w:val="0"/>
+          <w:bCs w:val="0"/>
+          <w:color w:val="000000" w:themeColor="text1"/>
+          <w:sz w:val="20"/>
+          <w:szCs w:val="20"/>
+        </w:rPr>
+        <w:t>=</w:t>
+      </w:r>
+      <w:r>
+        <w:rPr>
+          <w:b w:val="0"/>
+          <w:bCs w:val="0"/>
+          <w:color w:val="000000" w:themeColor="text1"/>
+          <w:sz w:val="20"/>
+          <w:szCs w:val="20"/>
+        </w:rPr>
+        <w:t>6</w:t>
+      </w:r>
+      <w:r>
+        <w:rPr>
+          <w:b w:val="0"/>
+          <w:bCs w:val="0"/>
+          <w:color w:val="000000" w:themeColor="text1"/>
+          <w:sz w:val="20"/>
+          <w:szCs w:val="20"/>
+        </w:rPr>
+        <w:t xml:space="preserve"> </w:t>
       </w:r>
       <w:r>
         <w:rPr>
@@ -552,7 +772,29 @@
           <w:sz w:val="20"/>
           <w:szCs w:val="20"/>
         </w:rPr>
-        <w:t>orest with n_estimators=</w:t>
+        <w:t xml:space="preserve">orest with </w:t>
+      </w:r>
+      <w:proofErr w:type="spellStart"/>
+      <w:r>
+        <w:rPr>
+          <w:b w:val="0"/>
+          <w:bCs w:val="0"/>
+          <w:color w:val="000000" w:themeColor="text1"/>
+          <w:sz w:val="20"/>
+          <w:szCs w:val="20"/>
+        </w:rPr>
+        <w:t>n_estimators</w:t>
+      </w:r>
+      <w:proofErr w:type="spellEnd"/>
+      <w:r>
+        <w:rPr>
+          <w:b w:val="0"/>
+          <w:bCs w:val="0"/>
+          <w:color w:val="000000" w:themeColor="text1"/>
+          <w:sz w:val="20"/>
+          <w:szCs w:val="20"/>
+        </w:rPr>
+        <w:t>=</w:t>
       </w:r>
       <w:r>
         <w:rPr>
@@ -572,67 +814,153 @@
           <w:sz w:val="20"/>
           <w:szCs w:val="20"/>
         </w:rPr>
-        <w:t xml:space="preserve">0. Note the train MAE and test MAE </w:t>
-      </w:r>
-      <w:r>
-        <w:rPr>
-          <w:b w:val="0"/>
-          <w:bCs w:val="0"/>
-          <w:color w:val="000000" w:themeColor="text1"/>
-          <w:sz w:val="20"/>
-          <w:szCs w:val="20"/>
-        </w:rPr>
-        <w:t>curves</w:t>
-      </w:r>
-      <w:r>
-        <w:rPr>
-          <w:b w:val="0"/>
-          <w:bCs w:val="0"/>
-          <w:color w:val="000000" w:themeColor="text1"/>
-          <w:sz w:val="20"/>
-          <w:szCs w:val="20"/>
-        </w:rPr>
-        <w:t>. Now do the same for XGBoost</w:t>
-      </w:r>
-      <w:r>
-        <w:rPr>
-          <w:b w:val="0"/>
-          <w:bCs w:val="0"/>
-          <w:color w:val="000000" w:themeColor="text1"/>
-          <w:sz w:val="20"/>
-          <w:szCs w:val="20"/>
-        </w:rPr>
-        <w:t xml:space="preserve"> with </w:t>
-      </w:r>
-      <w:r>
-        <w:rPr>
-          <w:b w:val="0"/>
-          <w:bCs w:val="0"/>
-          <w:color w:val="000000" w:themeColor="text1"/>
-          <w:sz w:val="20"/>
-          <w:szCs w:val="20"/>
-        </w:rPr>
-        <w:t xml:space="preserve">learning_rate=0.1. As you add more trees, what happens to </w:t>
-      </w:r>
-      <w:r>
-        <w:rPr>
-          <w:b w:val="0"/>
-          <w:bCs w:val="0"/>
-          <w:color w:val="000000" w:themeColor="text1"/>
-          <w:sz w:val="20"/>
-          <w:szCs w:val="20"/>
-        </w:rPr>
-        <w:t>the</w:t>
-      </w:r>
-      <w:r>
-        <w:rPr>
-          <w:b w:val="0"/>
-          <w:bCs w:val="0"/>
-          <w:color w:val="000000" w:themeColor="text1"/>
-          <w:sz w:val="20"/>
-          <w:szCs w:val="20"/>
-        </w:rPr>
-        <w:t xml:space="preserve"> test error for each method? </w:t>
+        <w:t>0</w:t>
+      </w:r>
+      <w:r>
+        <w:rPr>
+          <w:b w:val="0"/>
+          <w:bCs w:val="0"/>
+          <w:color w:val="000000" w:themeColor="text1"/>
+          <w:sz w:val="20"/>
+          <w:szCs w:val="20"/>
+        </w:rPr>
+        <w:t xml:space="preserve"> (with </w:t>
+      </w:r>
+      <w:proofErr w:type="spellStart"/>
+      <w:r>
+        <w:rPr>
+          <w:b w:val="0"/>
+          <w:bCs w:val="0"/>
+          <w:color w:val="000000" w:themeColor="text1"/>
+          <w:sz w:val="20"/>
+          <w:szCs w:val="20"/>
+        </w:rPr>
+        <w:t>max_features</w:t>
+      </w:r>
+      <w:proofErr w:type="spellEnd"/>
+      <w:r>
+        <w:rPr>
+          <w:b w:val="0"/>
+          <w:bCs w:val="0"/>
+          <w:color w:val="000000" w:themeColor="text1"/>
+          <w:sz w:val="20"/>
+          <w:szCs w:val="20"/>
+        </w:rPr>
+        <w:t xml:space="preserve"> = 0.7 and subsample =0.8). Using the same hyperparameters, train an</w:t>
+      </w:r>
+      <w:r>
+        <w:rPr>
+          <w:b w:val="0"/>
+          <w:bCs w:val="0"/>
+          <w:color w:val="000000" w:themeColor="text1"/>
+          <w:sz w:val="20"/>
+          <w:szCs w:val="20"/>
+        </w:rPr>
+        <w:t xml:space="preserve"> </w:t>
+      </w:r>
+      <w:proofErr w:type="spellStart"/>
+      <w:r>
+        <w:rPr>
+          <w:b w:val="0"/>
+          <w:bCs w:val="0"/>
+          <w:color w:val="000000" w:themeColor="text1"/>
+          <w:sz w:val="20"/>
+          <w:szCs w:val="20"/>
+        </w:rPr>
+        <w:t>XGBoost</w:t>
+      </w:r>
+      <w:proofErr w:type="spellEnd"/>
+      <w:r>
+        <w:rPr>
+          <w:b w:val="0"/>
+          <w:bCs w:val="0"/>
+          <w:color w:val="000000" w:themeColor="text1"/>
+          <w:sz w:val="20"/>
+          <w:szCs w:val="20"/>
+        </w:rPr>
+        <w:t xml:space="preserve"> </w:t>
+      </w:r>
+      <w:r>
+        <w:rPr>
+          <w:b w:val="0"/>
+          <w:bCs w:val="0"/>
+          <w:color w:val="000000" w:themeColor="text1"/>
+          <w:sz w:val="20"/>
+          <w:szCs w:val="20"/>
+        </w:rPr>
+        <w:t xml:space="preserve">model </w:t>
+      </w:r>
+      <w:r>
+        <w:rPr>
+          <w:b w:val="0"/>
+          <w:bCs w:val="0"/>
+          <w:color w:val="000000" w:themeColor="text1"/>
+          <w:sz w:val="20"/>
+          <w:szCs w:val="20"/>
+        </w:rPr>
+        <w:t xml:space="preserve">with </w:t>
+      </w:r>
+      <w:proofErr w:type="spellStart"/>
+      <w:r>
+        <w:rPr>
+          <w:b w:val="0"/>
+          <w:bCs w:val="0"/>
+          <w:color w:val="000000" w:themeColor="text1"/>
+          <w:sz w:val="20"/>
+          <w:szCs w:val="20"/>
+        </w:rPr>
+        <w:t>learning_rate</w:t>
+      </w:r>
+      <w:proofErr w:type="spellEnd"/>
+      <w:r>
+        <w:rPr>
+          <w:b w:val="0"/>
+          <w:bCs w:val="0"/>
+          <w:color w:val="000000" w:themeColor="text1"/>
+          <w:sz w:val="20"/>
+          <w:szCs w:val="20"/>
+        </w:rPr>
+        <w:t>=0.</w:t>
+      </w:r>
+      <w:r>
+        <w:rPr>
+          <w:b w:val="0"/>
+          <w:bCs w:val="0"/>
+          <w:color w:val="000000" w:themeColor="text1"/>
+          <w:sz w:val="20"/>
+          <w:szCs w:val="20"/>
+        </w:rPr>
+        <w:t>05</w:t>
+      </w:r>
+      <w:r>
+        <w:rPr>
+          <w:b w:val="0"/>
+          <w:bCs w:val="0"/>
+          <w:color w:val="000000" w:themeColor="text1"/>
+          <w:sz w:val="20"/>
+          <w:szCs w:val="20"/>
+        </w:rPr>
+        <w:t xml:space="preserve">. </w:t>
+      </w:r>
+      <w:r>
+        <w:rPr>
+          <w:b w:val="0"/>
+          <w:bCs w:val="0"/>
+          <w:color w:val="000000" w:themeColor="text1"/>
+          <w:sz w:val="20"/>
+          <w:szCs w:val="20"/>
+        </w:rPr>
+        <w:t>Describe how the test MAE curve differs qualitatively between the two models.</w:t>
+      </w:r>
+      <w:r>
+        <w:rPr>
+          <w:b w:val="0"/>
+          <w:bCs w:val="0"/>
+          <w:color w:val="000000" w:themeColor="text1"/>
+          <w:sz w:val="20"/>
+          <w:szCs w:val="20"/>
+        </w:rPr>
+        <w:t xml:space="preserve"> </w:t>
       </w:r>
       <w:r>
         <w:rPr>
@@ -721,7 +1049,51 @@
           <w:sz w:val="20"/>
           <w:szCs w:val="20"/>
         </w:rPr>
-        <w:t xml:space="preserve">Train an XGBoost model with max_depth=6 </w:t>
+        <w:t xml:space="preserve">Train an </w:t>
+      </w:r>
+      <w:proofErr w:type="spellStart"/>
+      <w:r>
+        <w:rPr>
+          <w:b w:val="0"/>
+          <w:bCs w:val="0"/>
+          <w:color w:val="000000" w:themeColor="text1"/>
+          <w:sz w:val="20"/>
+          <w:szCs w:val="20"/>
+        </w:rPr>
+        <w:t>XGBoost</w:t>
+      </w:r>
+      <w:proofErr w:type="spellEnd"/>
+      <w:r>
+        <w:rPr>
+          <w:b w:val="0"/>
+          <w:bCs w:val="0"/>
+          <w:color w:val="000000" w:themeColor="text1"/>
+          <w:sz w:val="20"/>
+          <w:szCs w:val="20"/>
+        </w:rPr>
+        <w:t xml:space="preserve"> model with </w:t>
+      </w:r>
+      <w:proofErr w:type="spellStart"/>
+      <w:r>
+        <w:rPr>
+          <w:b w:val="0"/>
+          <w:bCs w:val="0"/>
+          <w:color w:val="000000" w:themeColor="text1"/>
+          <w:sz w:val="20"/>
+          <w:szCs w:val="20"/>
+        </w:rPr>
+        <w:t>max_depth</w:t>
+      </w:r>
+      <w:proofErr w:type="spellEnd"/>
+      <w:r>
+        <w:rPr>
+          <w:b w:val="0"/>
+          <w:bCs w:val="0"/>
+          <w:color w:val="000000" w:themeColor="text1"/>
+          <w:sz w:val="20"/>
+          <w:szCs w:val="20"/>
+        </w:rPr>
+        <w:t xml:space="preserve">=6 </w:t>
       </w:r>
       <w:r>
         <w:rPr>
@@ -753,15 +1125,27 @@
         </w:rPr>
         <w:br/>
       </w:r>
-      <w:r>
-        <w:rPr>
-          <w:b w:val="0"/>
-          <w:bCs w:val="0"/>
-          <w:color w:val="000000" w:themeColor="text1"/>
-          <w:sz w:val="20"/>
-          <w:szCs w:val="20"/>
-        </w:rPr>
-        <w:t>learning_rate=0.01</w:t>
+      <w:proofErr w:type="spellStart"/>
+      <w:r>
+        <w:rPr>
+          <w:b w:val="0"/>
+          <w:bCs w:val="0"/>
+          <w:color w:val="000000" w:themeColor="text1"/>
+          <w:sz w:val="20"/>
+          <w:szCs w:val="20"/>
+        </w:rPr>
+        <w:t>learning_rate</w:t>
+      </w:r>
+      <w:proofErr w:type="spellEnd"/>
+      <w:r>
+        <w:rPr>
+          <w:b w:val="0"/>
+          <w:bCs w:val="0"/>
+          <w:color w:val="000000" w:themeColor="text1"/>
+          <w:sz w:val="20"/>
+          <w:szCs w:val="20"/>
+        </w:rPr>
+        <w:t>=0.01</w:t>
       </w:r>
       <w:r>
         <w:rPr>
@@ -773,15 +1157,27 @@
         </w:rPr>
         <w:t xml:space="preserve">, </w:t>
       </w:r>
-      <w:r>
-        <w:rPr>
-          <w:b w:val="0"/>
-          <w:bCs w:val="0"/>
-          <w:color w:val="000000" w:themeColor="text1"/>
-          <w:sz w:val="20"/>
-          <w:szCs w:val="20"/>
-        </w:rPr>
-        <w:t>n_estimators=</w:t>
+      <w:proofErr w:type="spellStart"/>
+      <w:r>
+        <w:rPr>
+          <w:b w:val="0"/>
+          <w:bCs w:val="0"/>
+          <w:color w:val="000000" w:themeColor="text1"/>
+          <w:sz w:val="20"/>
+          <w:szCs w:val="20"/>
+        </w:rPr>
+        <w:t>n_estimators</w:t>
+      </w:r>
+      <w:proofErr w:type="spellEnd"/>
+      <w:r>
+        <w:rPr>
+          <w:b w:val="0"/>
+          <w:bCs w:val="0"/>
+          <w:color w:val="000000" w:themeColor="text1"/>
+          <w:sz w:val="20"/>
+          <w:szCs w:val="20"/>
+        </w:rPr>
+        <w:t>=</w:t>
       </w:r>
       <w:r>
         <w:rPr>
@@ -803,35 +1199,49 @@
         </w:rPr>
         <w:br/>
       </w:r>
-      <w:r>
-        <w:rPr>
-          <w:b w:val="0"/>
-          <w:bCs w:val="0"/>
-          <w:color w:val="000000" w:themeColor="text1"/>
-          <w:sz w:val="20"/>
-          <w:szCs w:val="20"/>
-        </w:rPr>
-        <w:t>learning_rate=0.</w:t>
-      </w:r>
-      <w:r>
-        <w:rPr>
-          <w:b w:val="0"/>
-          <w:bCs w:val="0"/>
-          <w:color w:val="000000" w:themeColor="text1"/>
-          <w:sz w:val="20"/>
-          <w:szCs w:val="20"/>
-        </w:rPr>
-        <w:t>3</w:t>
-      </w:r>
-      <w:r>
-        <w:rPr>
-          <w:b w:val="0"/>
-          <w:bCs w:val="0"/>
-          <w:color w:val="000000" w:themeColor="text1"/>
-          <w:sz w:val="20"/>
-          <w:szCs w:val="20"/>
-        </w:rPr>
-        <w:t>, n_estimators=</w:t>
+      <w:proofErr w:type="spellStart"/>
+      <w:r>
+        <w:rPr>
+          <w:b w:val="0"/>
+          <w:bCs w:val="0"/>
+          <w:color w:val="000000" w:themeColor="text1"/>
+          <w:sz w:val="20"/>
+          <w:szCs w:val="20"/>
+        </w:rPr>
+        <w:t>learning_rate</w:t>
+      </w:r>
+      <w:proofErr w:type="spellEnd"/>
+      <w:r>
+        <w:rPr>
+          <w:b w:val="0"/>
+          <w:bCs w:val="0"/>
+          <w:color w:val="000000" w:themeColor="text1"/>
+          <w:sz w:val="20"/>
+          <w:szCs w:val="20"/>
+        </w:rPr>
+        <w:t xml:space="preserve">=0.3, </w:t>
+      </w:r>
+      <w:proofErr w:type="spellStart"/>
+      <w:r>
+        <w:rPr>
+          <w:b w:val="0"/>
+          <w:bCs w:val="0"/>
+          <w:color w:val="000000" w:themeColor="text1"/>
+          <w:sz w:val="20"/>
+          <w:szCs w:val="20"/>
+        </w:rPr>
+        <w:t>n_estimators</w:t>
+      </w:r>
+      <w:proofErr w:type="spellEnd"/>
+      <w:r>
+        <w:rPr>
+          <w:b w:val="0"/>
+          <w:bCs w:val="0"/>
+          <w:color w:val="000000" w:themeColor="text1"/>
+          <w:sz w:val="20"/>
+          <w:szCs w:val="20"/>
+        </w:rPr>
+        <w:t>=</w:t>
       </w:r>
       <w:r>
         <w:rPr>
@@ -853,15 +1263,49 @@
         </w:rPr>
         <w:br/>
       </w:r>
-      <w:r>
-        <w:rPr>
-          <w:b w:val="0"/>
-          <w:bCs w:val="0"/>
-          <w:color w:val="000000" w:themeColor="text1"/>
-          <w:sz w:val="20"/>
-          <w:szCs w:val="20"/>
-        </w:rPr>
-        <w:t>learning_rate=0.01, n_estimators=</w:t>
+      <w:proofErr w:type="spellStart"/>
+      <w:r>
+        <w:rPr>
+          <w:b w:val="0"/>
+          <w:bCs w:val="0"/>
+          <w:color w:val="000000" w:themeColor="text1"/>
+          <w:sz w:val="20"/>
+          <w:szCs w:val="20"/>
+        </w:rPr>
+        <w:t>learning_rate</w:t>
+      </w:r>
+      <w:proofErr w:type="spellEnd"/>
+      <w:r>
+        <w:rPr>
+          <w:b w:val="0"/>
+          <w:bCs w:val="0"/>
+          <w:color w:val="000000" w:themeColor="text1"/>
+          <w:sz w:val="20"/>
+          <w:szCs w:val="20"/>
+        </w:rPr>
+        <w:t xml:space="preserve">=0.01, </w:t>
+      </w:r>
+      <w:proofErr w:type="spellStart"/>
+      <w:r>
+        <w:rPr>
+          <w:b w:val="0"/>
+          <w:bCs w:val="0"/>
+          <w:color w:val="000000" w:themeColor="text1"/>
+          <w:sz w:val="20"/>
+          <w:szCs w:val="20"/>
+        </w:rPr>
+        <w:t>n_estimators</w:t>
+      </w:r>
+      <w:proofErr w:type="spellEnd"/>
+      <w:r>
+        <w:rPr>
+          <w:b w:val="0"/>
+          <w:bCs w:val="0"/>
+          <w:color w:val="000000" w:themeColor="text1"/>
+          <w:sz w:val="20"/>
+          <w:szCs w:val="20"/>
+        </w:rPr>
+        <w:t>=</w:t>
       </w:r>
       <w:r>
         <w:rPr>
@@ -883,35 +1327,49 @@
         </w:rPr>
         <w:br/>
       </w:r>
-      <w:r>
-        <w:rPr>
-          <w:b w:val="0"/>
-          <w:bCs w:val="0"/>
-          <w:color w:val="000000" w:themeColor="text1"/>
-          <w:sz w:val="20"/>
-          <w:szCs w:val="20"/>
-        </w:rPr>
-        <w:t>learning_rate=0.</w:t>
-      </w:r>
-      <w:r>
-        <w:rPr>
-          <w:b w:val="0"/>
-          <w:bCs w:val="0"/>
-          <w:color w:val="000000" w:themeColor="text1"/>
-          <w:sz w:val="20"/>
-          <w:szCs w:val="20"/>
-        </w:rPr>
-        <w:t>3</w:t>
-      </w:r>
-      <w:r>
-        <w:rPr>
-          <w:b w:val="0"/>
-          <w:bCs w:val="0"/>
-          <w:color w:val="000000" w:themeColor="text1"/>
-          <w:sz w:val="20"/>
-          <w:szCs w:val="20"/>
-        </w:rPr>
-        <w:t>, n_estimators=</w:t>
+      <w:proofErr w:type="spellStart"/>
+      <w:r>
+        <w:rPr>
+          <w:b w:val="0"/>
+          <w:bCs w:val="0"/>
+          <w:color w:val="000000" w:themeColor="text1"/>
+          <w:sz w:val="20"/>
+          <w:szCs w:val="20"/>
+        </w:rPr>
+        <w:t>learning_rate</w:t>
+      </w:r>
+      <w:proofErr w:type="spellEnd"/>
+      <w:r>
+        <w:rPr>
+          <w:b w:val="0"/>
+          <w:bCs w:val="0"/>
+          <w:color w:val="000000" w:themeColor="text1"/>
+          <w:sz w:val="20"/>
+          <w:szCs w:val="20"/>
+        </w:rPr>
+        <w:t xml:space="preserve">=0.3, </w:t>
+      </w:r>
+      <w:proofErr w:type="spellStart"/>
+      <w:r>
+        <w:rPr>
+          <w:b w:val="0"/>
+          <w:bCs w:val="0"/>
+          <w:color w:val="000000" w:themeColor="text1"/>
+          <w:sz w:val="20"/>
+          <w:szCs w:val="20"/>
+        </w:rPr>
+        <w:t>n_estimators</w:t>
+      </w:r>
+      <w:proofErr w:type="spellEnd"/>
+      <w:r>
+        <w:rPr>
+          <w:b w:val="0"/>
+          <w:bCs w:val="0"/>
+          <w:color w:val="000000" w:themeColor="text1"/>
+          <w:sz w:val="20"/>
+          <w:szCs w:val="20"/>
+        </w:rPr>
+        <w:t>=</w:t>
       </w:r>
       <w:r>
         <w:rPr>

--- a/Assignments/Week2_Assignment.docx
+++ b/Assignments/Week2_Assignment.docx
@@ -66,7 +66,14 @@
           <w:sz w:val="32"/>
           <w:szCs w:val="32"/>
         </w:rPr>
-        <w:t>: Range Rover Algorithmic Pricing</w:t>
+        <w:t xml:space="preserve">: Range Rover </w:t>
+      </w:r>
+      <w:r>
+        <w:rPr>
+          <w:sz w:val="32"/>
+          <w:szCs w:val="32"/>
+        </w:rPr>
+        <w:t>Pricing Prediction</w:t>
       </w:r>
     </w:p>
     <w:p>
@@ -232,27 +239,7 @@
           <w:sz w:val="20"/>
           <w:szCs w:val="20"/>
         </w:rPr>
-        <w:t xml:space="preserve"> </w:t>
-      </w:r>
-      <w:r>
-        <w:rPr>
-          <w:b w:val="0"/>
-          <w:bCs w:val="0"/>
-          <w:color w:val="000000" w:themeColor="text1"/>
-          <w:sz w:val="20"/>
-          <w:szCs w:val="20"/>
-        </w:rPr>
-        <w:t>t</w:t>
-      </w:r>
-      <w:r>
-        <w:rPr>
-          <w:b w:val="0"/>
-          <w:bCs w:val="0"/>
-          <w:color w:val="000000" w:themeColor="text1"/>
-          <w:sz w:val="20"/>
-          <w:szCs w:val="20"/>
-        </w:rPr>
-        <w:t xml:space="preserve">ree at three different depths: </w:t>
+        <w:t xml:space="preserve"> tree with </w:t>
       </w:r>
       <w:proofErr w:type="spellStart"/>
       <w:r>
@@ -274,7 +261,7 @@
           <w:sz w:val="20"/>
           <w:szCs w:val="20"/>
         </w:rPr>
-        <w:t xml:space="preserve">=3, </w:t>
+        <w:t xml:space="preserve">=8, then train a Random Forest with </w:t>
       </w:r>
       <w:proofErr w:type="spellStart"/>
       <w:r>
@@ -285,6 +272,28 @@
           <w:sz w:val="20"/>
           <w:szCs w:val="20"/>
         </w:rPr>
+        <w:t>n_estimators</w:t>
+      </w:r>
+      <w:proofErr w:type="spellEnd"/>
+      <w:r>
+        <w:rPr>
+          <w:b w:val="0"/>
+          <w:bCs w:val="0"/>
+          <w:color w:val="000000" w:themeColor="text1"/>
+          <w:sz w:val="20"/>
+          <w:szCs w:val="20"/>
+        </w:rPr>
+        <w:t xml:space="preserve">=100 and </w:t>
+      </w:r>
+      <w:proofErr w:type="spellStart"/>
+      <w:r>
+        <w:rPr>
+          <w:b w:val="0"/>
+          <w:bCs w:val="0"/>
+          <w:color w:val="000000" w:themeColor="text1"/>
+          <w:sz w:val="20"/>
+          <w:szCs w:val="20"/>
+        </w:rPr>
         <w:t>max_depth</w:t>
       </w:r>
       <w:proofErr w:type="spellEnd"/>
@@ -296,27 +305,117 @@
           <w:sz w:val="20"/>
           <w:szCs w:val="20"/>
         </w:rPr>
-        <w:t>=</w:t>
-      </w:r>
-      <w:r>
-        <w:rPr>
-          <w:b w:val="0"/>
-          <w:bCs w:val="0"/>
-          <w:color w:val="000000" w:themeColor="text1"/>
-          <w:sz w:val="20"/>
-          <w:szCs w:val="20"/>
-        </w:rPr>
-        <w:t>5</w:t>
-      </w:r>
-      <w:r>
-        <w:rPr>
-          <w:b w:val="0"/>
-          <w:bCs w:val="0"/>
-          <w:color w:val="000000" w:themeColor="text1"/>
-          <w:sz w:val="20"/>
-          <w:szCs w:val="20"/>
-        </w:rPr>
-        <w:t xml:space="preserve">, and </w:t>
+        <w:t xml:space="preserve">=8. Report </w:t>
+      </w:r>
+      <w:r>
+        <w:rPr>
+          <w:b w:val="0"/>
+          <w:bCs w:val="0"/>
+          <w:color w:val="000000" w:themeColor="text1"/>
+          <w:sz w:val="20"/>
+          <w:szCs w:val="20"/>
+        </w:rPr>
+        <w:t xml:space="preserve">and compare the </w:t>
+      </w:r>
+      <w:r>
+        <w:rPr>
+          <w:b w:val="0"/>
+          <w:bCs w:val="0"/>
+          <w:color w:val="000000" w:themeColor="text1"/>
+          <w:sz w:val="20"/>
+          <w:szCs w:val="20"/>
+        </w:rPr>
+        <w:t>train</w:t>
+      </w:r>
+      <w:r>
+        <w:rPr>
+          <w:b w:val="0"/>
+          <w:bCs w:val="0"/>
+          <w:color w:val="000000" w:themeColor="text1"/>
+          <w:sz w:val="20"/>
+          <w:szCs w:val="20"/>
+        </w:rPr>
+        <w:t>ing</w:t>
+      </w:r>
+      <w:r>
+        <w:rPr>
+          <w:b w:val="0"/>
+          <w:bCs w:val="0"/>
+          <w:color w:val="000000" w:themeColor="text1"/>
+          <w:sz w:val="20"/>
+          <w:szCs w:val="20"/>
+        </w:rPr>
+        <w:t xml:space="preserve"> MAE and </w:t>
+      </w:r>
+      <w:r>
+        <w:rPr>
+          <w:b w:val="0"/>
+          <w:bCs w:val="0"/>
+          <w:color w:val="000000" w:themeColor="text1"/>
+          <w:sz w:val="20"/>
+          <w:szCs w:val="20"/>
+        </w:rPr>
+        <w:t>cross-validation (</w:t>
+      </w:r>
+      <w:r>
+        <w:rPr>
+          <w:b w:val="0"/>
+          <w:bCs w:val="0"/>
+          <w:color w:val="000000" w:themeColor="text1"/>
+          <w:sz w:val="20"/>
+          <w:szCs w:val="20"/>
+        </w:rPr>
+        <w:t>CV</w:t>
+      </w:r>
+      <w:r>
+        <w:rPr>
+          <w:b w:val="0"/>
+          <w:bCs w:val="0"/>
+          <w:color w:val="000000" w:themeColor="text1"/>
+          <w:sz w:val="20"/>
+          <w:szCs w:val="20"/>
+        </w:rPr>
+        <w:t>)</w:t>
+      </w:r>
+      <w:r>
+        <w:rPr>
+          <w:b w:val="0"/>
+          <w:bCs w:val="0"/>
+          <w:color w:val="000000" w:themeColor="text1"/>
+          <w:sz w:val="20"/>
+          <w:szCs w:val="20"/>
+        </w:rPr>
+        <w:t xml:space="preserve"> MAE for both models. What do</w:t>
+      </w:r>
+      <w:r>
+        <w:rPr>
+          <w:b w:val="0"/>
+          <w:bCs w:val="0"/>
+          <w:color w:val="000000" w:themeColor="text1"/>
+          <w:sz w:val="20"/>
+          <w:szCs w:val="20"/>
+        </w:rPr>
+        <w:t xml:space="preserve"> the results </w:t>
+      </w:r>
+      <w:r>
+        <w:rPr>
+          <w:b w:val="0"/>
+          <w:bCs w:val="0"/>
+          <w:color w:val="000000" w:themeColor="text1"/>
+          <w:sz w:val="20"/>
+          <w:szCs w:val="20"/>
+        </w:rPr>
+        <w:t xml:space="preserve">tell you about the value of </w:t>
+      </w:r>
+      <w:r>
+        <w:rPr>
+          <w:b w:val="0"/>
+          <w:bCs w:val="0"/>
+          <w:color w:val="000000" w:themeColor="text1"/>
+          <w:sz w:val="20"/>
+          <w:szCs w:val="20"/>
+        </w:rPr>
+        <w:t>“</w:t>
       </w:r>
       <w:proofErr w:type="spellStart"/>
       <w:r>
@@ -327,6 +426,149 @@
           <w:sz w:val="20"/>
           <w:szCs w:val="20"/>
         </w:rPr>
+        <w:t>ensembling</w:t>
+      </w:r>
+      <w:proofErr w:type="spellEnd"/>
+      <w:r>
+        <w:rPr>
+          <w:b w:val="0"/>
+          <w:bCs w:val="0"/>
+          <w:color w:val="000000" w:themeColor="text1"/>
+          <w:sz w:val="20"/>
+          <w:szCs w:val="20"/>
+        </w:rPr>
+        <w:t xml:space="preserve">” (i.e., </w:t>
+      </w:r>
+      <w:r>
+        <w:rPr>
+          <w:b w:val="0"/>
+          <w:bCs w:val="0"/>
+          <w:color w:val="000000" w:themeColor="text1"/>
+          <w:sz w:val="20"/>
+          <w:szCs w:val="20"/>
+        </w:rPr>
+        <w:t>combining many model predictions</w:t>
+      </w:r>
+      <w:r>
+        <w:rPr>
+          <w:b w:val="0"/>
+          <w:bCs w:val="0"/>
+          <w:color w:val="000000" w:themeColor="text1"/>
+          <w:sz w:val="20"/>
+          <w:szCs w:val="20"/>
+        </w:rPr>
+        <w:t>)</w:t>
+      </w:r>
+      <w:r>
+        <w:rPr>
+          <w:b w:val="0"/>
+          <w:bCs w:val="0"/>
+          <w:color w:val="000000" w:themeColor="text1"/>
+          <w:sz w:val="20"/>
+          <w:szCs w:val="20"/>
+        </w:rPr>
+        <w:t>?</w:t>
+      </w:r>
+    </w:p>
+    <w:p>
+      <w:pPr>
+        <w:rPr>
+          <w:sz w:val="20"/>
+          <w:szCs w:val="20"/>
+        </w:rPr>
+      </w:pPr>
+    </w:p>
+    <w:p>
+      <w:pPr>
+        <w:rPr>
+          <w:sz w:val="20"/>
+          <w:szCs w:val="20"/>
+        </w:rPr>
+      </w:pPr>
+    </w:p>
+    <w:p>
+      <w:pPr>
+        <w:rPr>
+          <w:sz w:val="20"/>
+          <w:szCs w:val="20"/>
+        </w:rPr>
+      </w:pPr>
+    </w:p>
+    <w:p>
+      <w:pPr>
+        <w:rPr>
+          <w:sz w:val="20"/>
+          <w:szCs w:val="20"/>
+        </w:rPr>
+      </w:pPr>
+    </w:p>
+    <w:p>
+      <w:pPr>
+        <w:rPr>
+          <w:sz w:val="20"/>
+          <w:szCs w:val="20"/>
+        </w:rPr>
+      </w:pPr>
+    </w:p>
+    <w:p>
+      <w:pPr>
+        <w:pStyle w:val="Heading3"/>
+        <w:rPr>
+          <w:b w:val="0"/>
+          <w:bCs w:val="0"/>
+          <w:color w:val="000000" w:themeColor="text1"/>
+          <w:sz w:val="20"/>
+          <w:szCs w:val="20"/>
+        </w:rPr>
+      </w:pPr>
+      <w:r>
+        <w:rPr>
+          <w:sz w:val="20"/>
+          <w:szCs w:val="20"/>
+        </w:rPr>
+        <w:t xml:space="preserve">Question 2. </w:t>
+      </w:r>
+      <w:r>
+        <w:rPr>
+          <w:b w:val="0"/>
+          <w:bCs w:val="0"/>
+          <w:color w:val="000000" w:themeColor="text1"/>
+          <w:sz w:val="20"/>
+          <w:szCs w:val="20"/>
+        </w:rPr>
+        <w:t xml:space="preserve">Train a Random Forest with </w:t>
+      </w:r>
+      <w:proofErr w:type="spellStart"/>
+      <w:r>
+        <w:rPr>
+          <w:b w:val="0"/>
+          <w:bCs w:val="0"/>
+          <w:color w:val="000000" w:themeColor="text1"/>
+          <w:sz w:val="20"/>
+          <w:szCs w:val="20"/>
+        </w:rPr>
+        <w:t>n_estimators</w:t>
+      </w:r>
+      <w:proofErr w:type="spellEnd"/>
+      <w:r>
+        <w:rPr>
+          <w:b w:val="0"/>
+          <w:bCs w:val="0"/>
+          <w:color w:val="000000" w:themeColor="text1"/>
+          <w:sz w:val="20"/>
+          <w:szCs w:val="20"/>
+        </w:rPr>
+        <w:t xml:space="preserve">=100 and </w:t>
+      </w:r>
+      <w:proofErr w:type="spellStart"/>
+      <w:r>
+        <w:rPr>
+          <w:b w:val="0"/>
+          <w:bCs w:val="0"/>
+          <w:color w:val="000000" w:themeColor="text1"/>
+          <w:sz w:val="20"/>
+          <w:szCs w:val="20"/>
+        </w:rPr>
         <w:t>max_depth</w:t>
       </w:r>
       <w:proofErr w:type="spellEnd"/>
@@ -338,88 +580,40 @@
           <w:sz w:val="20"/>
           <w:szCs w:val="20"/>
         </w:rPr>
-        <w:t>=</w:t>
-      </w:r>
-      <w:r>
-        <w:rPr>
-          <w:b w:val="0"/>
-          <w:bCs w:val="0"/>
-          <w:color w:val="000000" w:themeColor="text1"/>
-          <w:sz w:val="20"/>
-          <w:szCs w:val="20"/>
-        </w:rPr>
-        <w:t>7</w:t>
-      </w:r>
-      <w:r>
-        <w:rPr>
-          <w:b w:val="0"/>
-          <w:bCs w:val="0"/>
-          <w:color w:val="000000" w:themeColor="text1"/>
-          <w:sz w:val="20"/>
-          <w:szCs w:val="20"/>
-        </w:rPr>
-        <w:t xml:space="preserve">. Report the train MAE and test MAE for each. What happens </w:t>
-      </w:r>
-      <w:r>
-        <w:rPr>
-          <w:b w:val="0"/>
-          <w:bCs w:val="0"/>
-          <w:color w:val="000000" w:themeColor="text1"/>
-          <w:sz w:val="20"/>
-          <w:szCs w:val="20"/>
-        </w:rPr>
-        <w:t>to train error as the depth increases</w:t>
-      </w:r>
-      <w:r>
-        <w:rPr>
-          <w:b w:val="0"/>
-          <w:bCs w:val="0"/>
-          <w:color w:val="000000" w:themeColor="text1"/>
-          <w:sz w:val="20"/>
-          <w:szCs w:val="20"/>
-        </w:rPr>
-        <w:t>?</w:t>
-      </w:r>
-      <w:r>
-        <w:rPr>
-          <w:b w:val="0"/>
-          <w:bCs w:val="0"/>
-          <w:color w:val="000000" w:themeColor="text1"/>
-          <w:sz w:val="20"/>
-          <w:szCs w:val="20"/>
-        </w:rPr>
-        <w:t xml:space="preserve"> What about test error?</w:t>
-      </w:r>
-      <w:r>
-        <w:rPr>
-          <w:b w:val="0"/>
-          <w:bCs w:val="0"/>
-          <w:color w:val="000000" w:themeColor="text1"/>
-          <w:sz w:val="20"/>
-          <w:szCs w:val="20"/>
-        </w:rPr>
-        <w:t xml:space="preserve"> </w:t>
-      </w:r>
-      <w:r>
-        <w:rPr>
-          <w:b w:val="0"/>
-          <w:bCs w:val="0"/>
-          <w:color w:val="000000" w:themeColor="text1"/>
-          <w:sz w:val="20"/>
-          <w:szCs w:val="20"/>
-        </w:rPr>
-        <w:t xml:space="preserve">Briefly explain the reason for the pattern you observe. </w:t>
-      </w:r>
-      <w:r>
-        <w:rPr>
-          <w:b w:val="0"/>
-          <w:bCs w:val="0"/>
-          <w:color w:val="000000" w:themeColor="text1"/>
-          <w:sz w:val="20"/>
-          <w:szCs w:val="20"/>
-        </w:rPr>
-        <w:t xml:space="preserve"> </w:t>
-      </w:r>
+        <w:t>=8. Look at the feature importance chart. Which are the three most important features? Are there any features that barely matter for prediction?</w:t>
+      </w:r>
+    </w:p>
+    <w:p>
+      <w:pPr>
+        <w:rPr>
+          <w:sz w:val="20"/>
+          <w:szCs w:val="20"/>
+        </w:rPr>
+      </w:pPr>
+    </w:p>
+    <w:p>
+      <w:pPr>
+        <w:rPr>
+          <w:sz w:val="20"/>
+          <w:szCs w:val="20"/>
+        </w:rPr>
+      </w:pPr>
+    </w:p>
+    <w:p>
+      <w:pPr>
+        <w:rPr>
+          <w:sz w:val="20"/>
+          <w:szCs w:val="20"/>
+        </w:rPr>
+      </w:pPr>
+    </w:p>
+    <w:p>
+      <w:pPr>
+        <w:rPr>
+          <w:sz w:val="20"/>
+          <w:szCs w:val="20"/>
+        </w:rPr>
+      </w:pPr>
     </w:p>
     <w:p>
       <w:pPr>
@@ -465,201 +659,7 @@
       <w:pPr>
         <w:pStyle w:val="Heading3"/>
         <w:rPr>
-          <w:b w:val="0"/>
-          <w:bCs w:val="0"/>
-          <w:color w:val="000000" w:themeColor="text1"/>
-          <w:sz w:val="20"/>
-          <w:szCs w:val="20"/>
-        </w:rPr>
-      </w:pPr>
-      <w:r>
-        <w:rPr>
-          <w:sz w:val="20"/>
-          <w:szCs w:val="20"/>
-        </w:rPr>
-        <w:t xml:space="preserve">Question 2. </w:t>
-      </w:r>
-      <w:r>
-        <w:rPr>
-          <w:b w:val="0"/>
-          <w:bCs w:val="0"/>
-          <w:color w:val="000000" w:themeColor="text1"/>
-          <w:sz w:val="20"/>
-          <w:szCs w:val="20"/>
-        </w:rPr>
-        <w:t xml:space="preserve">Train a Random Forest with </w:t>
-      </w:r>
-      <w:proofErr w:type="spellStart"/>
-      <w:r>
-        <w:rPr>
-          <w:b w:val="0"/>
-          <w:bCs w:val="0"/>
-          <w:color w:val="000000" w:themeColor="text1"/>
-          <w:sz w:val="20"/>
-          <w:szCs w:val="20"/>
-        </w:rPr>
-        <w:t>n_estimators</w:t>
-      </w:r>
-      <w:proofErr w:type="spellEnd"/>
-      <w:r>
-        <w:rPr>
-          <w:b w:val="0"/>
-          <w:bCs w:val="0"/>
-          <w:color w:val="000000" w:themeColor="text1"/>
-          <w:sz w:val="20"/>
-          <w:szCs w:val="20"/>
-        </w:rPr>
-        <w:t xml:space="preserve">=100 and </w:t>
-      </w:r>
-      <w:proofErr w:type="spellStart"/>
-      <w:r>
-        <w:rPr>
-          <w:b w:val="0"/>
-          <w:bCs w:val="0"/>
-          <w:color w:val="000000" w:themeColor="text1"/>
-          <w:sz w:val="20"/>
-          <w:szCs w:val="20"/>
-        </w:rPr>
-        <w:t>max_depth</w:t>
-      </w:r>
-      <w:proofErr w:type="spellEnd"/>
-      <w:r>
-        <w:rPr>
-          <w:b w:val="0"/>
-          <w:bCs w:val="0"/>
-          <w:color w:val="000000" w:themeColor="text1"/>
-          <w:sz w:val="20"/>
-          <w:szCs w:val="20"/>
-        </w:rPr>
-        <w:t>=</w:t>
-      </w:r>
-      <w:r>
-        <w:rPr>
-          <w:b w:val="0"/>
-          <w:bCs w:val="0"/>
-          <w:color w:val="000000" w:themeColor="text1"/>
-          <w:sz w:val="20"/>
-          <w:szCs w:val="20"/>
-        </w:rPr>
-        <w:t>8</w:t>
-      </w:r>
-      <w:r>
-        <w:rPr>
-          <w:b w:val="0"/>
-          <w:bCs w:val="0"/>
-          <w:color w:val="000000" w:themeColor="text1"/>
-          <w:sz w:val="20"/>
-          <w:szCs w:val="20"/>
-        </w:rPr>
-        <w:t xml:space="preserve">. Look at the feature importance chart. </w:t>
-      </w:r>
-      <w:r>
-        <w:rPr>
-          <w:b w:val="0"/>
-          <w:bCs w:val="0"/>
-          <w:color w:val="000000" w:themeColor="text1"/>
-          <w:sz w:val="20"/>
-          <w:szCs w:val="20"/>
-        </w:rPr>
-        <w:t>Which are the three most important features</w:t>
-      </w:r>
-      <w:r>
-        <w:rPr>
-          <w:b w:val="0"/>
-          <w:bCs w:val="0"/>
-          <w:color w:val="000000" w:themeColor="text1"/>
-          <w:sz w:val="20"/>
-          <w:szCs w:val="20"/>
-        </w:rPr>
-        <w:t>? Are there any features that barely matter</w:t>
-      </w:r>
-      <w:r>
-        <w:rPr>
-          <w:b w:val="0"/>
-          <w:bCs w:val="0"/>
-          <w:color w:val="000000" w:themeColor="text1"/>
-          <w:sz w:val="20"/>
-          <w:szCs w:val="20"/>
-        </w:rPr>
-        <w:t xml:space="preserve">? </w:t>
-      </w:r>
-    </w:p>
-    <w:p>
-      <w:pPr>
-        <w:rPr>
-          <w:sz w:val="20"/>
-          <w:szCs w:val="20"/>
-        </w:rPr>
-      </w:pPr>
-    </w:p>
-    <w:p>
-      <w:pPr>
-        <w:rPr>
-          <w:sz w:val="20"/>
-          <w:szCs w:val="20"/>
-        </w:rPr>
-      </w:pPr>
-    </w:p>
-    <w:p>
-      <w:pPr>
-        <w:rPr>
-          <w:sz w:val="20"/>
-          <w:szCs w:val="20"/>
-        </w:rPr>
-      </w:pPr>
-    </w:p>
-    <w:p>
-      <w:pPr>
-        <w:rPr>
-          <w:sz w:val="20"/>
-          <w:szCs w:val="20"/>
-        </w:rPr>
-      </w:pPr>
-    </w:p>
-    <w:p>
-      <w:pPr>
-        <w:rPr>
-          <w:sz w:val="20"/>
-          <w:szCs w:val="20"/>
-        </w:rPr>
-      </w:pPr>
-    </w:p>
-    <w:p>
-      <w:pPr>
-        <w:rPr>
-          <w:sz w:val="20"/>
-          <w:szCs w:val="20"/>
-        </w:rPr>
-      </w:pPr>
-    </w:p>
-    <w:p>
-      <w:pPr>
-        <w:rPr>
-          <w:sz w:val="20"/>
-          <w:szCs w:val="20"/>
-        </w:rPr>
-      </w:pPr>
-    </w:p>
-    <w:p>
-      <w:pPr>
-        <w:rPr>
-          <w:sz w:val="20"/>
-          <w:szCs w:val="20"/>
-        </w:rPr>
-      </w:pPr>
-    </w:p>
-    <w:p>
-      <w:pPr>
-        <w:rPr>
-          <w:sz w:val="20"/>
-          <w:szCs w:val="20"/>
-        </w:rPr>
-      </w:pPr>
-    </w:p>
-    <w:p>
-      <w:pPr>
-        <w:pStyle w:val="Heading3"/>
-        <w:rPr>
+          <w:color w:val="000000" w:themeColor="text1"/>
           <w:sz w:val="20"/>
           <w:szCs w:val="20"/>
         </w:rPr>
@@ -702,6 +702,28 @@
           <w:sz w:val="20"/>
           <w:szCs w:val="20"/>
         </w:rPr>
+        <w:t xml:space="preserve">=8. First train a Random Forest with </w:t>
+      </w:r>
+      <w:proofErr w:type="spellStart"/>
+      <w:r>
+        <w:rPr>
+          <w:b w:val="0"/>
+          <w:bCs w:val="0"/>
+          <w:color w:val="000000" w:themeColor="text1"/>
+          <w:sz w:val="20"/>
+          <w:szCs w:val="20"/>
+        </w:rPr>
+        <w:t>n_estimators</w:t>
+      </w:r>
+      <w:proofErr w:type="spellEnd"/>
+      <w:r>
+        <w:rPr>
+          <w:b w:val="0"/>
+          <w:bCs w:val="0"/>
+          <w:color w:val="000000" w:themeColor="text1"/>
+          <w:sz w:val="20"/>
+          <w:szCs w:val="20"/>
+        </w:rPr>
         <w:t>=</w:t>
       </w:r>
       <w:r>
@@ -712,67 +734,17 @@
           <w:sz w:val="20"/>
           <w:szCs w:val="20"/>
         </w:rPr>
-        <w:t>6</w:t>
-      </w:r>
-      <w:r>
-        <w:rPr>
-          <w:b w:val="0"/>
-          <w:bCs w:val="0"/>
-          <w:color w:val="000000" w:themeColor="text1"/>
-          <w:sz w:val="20"/>
-          <w:szCs w:val="20"/>
-        </w:rPr>
-        <w:t xml:space="preserve"> </w:t>
-      </w:r>
-      <w:r>
-        <w:rPr>
-          <w:b w:val="0"/>
-          <w:bCs w:val="0"/>
-          <w:color w:val="000000" w:themeColor="text1"/>
-          <w:sz w:val="20"/>
-          <w:szCs w:val="20"/>
-        </w:rPr>
-        <w:t xml:space="preserve">and train a </w:t>
-      </w:r>
-      <w:r>
-        <w:rPr>
-          <w:b w:val="0"/>
-          <w:bCs w:val="0"/>
-          <w:color w:val="000000" w:themeColor="text1"/>
-          <w:sz w:val="20"/>
-          <w:szCs w:val="20"/>
-        </w:rPr>
-        <w:t>r</w:t>
-      </w:r>
-      <w:r>
-        <w:rPr>
-          <w:b w:val="0"/>
-          <w:bCs w:val="0"/>
-          <w:color w:val="000000" w:themeColor="text1"/>
-          <w:sz w:val="20"/>
-          <w:szCs w:val="20"/>
-        </w:rPr>
-        <w:t xml:space="preserve">andom </w:t>
-      </w:r>
-      <w:r>
-        <w:rPr>
-          <w:b w:val="0"/>
-          <w:bCs w:val="0"/>
-          <w:color w:val="000000" w:themeColor="text1"/>
-          <w:sz w:val="20"/>
-          <w:szCs w:val="20"/>
-        </w:rPr>
-        <w:t>f</w:t>
-      </w:r>
-      <w:r>
-        <w:rPr>
-          <w:b w:val="0"/>
-          <w:bCs w:val="0"/>
-          <w:color w:val="000000" w:themeColor="text1"/>
-          <w:sz w:val="20"/>
-          <w:szCs w:val="20"/>
-        </w:rPr>
-        <w:t xml:space="preserve">orest with </w:t>
+        <w:t>1</w:t>
+      </w:r>
+      <w:r>
+        <w:rPr>
+          <w:b w:val="0"/>
+          <w:bCs w:val="0"/>
+          <w:color w:val="000000" w:themeColor="text1"/>
+          <w:sz w:val="20"/>
+          <w:szCs w:val="20"/>
+        </w:rPr>
+        <w:t xml:space="preserve">00 and </w:t>
       </w:r>
       <w:proofErr w:type="spellStart"/>
       <w:r>
@@ -783,6 +755,50 @@
           <w:sz w:val="20"/>
           <w:szCs w:val="20"/>
         </w:rPr>
+        <w:t>max_features</w:t>
+      </w:r>
+      <w:proofErr w:type="spellEnd"/>
+      <w:r>
+        <w:rPr>
+          <w:b w:val="0"/>
+          <w:bCs w:val="0"/>
+          <w:color w:val="000000" w:themeColor="text1"/>
+          <w:sz w:val="20"/>
+          <w:szCs w:val="20"/>
+        </w:rPr>
+        <w:t xml:space="preserve">=0.7. Then train an </w:t>
+      </w:r>
+      <w:proofErr w:type="spellStart"/>
+      <w:r>
+        <w:rPr>
+          <w:b w:val="0"/>
+          <w:bCs w:val="0"/>
+          <w:color w:val="000000" w:themeColor="text1"/>
+          <w:sz w:val="20"/>
+          <w:szCs w:val="20"/>
+        </w:rPr>
+        <w:t>XGBoost</w:t>
+      </w:r>
+      <w:proofErr w:type="spellEnd"/>
+      <w:r>
+        <w:rPr>
+          <w:b w:val="0"/>
+          <w:bCs w:val="0"/>
+          <w:color w:val="000000" w:themeColor="text1"/>
+          <w:sz w:val="20"/>
+          <w:szCs w:val="20"/>
+        </w:rPr>
+        <w:t xml:space="preserve"> model with </w:t>
+      </w:r>
+      <w:proofErr w:type="spellStart"/>
+      <w:r>
+        <w:rPr>
+          <w:b w:val="0"/>
+          <w:bCs w:val="0"/>
+          <w:color w:val="000000" w:themeColor="text1"/>
+          <w:sz w:val="20"/>
+          <w:szCs w:val="20"/>
+        </w:rPr>
         <w:t>n_estimators</w:t>
       </w:r>
       <w:proofErr w:type="spellEnd"/>
@@ -804,27 +820,17 @@
           <w:sz w:val="20"/>
           <w:szCs w:val="20"/>
         </w:rPr>
-        <w:t>20</w:t>
-      </w:r>
-      <w:r>
-        <w:rPr>
-          <w:b w:val="0"/>
-          <w:bCs w:val="0"/>
-          <w:color w:val="000000" w:themeColor="text1"/>
-          <w:sz w:val="20"/>
-          <w:szCs w:val="20"/>
-        </w:rPr>
-        <w:t>0</w:t>
-      </w:r>
-      <w:r>
-        <w:rPr>
-          <w:b w:val="0"/>
-          <w:bCs w:val="0"/>
-          <w:color w:val="000000" w:themeColor="text1"/>
-          <w:sz w:val="20"/>
-          <w:szCs w:val="20"/>
-        </w:rPr>
-        <w:t xml:space="preserve"> (with </w:t>
+        <w:t>1</w:t>
+      </w:r>
+      <w:r>
+        <w:rPr>
+          <w:b w:val="0"/>
+          <w:bCs w:val="0"/>
+          <w:color w:val="000000" w:themeColor="text1"/>
+          <w:sz w:val="20"/>
+          <w:szCs w:val="20"/>
+        </w:rPr>
+        <w:t xml:space="preserve">00, </w:t>
       </w:r>
       <w:proofErr w:type="spellStart"/>
       <w:r>
@@ -835,7 +841,7 @@
           <w:sz w:val="20"/>
           <w:szCs w:val="20"/>
         </w:rPr>
-        <w:t>max_features</w:t>
+        <w:t>learning_rate</w:t>
       </w:r>
       <w:proofErr w:type="spellEnd"/>
       <w:r>
@@ -846,80 +852,6 @@
           <w:sz w:val="20"/>
           <w:szCs w:val="20"/>
         </w:rPr>
-        <w:t xml:space="preserve"> = 0.7 and subsample =0.8). Using the same hyperparameters, train an</w:t>
-      </w:r>
-      <w:r>
-        <w:rPr>
-          <w:b w:val="0"/>
-          <w:bCs w:val="0"/>
-          <w:color w:val="000000" w:themeColor="text1"/>
-          <w:sz w:val="20"/>
-          <w:szCs w:val="20"/>
-        </w:rPr>
-        <w:t xml:space="preserve"> </w:t>
-      </w:r>
-      <w:proofErr w:type="spellStart"/>
-      <w:r>
-        <w:rPr>
-          <w:b w:val="0"/>
-          <w:bCs w:val="0"/>
-          <w:color w:val="000000" w:themeColor="text1"/>
-          <w:sz w:val="20"/>
-          <w:szCs w:val="20"/>
-        </w:rPr>
-        <w:t>XGBoost</w:t>
-      </w:r>
-      <w:proofErr w:type="spellEnd"/>
-      <w:r>
-        <w:rPr>
-          <w:b w:val="0"/>
-          <w:bCs w:val="0"/>
-          <w:color w:val="000000" w:themeColor="text1"/>
-          <w:sz w:val="20"/>
-          <w:szCs w:val="20"/>
-        </w:rPr>
-        <w:t xml:space="preserve"> </w:t>
-      </w:r>
-      <w:r>
-        <w:rPr>
-          <w:b w:val="0"/>
-          <w:bCs w:val="0"/>
-          <w:color w:val="000000" w:themeColor="text1"/>
-          <w:sz w:val="20"/>
-          <w:szCs w:val="20"/>
-        </w:rPr>
-        <w:t xml:space="preserve">model </w:t>
-      </w:r>
-      <w:r>
-        <w:rPr>
-          <w:b w:val="0"/>
-          <w:bCs w:val="0"/>
-          <w:color w:val="000000" w:themeColor="text1"/>
-          <w:sz w:val="20"/>
-          <w:szCs w:val="20"/>
-        </w:rPr>
-        <w:t xml:space="preserve">with </w:t>
-      </w:r>
-      <w:proofErr w:type="spellStart"/>
-      <w:r>
-        <w:rPr>
-          <w:b w:val="0"/>
-          <w:bCs w:val="0"/>
-          <w:color w:val="000000" w:themeColor="text1"/>
-          <w:sz w:val="20"/>
-          <w:szCs w:val="20"/>
-        </w:rPr>
-        <w:t>learning_rate</w:t>
-      </w:r>
-      <w:proofErr w:type="spellEnd"/>
-      <w:r>
-        <w:rPr>
-          <w:b w:val="0"/>
-          <w:bCs w:val="0"/>
-          <w:color w:val="000000" w:themeColor="text1"/>
-          <w:sz w:val="20"/>
-          <w:szCs w:val="20"/>
-        </w:rPr>
         <w:t>=0.</w:t>
       </w:r>
       <w:r>
@@ -930,67 +862,77 @@
           <w:sz w:val="20"/>
           <w:szCs w:val="20"/>
         </w:rPr>
-        <w:t>05</w:t>
-      </w:r>
-      <w:r>
-        <w:rPr>
-          <w:b w:val="0"/>
-          <w:bCs w:val="0"/>
-          <w:color w:val="000000" w:themeColor="text1"/>
-          <w:sz w:val="20"/>
-          <w:szCs w:val="20"/>
-        </w:rPr>
-        <w:t xml:space="preserve">. </w:t>
-      </w:r>
-      <w:r>
-        <w:rPr>
-          <w:b w:val="0"/>
-          <w:bCs w:val="0"/>
-          <w:color w:val="000000" w:themeColor="text1"/>
-          <w:sz w:val="20"/>
-          <w:szCs w:val="20"/>
-        </w:rPr>
-        <w:t>Describe how the test MAE curve differs qualitatively between the two models.</w:t>
-      </w:r>
-      <w:r>
-        <w:rPr>
-          <w:b w:val="0"/>
-          <w:bCs w:val="0"/>
-          <w:color w:val="000000" w:themeColor="text1"/>
-          <w:sz w:val="20"/>
-          <w:szCs w:val="20"/>
-        </w:rPr>
-        <w:t xml:space="preserve"> </w:t>
-      </w:r>
-      <w:r>
-        <w:rPr>
-          <w:b w:val="0"/>
-          <w:bCs w:val="0"/>
-          <w:color w:val="000000" w:themeColor="text1"/>
-          <w:sz w:val="20"/>
-          <w:szCs w:val="20"/>
-        </w:rPr>
-        <w:t xml:space="preserve">Provide a </w:t>
-      </w:r>
-      <w:r>
-        <w:rPr>
-          <w:b w:val="0"/>
-          <w:bCs w:val="0"/>
-          <w:color w:val="000000" w:themeColor="text1"/>
-          <w:sz w:val="20"/>
-          <w:szCs w:val="20"/>
-        </w:rPr>
-        <w:t>short</w:t>
-      </w:r>
-      <w:r>
-        <w:rPr>
-          <w:b w:val="0"/>
-          <w:bCs w:val="0"/>
-          <w:color w:val="000000" w:themeColor="text1"/>
-          <w:sz w:val="20"/>
-          <w:szCs w:val="20"/>
-        </w:rPr>
-        <w:t xml:space="preserve"> explanation for the difference in behavior. </w:t>
+        <w:t>1</w:t>
+      </w:r>
+      <w:r>
+        <w:rPr>
+          <w:b w:val="0"/>
+          <w:bCs w:val="0"/>
+          <w:color w:val="000000" w:themeColor="text1"/>
+          <w:sz w:val="20"/>
+          <w:szCs w:val="20"/>
+        </w:rPr>
+        <w:t xml:space="preserve">, and subsample=0.8. Describe how the </w:t>
+      </w:r>
+      <w:r>
+        <w:rPr>
+          <w:b w:val="0"/>
+          <w:bCs w:val="0"/>
+          <w:color w:val="000000" w:themeColor="text1"/>
+          <w:sz w:val="20"/>
+          <w:szCs w:val="20"/>
+        </w:rPr>
+        <w:t>training</w:t>
+      </w:r>
+      <w:r>
+        <w:rPr>
+          <w:b w:val="0"/>
+          <w:bCs w:val="0"/>
+          <w:color w:val="000000" w:themeColor="text1"/>
+          <w:sz w:val="20"/>
+          <w:szCs w:val="20"/>
+        </w:rPr>
+        <w:t xml:space="preserve"> MAE curve</w:t>
+      </w:r>
+      <w:r>
+        <w:rPr>
+          <w:b w:val="0"/>
+          <w:bCs w:val="0"/>
+          <w:color w:val="000000" w:themeColor="text1"/>
+          <w:sz w:val="20"/>
+          <w:szCs w:val="20"/>
+        </w:rPr>
+        <w:t>s</w:t>
+      </w:r>
+      <w:r>
+        <w:rPr>
+          <w:b w:val="0"/>
+          <w:bCs w:val="0"/>
+          <w:color w:val="000000" w:themeColor="text1"/>
+          <w:sz w:val="20"/>
+          <w:szCs w:val="20"/>
+        </w:rPr>
+        <w:t xml:space="preserve"> differ between the two models</w:t>
+      </w:r>
+      <w:r>
+        <w:rPr>
+          <w:b w:val="0"/>
+          <w:bCs w:val="0"/>
+          <w:color w:val="000000" w:themeColor="text1"/>
+          <w:sz w:val="20"/>
+          <w:szCs w:val="20"/>
+        </w:rPr>
+        <w:t xml:space="preserve"> (e.g., consider when the number of trees is very high or very low)</w:t>
+      </w:r>
+      <w:r>
+        <w:rPr>
+          <w:b w:val="0"/>
+          <w:bCs w:val="0"/>
+          <w:color w:val="000000" w:themeColor="text1"/>
+          <w:sz w:val="20"/>
+          <w:szCs w:val="20"/>
+        </w:rPr>
+        <w:t>. Provide a short explanation for the difference in behavior.</w:t>
       </w:r>
     </w:p>
     <w:p>
@@ -1093,17 +1035,63 @@
           <w:sz w:val="20"/>
           <w:szCs w:val="20"/>
         </w:rPr>
-        <w:t xml:space="preserve">=6 </w:t>
-      </w:r>
-      <w:r>
-        <w:rPr>
-          <w:b w:val="0"/>
-          <w:bCs w:val="0"/>
-          <w:color w:val="000000" w:themeColor="text1"/>
-          <w:sz w:val="20"/>
-          <w:szCs w:val="20"/>
-        </w:rPr>
-        <w:t>and the following four parameter combinations:</w:t>
+        <w:t>=6 and the following four parameter combinations:</w:t>
+      </w:r>
+    </w:p>
+    <w:p>
+      <w:pPr>
+        <w:pStyle w:val="Heading3"/>
+        <w:rPr>
+          <w:b w:val="0"/>
+          <w:bCs w:val="0"/>
+          <w:color w:val="000000" w:themeColor="text1"/>
+          <w:sz w:val="20"/>
+          <w:szCs w:val="20"/>
+        </w:rPr>
+      </w:pPr>
+      <w:proofErr w:type="spellStart"/>
+      <w:r>
+        <w:rPr>
+          <w:b w:val="0"/>
+          <w:bCs w:val="0"/>
+          <w:color w:val="000000" w:themeColor="text1"/>
+          <w:sz w:val="20"/>
+          <w:szCs w:val="20"/>
+        </w:rPr>
+        <w:t>learning_rate</w:t>
+      </w:r>
+      <w:proofErr w:type="spellEnd"/>
+      <w:r>
+        <w:rPr>
+          <w:b w:val="0"/>
+          <w:bCs w:val="0"/>
+          <w:color w:val="000000" w:themeColor="text1"/>
+          <w:sz w:val="20"/>
+          <w:szCs w:val="20"/>
+        </w:rPr>
+        <w:t xml:space="preserve">=0.01, </w:t>
+      </w:r>
+      <w:proofErr w:type="spellStart"/>
+      <w:r>
+        <w:rPr>
+          <w:b w:val="0"/>
+          <w:bCs w:val="0"/>
+          <w:color w:val="000000" w:themeColor="text1"/>
+          <w:sz w:val="20"/>
+          <w:szCs w:val="20"/>
+        </w:rPr>
+        <w:t>n_estimators</w:t>
+      </w:r>
+      <w:proofErr w:type="spellEnd"/>
+      <w:r>
+        <w:rPr>
+          <w:b w:val="0"/>
+          <w:bCs w:val="0"/>
+          <w:color w:val="000000" w:themeColor="text1"/>
+          <w:sz w:val="20"/>
+          <w:szCs w:val="20"/>
+        </w:rPr>
+        <w:t>=50</w:t>
       </w:r>
       <w:r>
         <w:rPr>
@@ -1115,6 +1103,50 @@
         </w:rPr>
         <w:br/>
       </w:r>
+      <w:proofErr w:type="spellStart"/>
+      <w:r>
+        <w:rPr>
+          <w:b w:val="0"/>
+          <w:bCs w:val="0"/>
+          <w:color w:val="000000" w:themeColor="text1"/>
+          <w:sz w:val="20"/>
+          <w:szCs w:val="20"/>
+        </w:rPr>
+        <w:t>learning_rate</w:t>
+      </w:r>
+      <w:proofErr w:type="spellEnd"/>
+      <w:r>
+        <w:rPr>
+          <w:b w:val="0"/>
+          <w:bCs w:val="0"/>
+          <w:color w:val="000000" w:themeColor="text1"/>
+          <w:sz w:val="20"/>
+          <w:szCs w:val="20"/>
+        </w:rPr>
+        <w:t xml:space="preserve">=0.3, </w:t>
+      </w:r>
+      <w:proofErr w:type="spellStart"/>
+      <w:r>
+        <w:rPr>
+          <w:b w:val="0"/>
+          <w:bCs w:val="0"/>
+          <w:color w:val="000000" w:themeColor="text1"/>
+          <w:sz w:val="20"/>
+          <w:szCs w:val="20"/>
+        </w:rPr>
+        <w:t>n_estimators</w:t>
+      </w:r>
+      <w:proofErr w:type="spellEnd"/>
+      <w:r>
+        <w:rPr>
+          <w:b w:val="0"/>
+          <w:bCs w:val="0"/>
+          <w:color w:val="000000" w:themeColor="text1"/>
+          <w:sz w:val="20"/>
+          <w:szCs w:val="20"/>
+        </w:rPr>
+        <w:t>=50</w:t>
+      </w:r>
       <w:r>
         <w:rPr>
           <w:b w:val="0"/>
@@ -1145,7 +1177,220 @@
           <w:sz w:val="20"/>
           <w:szCs w:val="20"/>
         </w:rPr>
-        <w:t>=0.01</w:t>
+        <w:t xml:space="preserve">=0.01, </w:t>
+      </w:r>
+      <w:proofErr w:type="spellStart"/>
+      <w:r>
+        <w:rPr>
+          <w:b w:val="0"/>
+          <w:bCs w:val="0"/>
+          <w:color w:val="000000" w:themeColor="text1"/>
+          <w:sz w:val="20"/>
+          <w:szCs w:val="20"/>
+        </w:rPr>
+        <w:t>n_estimators</w:t>
+      </w:r>
+      <w:proofErr w:type="spellEnd"/>
+      <w:r>
+        <w:rPr>
+          <w:b w:val="0"/>
+          <w:bCs w:val="0"/>
+          <w:color w:val="000000" w:themeColor="text1"/>
+          <w:sz w:val="20"/>
+          <w:szCs w:val="20"/>
+        </w:rPr>
+        <w:t>=200</w:t>
+      </w:r>
+      <w:r>
+        <w:rPr>
+          <w:b w:val="0"/>
+          <w:bCs w:val="0"/>
+          <w:color w:val="000000" w:themeColor="text1"/>
+          <w:sz w:val="20"/>
+          <w:szCs w:val="20"/>
+        </w:rPr>
+        <w:br/>
+      </w:r>
+      <w:proofErr w:type="spellStart"/>
+      <w:r>
+        <w:rPr>
+          <w:b w:val="0"/>
+          <w:bCs w:val="0"/>
+          <w:color w:val="000000" w:themeColor="text1"/>
+          <w:sz w:val="20"/>
+          <w:szCs w:val="20"/>
+        </w:rPr>
+        <w:t>learning_rate</w:t>
+      </w:r>
+      <w:proofErr w:type="spellEnd"/>
+      <w:r>
+        <w:rPr>
+          <w:b w:val="0"/>
+          <w:bCs w:val="0"/>
+          <w:color w:val="000000" w:themeColor="text1"/>
+          <w:sz w:val="20"/>
+          <w:szCs w:val="20"/>
+        </w:rPr>
+        <w:t xml:space="preserve">=0.3, </w:t>
+      </w:r>
+      <w:proofErr w:type="spellStart"/>
+      <w:r>
+        <w:rPr>
+          <w:b w:val="0"/>
+          <w:bCs w:val="0"/>
+          <w:color w:val="000000" w:themeColor="text1"/>
+          <w:sz w:val="20"/>
+          <w:szCs w:val="20"/>
+        </w:rPr>
+        <w:t>n_estimators</w:t>
+      </w:r>
+      <w:proofErr w:type="spellEnd"/>
+      <w:r>
+        <w:rPr>
+          <w:b w:val="0"/>
+          <w:bCs w:val="0"/>
+          <w:color w:val="000000" w:themeColor="text1"/>
+          <w:sz w:val="20"/>
+          <w:szCs w:val="20"/>
+        </w:rPr>
+        <w:t>=200</w:t>
+      </w:r>
+    </w:p>
+    <w:p>
+      <w:pPr>
+        <w:pStyle w:val="Heading3"/>
+        <w:rPr>
+          <w:b w:val="0"/>
+          <w:bCs w:val="0"/>
+          <w:color w:val="000000" w:themeColor="text1"/>
+          <w:sz w:val="20"/>
+          <w:szCs w:val="20"/>
+        </w:rPr>
+      </w:pPr>
+      <w:r>
+        <w:rPr>
+          <w:b w:val="0"/>
+          <w:bCs w:val="0"/>
+          <w:color w:val="000000" w:themeColor="text1"/>
+          <w:sz w:val="20"/>
+          <w:szCs w:val="20"/>
+        </w:rPr>
+        <w:t xml:space="preserve">Report the CV MAE for all four configurations. How does the learning rate affect how many trees the model needs for CV MAE to stabilize? </w:t>
+      </w:r>
+    </w:p>
+    <w:p>
+      <w:pPr>
+        <w:pStyle w:val="Heading3"/>
+        <w:rPr>
+          <w:b w:val="0"/>
+          <w:bCs w:val="0"/>
+          <w:color w:val="000000" w:themeColor="text1"/>
+          <w:sz w:val="20"/>
+          <w:szCs w:val="20"/>
+        </w:rPr>
+      </w:pPr>
+    </w:p>
+    <w:p>
+      <w:pPr>
+        <w:pStyle w:val="Heading3"/>
+        <w:rPr>
+          <w:b w:val="0"/>
+          <w:bCs w:val="0"/>
+          <w:color w:val="000000" w:themeColor="text1"/>
+          <w:sz w:val="20"/>
+          <w:szCs w:val="20"/>
+        </w:rPr>
+      </w:pPr>
+    </w:p>
+    <w:p>
+      <w:pPr>
+        <w:pStyle w:val="Heading3"/>
+        <w:rPr>
+          <w:b w:val="0"/>
+          <w:bCs w:val="0"/>
+          <w:color w:val="000000" w:themeColor="text1"/>
+          <w:sz w:val="20"/>
+          <w:szCs w:val="20"/>
+        </w:rPr>
+      </w:pPr>
+    </w:p>
+    <w:p>
+      <w:pPr>
+        <w:pStyle w:val="Heading3"/>
+        <w:rPr>
+          <w:b w:val="0"/>
+          <w:bCs w:val="0"/>
+          <w:color w:val="000000" w:themeColor="text1"/>
+          <w:sz w:val="20"/>
+          <w:szCs w:val="20"/>
+        </w:rPr>
+      </w:pPr>
+    </w:p>
+    <w:p>
+      <w:pPr>
+        <w:pStyle w:val="Heading3"/>
+        <w:rPr>
+          <w:color w:val="000000" w:themeColor="text1"/>
+          <w:sz w:val="20"/>
+          <w:szCs w:val="20"/>
+        </w:rPr>
+      </w:pPr>
+      <w:r>
+        <w:rPr>
+          <w:b w:val="0"/>
+          <w:bCs w:val="0"/>
+          <w:color w:val="000000" w:themeColor="text1"/>
+          <w:sz w:val="20"/>
+          <w:szCs w:val="20"/>
+        </w:rPr>
+        <w:br/>
+      </w:r>
+      <w:r>
+        <w:rPr>
+          <w:b w:val="0"/>
+          <w:bCs w:val="0"/>
+          <w:color w:val="000000" w:themeColor="text1"/>
+          <w:sz w:val="20"/>
+          <w:szCs w:val="20"/>
+        </w:rPr>
+        <w:br/>
+      </w:r>
+      <w:r>
+        <w:rPr>
+          <w:sz w:val="20"/>
+          <w:szCs w:val="20"/>
+        </w:rPr>
+        <w:t xml:space="preserve">Question 5. </w:t>
+      </w:r>
+      <w:r>
+        <w:rPr>
+          <w:b w:val="0"/>
+          <w:bCs w:val="0"/>
+          <w:color w:val="000000" w:themeColor="text1"/>
+          <w:sz w:val="20"/>
+          <w:szCs w:val="20"/>
+        </w:rPr>
+        <w:t>Carvana wants to use your best model to set listing prices for incoming Range Rover inventory. Looking at the data, prices range from $</w:t>
+      </w:r>
+      <w:r>
+        <w:rPr>
+          <w:b w:val="0"/>
+          <w:bCs w:val="0"/>
+          <w:color w:val="000000" w:themeColor="text1"/>
+          <w:sz w:val="20"/>
+          <w:szCs w:val="20"/>
+        </w:rPr>
+        <w:t>1000</w:t>
+      </w:r>
+      <w:r>
+        <w:rPr>
+          <w:b w:val="0"/>
+          <w:bCs w:val="0"/>
+          <w:color w:val="000000" w:themeColor="text1"/>
+          <w:sz w:val="20"/>
+          <w:szCs w:val="20"/>
+        </w:rPr>
+        <w:t xml:space="preserve"> to $135,000</w:t>
       </w:r>
       <w:r>
         <w:rPr>
@@ -1157,463 +1402,35 @@
         </w:rPr>
         <w:t xml:space="preserve">, </w:t>
       </w:r>
-      <w:proofErr w:type="spellStart"/>
-      <w:r>
-        <w:rPr>
-          <w:b w:val="0"/>
-          <w:bCs w:val="0"/>
-          <w:color w:val="000000" w:themeColor="text1"/>
-          <w:sz w:val="20"/>
-          <w:szCs w:val="20"/>
-        </w:rPr>
-        <w:t>n_estimators</w:t>
-      </w:r>
-      <w:proofErr w:type="spellEnd"/>
-      <w:r>
-        <w:rPr>
-          <w:b w:val="0"/>
-          <w:bCs w:val="0"/>
-          <w:color w:val="000000" w:themeColor="text1"/>
-          <w:sz w:val="20"/>
-          <w:szCs w:val="20"/>
-        </w:rPr>
-        <w:t>=</w:t>
-      </w:r>
-      <w:r>
-        <w:rPr>
-          <w:b w:val="0"/>
-          <w:bCs w:val="0"/>
-          <w:color w:val="000000" w:themeColor="text1"/>
-          <w:sz w:val="20"/>
-          <w:szCs w:val="20"/>
-        </w:rPr>
-        <w:t xml:space="preserve"> 50</w:t>
-      </w:r>
-      <w:r>
-        <w:rPr>
-          <w:b w:val="0"/>
-          <w:bCs w:val="0"/>
-          <w:color w:val="000000" w:themeColor="text1"/>
-          <w:sz w:val="20"/>
-          <w:szCs w:val="20"/>
-        </w:rPr>
-        <w:br/>
-      </w:r>
-      <w:proofErr w:type="spellStart"/>
-      <w:r>
-        <w:rPr>
-          <w:b w:val="0"/>
-          <w:bCs w:val="0"/>
-          <w:color w:val="000000" w:themeColor="text1"/>
-          <w:sz w:val="20"/>
-          <w:szCs w:val="20"/>
-        </w:rPr>
-        <w:t>learning_rate</w:t>
-      </w:r>
-      <w:proofErr w:type="spellEnd"/>
-      <w:r>
-        <w:rPr>
-          <w:b w:val="0"/>
-          <w:bCs w:val="0"/>
-          <w:color w:val="000000" w:themeColor="text1"/>
-          <w:sz w:val="20"/>
-          <w:szCs w:val="20"/>
-        </w:rPr>
-        <w:t xml:space="preserve">=0.3, </w:t>
-      </w:r>
-      <w:proofErr w:type="spellStart"/>
-      <w:r>
-        <w:rPr>
-          <w:b w:val="0"/>
-          <w:bCs w:val="0"/>
-          <w:color w:val="000000" w:themeColor="text1"/>
-          <w:sz w:val="20"/>
-          <w:szCs w:val="20"/>
-        </w:rPr>
-        <w:t>n_estimators</w:t>
-      </w:r>
-      <w:proofErr w:type="spellEnd"/>
-      <w:r>
-        <w:rPr>
-          <w:b w:val="0"/>
-          <w:bCs w:val="0"/>
-          <w:color w:val="000000" w:themeColor="text1"/>
-          <w:sz w:val="20"/>
-          <w:szCs w:val="20"/>
-        </w:rPr>
-        <w:t>=</w:t>
-      </w:r>
-      <w:r>
-        <w:rPr>
-          <w:b w:val="0"/>
-          <w:bCs w:val="0"/>
-          <w:color w:val="000000" w:themeColor="text1"/>
-          <w:sz w:val="20"/>
-          <w:szCs w:val="20"/>
-        </w:rPr>
-        <w:t xml:space="preserve"> 50</w:t>
-      </w:r>
-      <w:r>
-        <w:rPr>
-          <w:b w:val="0"/>
-          <w:bCs w:val="0"/>
-          <w:color w:val="000000" w:themeColor="text1"/>
-          <w:sz w:val="20"/>
-          <w:szCs w:val="20"/>
-        </w:rPr>
-        <w:br/>
-      </w:r>
-      <w:proofErr w:type="spellStart"/>
-      <w:r>
-        <w:rPr>
-          <w:b w:val="0"/>
-          <w:bCs w:val="0"/>
-          <w:color w:val="000000" w:themeColor="text1"/>
-          <w:sz w:val="20"/>
-          <w:szCs w:val="20"/>
-        </w:rPr>
-        <w:t>learning_rate</w:t>
-      </w:r>
-      <w:proofErr w:type="spellEnd"/>
-      <w:r>
-        <w:rPr>
-          <w:b w:val="0"/>
-          <w:bCs w:val="0"/>
-          <w:color w:val="000000" w:themeColor="text1"/>
-          <w:sz w:val="20"/>
-          <w:szCs w:val="20"/>
-        </w:rPr>
-        <w:t xml:space="preserve">=0.01, </w:t>
-      </w:r>
-      <w:proofErr w:type="spellStart"/>
-      <w:r>
-        <w:rPr>
-          <w:b w:val="0"/>
-          <w:bCs w:val="0"/>
-          <w:color w:val="000000" w:themeColor="text1"/>
-          <w:sz w:val="20"/>
-          <w:szCs w:val="20"/>
-        </w:rPr>
-        <w:t>n_estimators</w:t>
-      </w:r>
-      <w:proofErr w:type="spellEnd"/>
-      <w:r>
-        <w:rPr>
-          <w:b w:val="0"/>
-          <w:bCs w:val="0"/>
-          <w:color w:val="000000" w:themeColor="text1"/>
-          <w:sz w:val="20"/>
-          <w:szCs w:val="20"/>
-        </w:rPr>
-        <w:t>=</w:t>
-      </w:r>
-      <w:r>
-        <w:rPr>
-          <w:b w:val="0"/>
-          <w:bCs w:val="0"/>
-          <w:color w:val="000000" w:themeColor="text1"/>
-          <w:sz w:val="20"/>
-          <w:szCs w:val="20"/>
-        </w:rPr>
-        <w:t xml:space="preserve"> 200</w:t>
-      </w:r>
-      <w:r>
-        <w:rPr>
-          <w:b w:val="0"/>
-          <w:bCs w:val="0"/>
-          <w:color w:val="000000" w:themeColor="text1"/>
-          <w:sz w:val="20"/>
-          <w:szCs w:val="20"/>
-        </w:rPr>
-        <w:br/>
-      </w:r>
-      <w:proofErr w:type="spellStart"/>
-      <w:r>
-        <w:rPr>
-          <w:b w:val="0"/>
-          <w:bCs w:val="0"/>
-          <w:color w:val="000000" w:themeColor="text1"/>
-          <w:sz w:val="20"/>
-          <w:szCs w:val="20"/>
-        </w:rPr>
-        <w:t>learning_rate</w:t>
-      </w:r>
-      <w:proofErr w:type="spellEnd"/>
-      <w:r>
-        <w:rPr>
-          <w:b w:val="0"/>
-          <w:bCs w:val="0"/>
-          <w:color w:val="000000" w:themeColor="text1"/>
-          <w:sz w:val="20"/>
-          <w:szCs w:val="20"/>
-        </w:rPr>
-        <w:t xml:space="preserve">=0.3, </w:t>
-      </w:r>
-      <w:proofErr w:type="spellStart"/>
-      <w:r>
-        <w:rPr>
-          <w:b w:val="0"/>
-          <w:bCs w:val="0"/>
-          <w:color w:val="000000" w:themeColor="text1"/>
-          <w:sz w:val="20"/>
-          <w:szCs w:val="20"/>
-        </w:rPr>
-        <w:t>n_estimators</w:t>
-      </w:r>
-      <w:proofErr w:type="spellEnd"/>
-      <w:r>
-        <w:rPr>
-          <w:b w:val="0"/>
-          <w:bCs w:val="0"/>
-          <w:color w:val="000000" w:themeColor="text1"/>
-          <w:sz w:val="20"/>
-          <w:szCs w:val="20"/>
-        </w:rPr>
-        <w:t>=</w:t>
-      </w:r>
-      <w:r>
-        <w:rPr>
-          <w:b w:val="0"/>
-          <w:bCs w:val="0"/>
-          <w:color w:val="000000" w:themeColor="text1"/>
-          <w:sz w:val="20"/>
-          <w:szCs w:val="20"/>
-        </w:rPr>
-        <w:t>200</w:t>
-      </w:r>
-      <w:r>
-        <w:rPr>
-          <w:b w:val="0"/>
-          <w:bCs w:val="0"/>
-          <w:color w:val="000000" w:themeColor="text1"/>
-          <w:sz w:val="20"/>
-          <w:szCs w:val="20"/>
-        </w:rPr>
-        <w:br/>
-      </w:r>
-      <w:r>
-        <w:rPr>
-          <w:b w:val="0"/>
-          <w:bCs w:val="0"/>
-          <w:color w:val="000000" w:themeColor="text1"/>
-          <w:sz w:val="20"/>
-          <w:szCs w:val="20"/>
-        </w:rPr>
-        <w:br/>
-      </w:r>
-      <w:r>
-        <w:rPr>
-          <w:b w:val="0"/>
-          <w:bCs w:val="0"/>
-          <w:color w:val="000000" w:themeColor="text1"/>
-          <w:sz w:val="20"/>
-          <w:szCs w:val="20"/>
-        </w:rPr>
-        <w:t>Report the test MAE for all four configurations. How does the learning rate affect how many trees the model needs</w:t>
-      </w:r>
-      <w:r>
-        <w:rPr>
-          <w:b w:val="0"/>
-          <w:bCs w:val="0"/>
-          <w:color w:val="000000" w:themeColor="text1"/>
-          <w:sz w:val="20"/>
-          <w:szCs w:val="20"/>
-        </w:rPr>
-        <w:t xml:space="preserve"> for </w:t>
-      </w:r>
-      <w:r>
-        <w:rPr>
-          <w:b w:val="0"/>
-          <w:bCs w:val="0"/>
-          <w:color w:val="000000" w:themeColor="text1"/>
-          <w:sz w:val="20"/>
-          <w:szCs w:val="20"/>
-        </w:rPr>
-        <w:t xml:space="preserve">test </w:t>
-      </w:r>
-      <w:r>
-        <w:rPr>
-          <w:b w:val="0"/>
-          <w:bCs w:val="0"/>
-          <w:color w:val="000000" w:themeColor="text1"/>
-          <w:sz w:val="20"/>
-          <w:szCs w:val="20"/>
-        </w:rPr>
-        <w:t>MAE to stabilize</w:t>
-      </w:r>
-      <w:r>
-        <w:rPr>
-          <w:b w:val="0"/>
-          <w:bCs w:val="0"/>
-          <w:color w:val="000000" w:themeColor="text1"/>
-          <w:sz w:val="20"/>
-          <w:szCs w:val="20"/>
-        </w:rPr>
-        <w:t xml:space="preserve">? </w:t>
-      </w:r>
-      <w:r>
-        <w:rPr>
-          <w:b w:val="0"/>
-          <w:bCs w:val="0"/>
-          <w:color w:val="000000" w:themeColor="text1"/>
-          <w:sz w:val="20"/>
-          <w:szCs w:val="20"/>
-        </w:rPr>
-        <w:t>Provide a short</w:t>
-      </w:r>
-      <w:r>
-        <w:rPr>
-          <w:b w:val="0"/>
-          <w:bCs w:val="0"/>
-          <w:color w:val="000000" w:themeColor="text1"/>
-          <w:sz w:val="20"/>
-          <w:szCs w:val="20"/>
-        </w:rPr>
-        <w:t xml:space="preserve"> intuitive</w:t>
-      </w:r>
-      <w:r>
-        <w:rPr>
-          <w:b w:val="0"/>
-          <w:bCs w:val="0"/>
-          <w:color w:val="000000" w:themeColor="text1"/>
-          <w:sz w:val="20"/>
-          <w:szCs w:val="20"/>
-        </w:rPr>
-        <w:t xml:space="preserve"> explanation for why this happens.</w:t>
-      </w:r>
-    </w:p>
-    <w:p>
-      <w:pPr>
-        <w:pStyle w:val="Heading3"/>
-        <w:rPr>
-          <w:b w:val="0"/>
-          <w:bCs w:val="0"/>
-          <w:color w:val="000000" w:themeColor="text1"/>
-          <w:sz w:val="20"/>
-          <w:szCs w:val="20"/>
-        </w:rPr>
-      </w:pPr>
-    </w:p>
-    <w:p>
-      <w:pPr>
-        <w:pStyle w:val="Heading3"/>
-        <w:rPr>
-          <w:b w:val="0"/>
-          <w:bCs w:val="0"/>
-          <w:color w:val="000000" w:themeColor="text1"/>
-          <w:sz w:val="20"/>
-          <w:szCs w:val="20"/>
-        </w:rPr>
-      </w:pPr>
-    </w:p>
-    <w:p>
-      <w:pPr>
-        <w:pStyle w:val="Heading3"/>
-        <w:rPr>
-          <w:b w:val="0"/>
-          <w:bCs w:val="0"/>
-          <w:color w:val="000000" w:themeColor="text1"/>
-          <w:sz w:val="20"/>
-          <w:szCs w:val="20"/>
-        </w:rPr>
-      </w:pPr>
-    </w:p>
-    <w:p>
-      <w:pPr>
-        <w:pStyle w:val="Heading3"/>
-        <w:rPr>
-          <w:b w:val="0"/>
-          <w:bCs w:val="0"/>
-          <w:color w:val="000000" w:themeColor="text1"/>
-          <w:sz w:val="20"/>
-          <w:szCs w:val="20"/>
-        </w:rPr>
-      </w:pPr>
-    </w:p>
-    <w:p>
-      <w:pPr>
-        <w:pStyle w:val="Heading3"/>
-        <w:rPr>
-          <w:sz w:val="20"/>
-          <w:szCs w:val="20"/>
-        </w:rPr>
-      </w:pPr>
-      <w:r>
-        <w:rPr>
-          <w:b w:val="0"/>
-          <w:bCs w:val="0"/>
-          <w:color w:val="000000" w:themeColor="text1"/>
-          <w:sz w:val="20"/>
-          <w:szCs w:val="20"/>
-        </w:rPr>
-        <w:br/>
-      </w:r>
-      <w:r>
-        <w:rPr>
-          <w:b w:val="0"/>
-          <w:bCs w:val="0"/>
-          <w:color w:val="000000" w:themeColor="text1"/>
-          <w:sz w:val="20"/>
-          <w:szCs w:val="20"/>
-        </w:rPr>
-        <w:br/>
-      </w:r>
-      <w:r>
-        <w:rPr>
-          <w:sz w:val="20"/>
-          <w:szCs w:val="20"/>
-        </w:rPr>
-        <w:t xml:space="preserve">Question 5. </w:t>
-      </w:r>
-      <w:r>
-        <w:rPr>
-          <w:b w:val="0"/>
-          <w:bCs w:val="0"/>
-          <w:color w:val="000000" w:themeColor="text1"/>
-          <w:sz w:val="20"/>
-          <w:szCs w:val="20"/>
-        </w:rPr>
-        <w:t>Carvana wants to use your best model to set listing prices for incoming Range Rover inventory. Looking at the data, prices range from $</w:t>
-      </w:r>
-      <w:r>
-        <w:rPr>
-          <w:b w:val="0"/>
-          <w:bCs w:val="0"/>
-          <w:color w:val="000000" w:themeColor="text1"/>
-          <w:sz w:val="20"/>
-          <w:szCs w:val="20"/>
-        </w:rPr>
-        <w:t>1000</w:t>
-      </w:r>
-      <w:r>
-        <w:rPr>
-          <w:b w:val="0"/>
-          <w:bCs w:val="0"/>
-          <w:color w:val="000000" w:themeColor="text1"/>
-          <w:sz w:val="20"/>
-          <w:szCs w:val="20"/>
-        </w:rPr>
-        <w:t xml:space="preserve"> to $135,000</w:t>
-      </w:r>
-      <w:r>
-        <w:rPr>
-          <w:b w:val="0"/>
-          <w:bCs w:val="0"/>
-          <w:color w:val="000000" w:themeColor="text1"/>
-          <w:sz w:val="20"/>
-          <w:szCs w:val="20"/>
-        </w:rPr>
-        <w:t xml:space="preserve">, </w:t>
-      </w:r>
-      <w:r>
-        <w:rPr>
-          <w:b w:val="0"/>
-          <w:bCs w:val="0"/>
-          <w:color w:val="000000" w:themeColor="text1"/>
-          <w:sz w:val="20"/>
-          <w:szCs w:val="20"/>
-        </w:rPr>
-        <w:t>but most cars cluster in the $20K–$50K range. For which types of vehicles would you trust the model’s predictions most, and for which would you flag them for human review? For the segments where the model is weakest, what additional features would you want to collect to improve predictions?</w:t>
+      <w:r>
+        <w:rPr>
+          <w:b w:val="0"/>
+          <w:bCs w:val="0"/>
+          <w:color w:val="000000" w:themeColor="text1"/>
+          <w:sz w:val="20"/>
+          <w:szCs w:val="20"/>
+        </w:rPr>
+        <w:t xml:space="preserve">but most cars cluster in the $20K–$50K range. For which vehicles would you trust the model’s predictions most, and for which would you flag them for human review? For the segments where the model is weakest, </w:t>
+      </w:r>
+      <w:r>
+        <w:rPr>
+          <w:b w:val="0"/>
+          <w:bCs w:val="0"/>
+          <w:color w:val="000000" w:themeColor="text1"/>
+          <w:sz w:val="20"/>
+          <w:szCs w:val="20"/>
+        </w:rPr>
+        <w:t>is there an additional feature variable you</w:t>
+      </w:r>
+      <w:r>
+        <w:rPr>
+          <w:b w:val="0"/>
+          <w:bCs w:val="0"/>
+          <w:color w:val="000000" w:themeColor="text1"/>
+          <w:sz w:val="20"/>
+          <w:szCs w:val="20"/>
+        </w:rPr>
+        <w:t xml:space="preserve"> would you want to collect to improve predictions?</w:t>
       </w:r>
     </w:p>
     <w:sectPr>

--- a/Assignments/Week2_Assignment.docx
+++ b/Assignments/Week2_Assignment.docx
@@ -66,12 +66,29 @@
           <w:sz w:val="32"/>
           <w:szCs w:val="32"/>
         </w:rPr>
-        <w:t xml:space="preserve">: Range Rover </w:t>
-      </w:r>
-      <w:r>
-        <w:rPr>
-          <w:sz w:val="32"/>
-          <w:szCs w:val="32"/>
+        <w:br/>
+      </w:r>
+      <w:r>
+        <w:rPr>
+          <w:b w:val="0"/>
+          <w:bCs w:val="0"/>
+          <w:i/>
+          <w:iCs/>
+          <w:color w:val="000000" w:themeColor="text1"/>
+          <w:sz w:val="24"/>
+          <w:szCs w:val="24"/>
+        </w:rPr>
+        <w:t xml:space="preserve">Range Rover </w:t>
+      </w:r>
+      <w:r>
+        <w:rPr>
+          <w:b w:val="0"/>
+          <w:bCs w:val="0"/>
+          <w:i/>
+          <w:iCs/>
+          <w:color w:val="000000" w:themeColor="text1"/>
+          <w:sz w:val="24"/>
+          <w:szCs w:val="24"/>
         </w:rPr>
         <w:t>Pricing Prediction</w:t>
       </w:r>
@@ -305,7 +322,49 @@
           <w:sz w:val="20"/>
           <w:szCs w:val="20"/>
         </w:rPr>
-        <w:t xml:space="preserve">=8. Report </w:t>
+        <w:t xml:space="preserve">=8. </w:t>
+      </w:r>
+      <w:r>
+        <w:rPr>
+          <w:b w:val="0"/>
+          <w:bCs w:val="0"/>
+          <w:color w:val="000000" w:themeColor="text1"/>
+          <w:sz w:val="20"/>
+          <w:szCs w:val="20"/>
+        </w:rPr>
+        <w:t xml:space="preserve">Use </w:t>
+      </w:r>
+      <w:proofErr w:type="spellStart"/>
+      <w:r>
+        <w:rPr>
+          <w:b w:val="0"/>
+          <w:bCs w:val="0"/>
+          <w:color w:val="000000" w:themeColor="text1"/>
+          <w:sz w:val="20"/>
+          <w:szCs w:val="20"/>
+        </w:rPr>
+        <w:t>max_features</w:t>
+      </w:r>
+      <w:proofErr w:type="spellEnd"/>
+      <w:r>
+        <w:rPr>
+          <w:b w:val="0"/>
+          <w:bCs w:val="0"/>
+          <w:color w:val="000000" w:themeColor="text1"/>
+          <w:sz w:val="20"/>
+          <w:szCs w:val="20"/>
+        </w:rPr>
+        <w:t xml:space="preserve"> = 0.7. </w:t>
+      </w:r>
+      <w:r>
+        <w:rPr>
+          <w:b w:val="0"/>
+          <w:bCs w:val="0"/>
+          <w:color w:val="000000" w:themeColor="text1"/>
+          <w:sz w:val="20"/>
+          <w:szCs w:val="20"/>
+        </w:rPr>
+        <w:t xml:space="preserve">Report </w:t>
       </w:r>
       <w:r>
         <w:rPr>
@@ -1035,7 +1094,27 @@
           <w:sz w:val="20"/>
           <w:szCs w:val="20"/>
         </w:rPr>
-        <w:t>=6 and the following four parameter combinations:</w:t>
+        <w:t>=6</w:t>
+      </w:r>
+      <w:r>
+        <w:rPr>
+          <w:b w:val="0"/>
+          <w:bCs w:val="0"/>
+          <w:color w:val="000000" w:themeColor="text1"/>
+          <w:sz w:val="20"/>
+          <w:szCs w:val="20"/>
+        </w:rPr>
+        <w:t xml:space="preserve">, subsample = 0.8, </w:t>
+      </w:r>
+      <w:r>
+        <w:rPr>
+          <w:b w:val="0"/>
+          <w:bCs w:val="0"/>
+          <w:color w:val="000000" w:themeColor="text1"/>
+          <w:sz w:val="20"/>
+          <w:szCs w:val="20"/>
+        </w:rPr>
+        <w:t>and the following four parameter combinations:</w:t>
       </w:r>
     </w:p>
     <w:p>
